--- a/ТЗ_1С_автоначисление_скаутов_Fansy.docx
+++ b/ТЗ_1С_автоначисление_скаутов_Fansy.docx
@@ -43,7 +43,7 @@
         <w:t xml:space="preserve">Источник данных:</w:t>
       </w:r>
       <w:r>
-        <w:t xml:space="preserve"> Excel-файл «Выплаты Fansy 2026», лист </w:t>
+        <w:t xml:space="preserve"> Excel-файл «Выплаты Fansy …», лист </w:t>
       </w:r>
       <w:r>
         <w:rPr>
@@ -51,6 +51,9 @@
           <w:bCs/>
         </w:rPr>
         <w:t xml:space="preserve">«Данные для расчета»</w:t>
+      </w:r>
+      <w:r>
+        <w:t xml:space="preserve">. Файл берётся из Telegram-чата https://t.me/+MkKkPuP3QsUyYWZi (п. 3.1)</w:t>
       </w:r>
     </w:p>
     <w:p>
@@ -678,7 +681,36 @@
     </w:p>
     <w:p>
       <w:r>
-        <w:t xml:space="preserve">Обработка читает лист «Данные для расчета» и по порядку:</w:t>
+        <w:t xml:space="preserve">Обработка </w:t>
+      </w:r>
+      <w:r>
+        <w:rPr>
+          <w:b/>
+          <w:bCs/>
+        </w:rPr>
+        <w:t xml:space="preserve">сама забирает свежую таблицу из Telegram-чата</w:t>
+      </w:r>
+      <w:r>
+        <w:t xml:space="preserve"> (п. 3.1), читает лист «Данные для расчета» и по порядку:</w:t>
+      </w:r>
+    </w:p>
+    <w:p>
+      <w:pPr>
+        <w:pStyle w:val="ListParagraph"/>
+        <w:numPr>
+          <w:ilvl w:val="0"/>
+          <w:numId w:val="2"/>
+        </w:numPr>
+      </w:pPr>
+      <w:r>
+        <w:rPr>
+          <w:b/>
+          <w:bCs/>
+        </w:rPr>
+        <w:t xml:space="preserve">Получает файл</w:t>
+      </w:r>
+      <w:r>
+        <w:t xml:space="preserve"> из Telegram-чата https://t.me/+MkKkPuP3QsUyYWZi.</w:t>
       </w:r>
     </w:p>
     <w:p>
@@ -813,7 +845,7 @@
         <w:pStyle w:val="Heading1"/>
       </w:pPr>
       <w:r>
-        <w:t xml:space="preserve">3. Структура файла Excel</w:t>
+        <w:t xml:space="preserve">3. Источник и структура файла Excel</w:t>
       </w:r>
     </w:p>
     <w:p>
@@ -821,7 +853,666 @@
         <w:pStyle w:val="Heading2"/>
       </w:pPr>
       <w:r>
-        <w:t xml:space="preserve">3.1 Лист «Данные для расчета»</w:t>
+        <w:t xml:space="preserve">3.1 Откуда брать таблицу: Telegram-чат</w:t>
+      </w:r>
+    </w:p>
+    <w:p>
+      <w:r>
+        <w:t xml:space="preserve">Таблица для автоначислений берётся из Telegram-чата: </w:t>
+      </w:r>
+      <w:r>
+        <w:rPr>
+          <w:b/>
+          <w:bCs/>
+        </w:rPr>
+        <w:t xml:space="preserve">https://t.me/+MkKkPuP3QsUyYWZi</w:t>
+      </w:r>
+      <w:r>
+        <w:t xml:space="preserve">.</w:t>
+      </w:r>
+    </w:p>
+    <w:p>
+      <w:r>
+        <w:rPr>
+          <w:b/>
+          <w:bCs/>
+        </w:rPr>
+        <w:t xml:space="preserve">Подключение к чату</w:t>
+      </w:r>
+    </w:p>
+    <w:p>
+      <w:pPr>
+        <w:pStyle w:val="ListParagraph"/>
+        <w:numPr>
+          <w:ilvl w:val="0"/>
+          <w:numId w:val="3"/>
+        </w:numPr>
+      </w:pPr>
+      <w:r>
+        <w:t xml:space="preserve">Подключение идёт через </w:t>
+      </w:r>
+      <w:r>
+        <w:rPr>
+          <w:b/>
+          <w:bCs/>
+        </w:rPr>
+        <w:t xml:space="preserve">Telegram-бота</w:t>
+      </w:r>
+      <w:r>
+        <w:t xml:space="preserve"> (Telegram Bot API, </w:t>
+      </w:r>
+      <w:r>
+        <w:rPr>
+          <w:rFonts w:ascii="Consolas" w:cs="Consolas" w:eastAsia="Consolas" w:hAnsi="Consolas"/>
+          <w:color w:val="1F4E79"/>
+        </w:rPr>
+        <w:t xml:space="preserve">https://api.telegram.org</w:t>
+      </w:r>
+      <w:r>
+        <w:t xml:space="preserve">). Ссылка-приглашение нужна только для того, чтобы администратор чата добавил в него бота. Сама обработка по этой ссылке не ходит.</w:t>
+      </w:r>
+    </w:p>
+    <w:p>
+      <w:pPr>
+        <w:pStyle w:val="ListParagraph"/>
+        <w:numPr>
+          <w:ilvl w:val="0"/>
+          <w:numId w:val="3"/>
+        </w:numPr>
+      </w:pPr>
+      <w:r>
+        <w:t xml:space="preserve">Бота создаёт разработчик или администратор через @BotFather. После этого:</w:t>
+      </w:r>
+    </w:p>
+    <w:p>
+      <w:pPr>
+        <w:pStyle w:val="ListParagraph"/>
+        <w:numPr>
+          <w:ilvl w:val="1"/>
+          <w:numId w:val="3"/>
+        </w:numPr>
+      </w:pPr>
+      <w:r>
+        <w:t xml:space="preserve">бота добавляют в чат;</w:t>
+      </w:r>
+    </w:p>
+    <w:p>
+      <w:pPr>
+        <w:pStyle w:val="ListParagraph"/>
+        <w:numPr>
+          <w:ilvl w:val="1"/>
+          <w:numId w:val="3"/>
+        </w:numPr>
+      </w:pPr>
+      <w:r>
+        <w:t xml:space="preserve">у бота </w:t>
+      </w:r>
+      <w:r>
+        <w:rPr>
+          <w:b/>
+          <w:bCs/>
+        </w:rPr>
+        <w:t xml:space="preserve">отключают режим приватности</w:t>
+      </w:r>
+      <w:r>
+        <w:t xml:space="preserve"> (BotFather → </w:t>
+      </w:r>
+      <w:r>
+        <w:rPr>
+          <w:rFonts w:ascii="Consolas" w:cs="Consolas" w:eastAsia="Consolas" w:hAnsi="Consolas"/>
+          <w:color w:val="1F4E79"/>
+        </w:rPr>
+        <w:t xml:space="preserve">/setprivacy</w:t>
+      </w:r>
+      <w:r>
+        <w:t xml:space="preserve"> → Disable) </w:t>
+      </w:r>
+      <w:r>
+        <w:rPr>
+          <w:b/>
+          <w:bCs/>
+        </w:rPr>
+        <w:t xml:space="preserve">или</w:t>
+      </w:r>
+      <w:r>
+        <w:t xml:space="preserve"> назначают его администратором чата. Иначе бот не видит файлы, которые присылают в чат.</w:t>
+      </w:r>
+    </w:p>
+    <w:p>
+      <w:pPr>
+        <w:pStyle w:val="ListParagraph"/>
+        <w:numPr>
+          <w:ilvl w:val="0"/>
+          <w:numId w:val="3"/>
+        </w:numPr>
+      </w:pPr>
+      <w:r>
+        <w:t xml:space="preserve">Токен бота хранится в </w:t>
+      </w:r>
+      <w:r>
+        <w:rPr>
+          <w:b/>
+          <w:bCs/>
+        </w:rPr>
+        <w:t xml:space="preserve">безопасном хранилище</w:t>
+      </w:r>
+      <w:r>
+        <w:t xml:space="preserve"> 1С, не в коде и не в открытых настройках.</w:t>
+      </w:r>
+    </w:p>
+    <w:p>
+      <w:pPr>
+        <w:pStyle w:val="ListParagraph"/>
+        <w:numPr>
+          <w:ilvl w:val="0"/>
+          <w:numId w:val="3"/>
+        </w:numPr>
+      </w:pPr>
+      <w:r>
+        <w:t xml:space="preserve">В настройках хранится </w:t>
+      </w:r>
+      <w:r>
+        <w:rPr>
+          <w:b/>
+          <w:bCs/>
+        </w:rPr>
+        <w:t xml:space="preserve">ID чата</w:t>
+      </w:r>
+      <w:r>
+        <w:t xml:space="preserve"> (chat_id, например </w:t>
+      </w:r>
+      <w:r>
+        <w:rPr>
+          <w:rFonts w:ascii="Consolas" w:cs="Consolas" w:eastAsia="Consolas" w:hAnsi="Consolas"/>
+          <w:color w:val="1F4E79"/>
+        </w:rPr>
+        <w:t xml:space="preserve">-100…</w:t>
+      </w:r>
+      <w:r>
+        <w:t xml:space="preserve">). Обработка принимает файлы </w:t>
+      </w:r>
+      <w:r>
+        <w:rPr>
+          <w:b/>
+          <w:bCs/>
+        </w:rPr>
+        <w:t xml:space="preserve">только из этого чата</w:t>
+      </w:r>
+      <w:r>
+        <w:t xml:space="preserve">, сообщения из других чатов игнорируются.</w:t>
+      </w:r>
+    </w:p>
+    <w:p>
+      <w:pPr>
+        <w:pStyle w:val="ListParagraph"/>
+        <w:numPr>
+          <w:ilvl w:val="0"/>
+          <w:numId w:val="3"/>
+        </w:numPr>
+      </w:pPr>
+      <w:r>
+        <w:t xml:space="preserve">Сервер 1С должен иметь доступ к </w:t>
+      </w:r>
+      <w:r>
+        <w:rPr>
+          <w:rFonts w:ascii="Consolas" w:cs="Consolas" w:eastAsia="Consolas" w:hAnsi="Consolas"/>
+          <w:color w:val="1F4E79"/>
+        </w:rPr>
+        <w:t xml:space="preserve">api.telegram.org</w:t>
+      </w:r>
+      <w:r>
+        <w:t xml:space="preserve"> по HTTPS (при необходимости — через прокси, адрес задаётся в настройках).</w:t>
+      </w:r>
+    </w:p>
+    <w:p>
+      <w:r>
+        <w:rPr>
+          <w:b/>
+          <w:bCs/>
+        </w:rPr>
+        <w:t xml:space="preserve">Какой файл брать</w:t>
+      </w:r>
+    </w:p>
+    <w:p>
+      <w:pPr>
+        <w:pStyle w:val="ListParagraph"/>
+        <w:numPr>
+          <w:ilvl w:val="0"/>
+          <w:numId w:val="3"/>
+        </w:numPr>
+      </w:pPr>
+      <w:r>
+        <w:t xml:space="preserve">Обработка получает новые сообщения чата (</w:t>
+      </w:r>
+      <w:r>
+        <w:rPr>
+          <w:rFonts w:ascii="Consolas" w:cs="Consolas" w:eastAsia="Consolas" w:hAnsi="Consolas"/>
+          <w:color w:val="1F4E79"/>
+        </w:rPr>
+        <w:t xml:space="preserve">getUpdates</w:t>
+      </w:r>
+      <w:r>
+        <w:t xml:space="preserve">; если сервер 1С доступен из интернета — через webhook) и выбирает сообщения с </w:t>
+      </w:r>
+      <w:r>
+        <w:rPr>
+          <w:b/>
+          <w:bCs/>
+        </w:rPr>
+        <w:t xml:space="preserve">документом .xlsx</w:t>
+      </w:r>
+      <w:r>
+        <w:t xml:space="preserve">.</w:t>
+      </w:r>
+    </w:p>
+    <w:p>
+      <w:pPr>
+        <w:pStyle w:val="ListParagraph"/>
+        <w:numPr>
+          <w:ilvl w:val="0"/>
+          <w:numId w:val="3"/>
+        </w:numPr>
+      </w:pPr>
+      <w:r>
+        <w:t xml:space="preserve">Подходит файл, у которого:</w:t>
+      </w:r>
+    </w:p>
+    <w:p>
+      <w:pPr>
+        <w:pStyle w:val="ListParagraph"/>
+        <w:numPr>
+          <w:ilvl w:val="1"/>
+          <w:numId w:val="3"/>
+        </w:numPr>
+      </w:pPr>
+      <w:r>
+        <w:t xml:space="preserve">имя соответствует маске из настроек (по умолчанию </w:t>
+      </w:r>
+      <w:r>
+        <w:rPr>
+          <w:rFonts w:ascii="Consolas" w:cs="Consolas" w:eastAsia="Consolas" w:hAnsi="Consolas"/>
+          <w:color w:val="1F4E79"/>
+        </w:rPr>
+        <w:t xml:space="preserve">*Fansy*.xlsx</w:t>
+      </w:r>
+      <w:r>
+        <w:t xml:space="preserve">);</w:t>
+      </w:r>
+    </w:p>
+    <w:p>
+      <w:pPr>
+        <w:pStyle w:val="ListParagraph"/>
+        <w:numPr>
+          <w:ilvl w:val="1"/>
+          <w:numId w:val="3"/>
+        </w:numPr>
+      </w:pPr>
+      <w:r>
+        <w:t xml:space="preserve">есть лист «Данные для расчета» со строкой заголовков, как в п. 3.2.</w:t>
+      </w:r>
+    </w:p>
+    <w:p>
+      <w:pPr>
+        <w:pStyle w:val="ListParagraph"/>
+        <w:numPr>
+          <w:ilvl w:val="0"/>
+          <w:numId w:val="3"/>
+        </w:numPr>
+      </w:pPr>
+      <w:r>
+        <w:t xml:space="preserve">Если за период прислано несколько файлов, берётся </w:t>
+      </w:r>
+      <w:r>
+        <w:rPr>
+          <w:b/>
+          <w:bCs/>
+        </w:rPr>
+        <w:t xml:space="preserve">последний по времени</w:t>
+      </w:r>
+      <w:r>
+        <w:t xml:space="preserve">: он считается исправленной версией.</w:t>
+      </w:r>
+    </w:p>
+    <w:p>
+      <w:pPr>
+        <w:pStyle w:val="ListParagraph"/>
+        <w:numPr>
+          <w:ilvl w:val="0"/>
+          <w:numId w:val="3"/>
+        </w:numPr>
+      </w:pPr>
+      <w:r>
+        <w:t xml:space="preserve">Скачивание: </w:t>
+      </w:r>
+      <w:r>
+        <w:rPr>
+          <w:rFonts w:ascii="Consolas" w:cs="Consolas" w:eastAsia="Consolas" w:hAnsi="Consolas"/>
+          <w:color w:val="1F4E79"/>
+        </w:rPr>
+        <w:t xml:space="preserve">getFile</w:t>
+      </w:r>
+      <w:r>
+        <w:t xml:space="preserve"> → загрузка по </w:t>
+      </w:r>
+      <w:r>
+        <w:rPr>
+          <w:rFonts w:ascii="Consolas" w:cs="Consolas" w:eastAsia="Consolas" w:hAnsi="Consolas"/>
+          <w:color w:val="1F4E79"/>
+        </w:rPr>
+        <w:t xml:space="preserve">file_path</w:t>
+      </w:r>
+      <w:r>
+        <w:t xml:space="preserve">. Ограничение Bot API — 20 МБ, текущий файл весит намного меньше.</w:t>
+      </w:r>
+    </w:p>
+    <w:p>
+      <w:pPr>
+        <w:pStyle w:val="ListParagraph"/>
+        <w:numPr>
+          <w:ilvl w:val="0"/>
+          <w:numId w:val="3"/>
+        </w:numPr>
+      </w:pPr>
+      <w:r>
+        <w:t xml:space="preserve">Месяц начисления определяется по ячейке B3 </w:t>
+      </w:r>
+      <w:r>
+        <w:rPr>
+          <w:b/>
+          <w:bCs/>
+        </w:rPr>
+        <w:t xml:space="preserve">внутри файла</w:t>
+      </w:r>
+      <w:r>
+        <w:t xml:space="preserve">, а не по дате сообщения.</w:t>
+      </w:r>
+    </w:p>
+    <w:p>
+      <w:r>
+        <w:rPr>
+          <w:b/>
+          <w:bCs/>
+        </w:rPr>
+        <w:t xml:space="preserve">Учёт обработанных файлов</w:t>
+      </w:r>
+    </w:p>
+    <w:p>
+      <w:pPr>
+        <w:pStyle w:val="ListParagraph"/>
+        <w:numPr>
+          <w:ilvl w:val="0"/>
+          <w:numId w:val="3"/>
+        </w:numPr>
+      </w:pPr>
+      <w:r>
+        <w:t xml:space="preserve">Нужен </w:t>
+      </w:r>
+      <w:r>
+        <w:rPr>
+          <w:b/>
+          <w:bCs/>
+        </w:rPr>
+        <w:t xml:space="preserve">регистр сведений «Загруженные файлы Telegram»</w:t>
+      </w:r>
+      <w:r>
+        <w:t xml:space="preserve">:</w:t>
+      </w:r>
+    </w:p>
+    <w:p>
+      <w:pPr>
+        <w:pStyle w:val="ListParagraph"/>
+        <w:numPr>
+          <w:ilvl w:val="1"/>
+          <w:numId w:val="3"/>
+        </w:numPr>
+      </w:pPr>
+      <w:r>
+        <w:t xml:space="preserve">поля: chat_id, message_id, file_unique_id, имя файла, отправитель, дата сообщения, период из B3, статус, ссылки на созданные документы;</w:t>
+      </w:r>
+    </w:p>
+    <w:p>
+      <w:pPr>
+        <w:pStyle w:val="ListParagraph"/>
+        <w:numPr>
+          <w:ilvl w:val="1"/>
+          <w:numId w:val="3"/>
+        </w:numPr>
+      </w:pPr>
+      <w:r>
+        <w:t xml:space="preserve">один и тот же файл (по </w:t>
+      </w:r>
+      <w:r>
+        <w:rPr>
+          <w:rFonts w:ascii="Consolas" w:cs="Consolas" w:eastAsia="Consolas" w:hAnsi="Consolas"/>
+          <w:color w:val="1F4E79"/>
+        </w:rPr>
+        <w:t xml:space="preserve">file_unique_id</w:t>
+      </w:r>
+      <w:r>
+        <w:t xml:space="preserve">) второй раз не обрабатывается.</w:t>
+      </w:r>
+    </w:p>
+    <w:p>
+      <w:pPr>
+        <w:pStyle w:val="ListParagraph"/>
+        <w:numPr>
+          <w:ilvl w:val="0"/>
+          <w:numId w:val="3"/>
+        </w:numPr>
+      </w:pPr>
+      <w:r>
+        <w:t xml:space="preserve">Если пришёл </w:t>
+      </w:r>
+      <w:r>
+        <w:rPr>
+          <w:b/>
+          <w:bCs/>
+        </w:rPr>
+        <w:t xml:space="preserve">новый файл за тот же месяц</w:t>
+      </w:r>
+      <w:r>
+        <w:t xml:space="preserve">, документы этого месяца </w:t>
+      </w:r>
+      <w:r>
+        <w:rPr>
+          <w:b/>
+          <w:bCs/>
+        </w:rPr>
+        <w:t xml:space="preserve">перезаполняются</w:t>
+      </w:r>
+      <w:r>
+        <w:t xml:space="preserve"> по правилам п. 5.4: непроведённые — автоматически, проведённые — только после подтверждения пользователя.</w:t>
+      </w:r>
+    </w:p>
+    <w:p>
+      <w:r>
+        <w:rPr>
+          <w:b/>
+          <w:bCs/>
+        </w:rPr>
+        <w:t xml:space="preserve">Когда забирать файл</w:t>
+      </w:r>
+    </w:p>
+    <w:p>
+      <w:pPr>
+        <w:pStyle w:val="ListParagraph"/>
+        <w:numPr>
+          <w:ilvl w:val="0"/>
+          <w:numId w:val="3"/>
+        </w:numPr>
+      </w:pPr>
+      <w:r>
+        <w:rPr>
+          <w:b/>
+          <w:bCs/>
+        </w:rPr>
+        <w:t xml:space="preserve">Регламентное задание</w:t>
+      </w:r>
+      <w:r>
+        <w:t xml:space="preserve"> «Загрузка начислений Fansy из Telegram»: по умолчанию каждые 30 минут, расписание меняется в настройках. Задание забирает новый файл и создаёт документы </w:t>
+      </w:r>
+      <w:r>
+        <w:rPr>
+          <w:b/>
+          <w:bCs/>
+        </w:rPr>
+        <w:t xml:space="preserve">без проведения</w:t>
+      </w:r>
+      <w:r>
+        <w:t xml:space="preserve">.</w:t>
+      </w:r>
+    </w:p>
+    <w:p>
+      <w:pPr>
+        <w:pStyle w:val="ListParagraph"/>
+        <w:numPr>
+          <w:ilvl w:val="0"/>
+          <w:numId w:val="3"/>
+        </w:numPr>
+      </w:pPr>
+      <w:r>
+        <w:rPr>
+          <w:b/>
+          <w:bCs/>
+        </w:rPr>
+        <w:t xml:space="preserve">Кнопка в форме</w:t>
+      </w:r>
+      <w:r>
+        <w:t xml:space="preserve"> «Загрузить из Telegram»: берёт последний подходящий файл из чата и открывает предпросмотр (п. 6.2).</w:t>
+      </w:r>
+    </w:p>
+    <w:p>
+      <w:pPr>
+        <w:pStyle w:val="ListParagraph"/>
+        <w:numPr>
+          <w:ilvl w:val="0"/>
+          <w:numId w:val="3"/>
+        </w:numPr>
+      </w:pPr>
+      <w:r>
+        <w:t xml:space="preserve">Остаётся и </w:t>
+      </w:r>
+      <w:r>
+        <w:rPr>
+          <w:b/>
+          <w:bCs/>
+        </w:rPr>
+        <w:t xml:space="preserve">ручной выбор файла</w:t>
+      </w:r>
+      <w:r>
+        <w:t xml:space="preserve"> с диска на случай, если Telegram недоступен.</w:t>
+      </w:r>
+    </w:p>
+    <w:p>
+      <w:r>
+        <w:rPr>
+          <w:b/>
+          <w:bCs/>
+        </w:rPr>
+        <w:t xml:space="preserve">Ответ в чат</w:t>
+      </w:r>
+      <w:r>
+        <w:t xml:space="preserve"> (включается в настройках)</w:t>
+      </w:r>
+    </w:p>
+    <w:p>
+      <w:pPr>
+        <w:pStyle w:val="ListParagraph"/>
+        <w:numPr>
+          <w:ilvl w:val="0"/>
+          <w:numId w:val="3"/>
+        </w:numPr>
+      </w:pPr>
+      <w:r>
+        <w:t xml:space="preserve">После обработки бот отвечает </w:t>
+      </w:r>
+      <w:r>
+        <w:rPr>
+          <w:b/>
+          <w:bCs/>
+        </w:rPr>
+        <w:t xml:space="preserve">на сообщение с файлом</w:t>
+      </w:r>
+      <w:r>
+        <w:t xml:space="preserve"> коротким итогом:</w:t>
+      </w:r>
+    </w:p>
+    <w:p>
+      <w:pPr>
+        <w:pStyle w:val="ListParagraph"/>
+        <w:numPr>
+          <w:ilvl w:val="1"/>
+          <w:numId w:val="3"/>
+        </w:numPr>
+      </w:pPr>
+      <w:r>
+        <w:t xml:space="preserve">период;</w:t>
+      </w:r>
+    </w:p>
+    <w:p>
+      <w:pPr>
+        <w:pStyle w:val="ListParagraph"/>
+        <w:numPr>
+          <w:ilvl w:val="1"/>
+          <w:numId w:val="3"/>
+        </w:numPr>
+      </w:pPr>
+      <w:r>
+        <w:t xml:space="preserve">суммы: оклад, премия, ведомость 4dev, и совпадают ли они со строкой «ИТОГО»;</w:t>
+      </w:r>
+    </w:p>
+    <w:p>
+      <w:pPr>
+        <w:pStyle w:val="ListParagraph"/>
+        <w:numPr>
+          <w:ilvl w:val="1"/>
+          <w:numId w:val="3"/>
+        </w:numPr>
+      </w:pPr>
+      <w:r>
+        <w:t xml:space="preserve">сколько новых сотрудников заведено и сколько строк пропущено.</w:t>
+      </w:r>
+    </w:p>
+    <w:p>
+      <w:pPr>
+        <w:pStyle w:val="ListParagraph"/>
+        <w:numPr>
+          <w:ilvl w:val="0"/>
+          <w:numId w:val="3"/>
+        </w:numPr>
+      </w:pPr>
+      <w:r>
+        <w:t xml:space="preserve">Если суммы не сошлись или есть пропущенные строки, бот пишет об этом явно. Подробности смотрят в протоколе в 1С.</w:t>
+      </w:r>
+    </w:p>
+    <w:p>
+      <w:pPr>
+        <w:pStyle w:val="ListParagraph"/>
+        <w:numPr>
+          <w:ilvl w:val="0"/>
+          <w:numId w:val="3"/>
+        </w:numPr>
+      </w:pPr>
+      <w:r>
+        <w:t xml:space="preserve">ФИО и суммы по отдельным людям бот в чат </w:t>
+      </w:r>
+      <w:r>
+        <w:rPr>
+          <w:b/>
+          <w:bCs/>
+        </w:rPr>
+        <w:t xml:space="preserve">не пишет</w:t>
+      </w:r>
+      <w:r>
+        <w:t xml:space="preserve">.</w:t>
+      </w:r>
+    </w:p>
+    <w:p>
+      <w:pPr>
+        <w:pStyle w:val="Heading2"/>
+      </w:pPr>
+      <w:r>
+        <w:t xml:space="preserve">3.2 Лист «Данные для расчета»</w:t>
       </w:r>
     </w:p>
     <w:p>
@@ -2435,7 +3126,7 @@
         <w:pStyle w:val="Heading2"/>
       </w:pPr>
       <w:r>
-        <w:t xml:space="preserve">3.2 Правила чтения</w:t>
+        <w:t xml:space="preserve">3.3 Правила чтения</w:t>
       </w:r>
     </w:p>
     <w:p>
@@ -4164,252 +4855,212 @@
         </w:numPr>
       </w:pPr>
       <w:r>
-        <w:t xml:space="preserve">Лист (по умолчанию «Данные для расчета»), строка заголовка (5), ячейка периода (B3).</w:t>
-      </w:r>
-    </w:p>
-    <w:p>
-      <w:pPr>
-        <w:pStyle w:val="ListParagraph"/>
-        <w:numPr>
-          <w:ilvl w:val="0"/>
-          <w:numId w:val="3"/>
-        </w:numPr>
-      </w:pPr>
-      <w:r>
-        <w:t xml:space="preserve">Колонки ищутся по </w:t>
-      </w:r>
-      <w:r>
-        <w:rPr>
-          <w:b/>
-          <w:bCs/>
-        </w:rPr>
-        <w:t xml:space="preserve">тексту заголовка</w:t>
-      </w:r>
-      <w:r>
-        <w:t xml:space="preserve">, а не по букве («Сотрудник», «Должность», «Способ оплаты», «Валюта», «Сдельный заработок», «Оклад», «Премия», «Прочие начисления», «Итого», «Комментарии»).</w:t>
-      </w:r>
-    </w:p>
-    <w:p>
-      <w:pPr>
-        <w:pStyle w:val="ListParagraph"/>
-        <w:numPr>
-          <w:ilvl w:val="0"/>
-          <w:numId w:val="3"/>
-        </w:numPr>
-      </w:pPr>
-      <w:r>
-        <w:t xml:space="preserve">Виды начислений: оклад — «Оплата по окладу УУ», премия — уточнить.</w:t>
-      </w:r>
-    </w:p>
-    <w:p>
-      <w:pPr>
-        <w:pStyle w:val="ListParagraph"/>
-        <w:numPr>
-          <w:ilvl w:val="0"/>
-          <w:numId w:val="3"/>
-        </w:numPr>
-      </w:pPr>
-      <w:r>
-        <w:t xml:space="preserve">Таблица соответствия «Должность в Excel → подразделение, должность 1С, график, вид занятости, ставка, плановое начисление». Первая строка — «Скаут» (п. 4.2).</w:t>
-      </w:r>
-    </w:p>
-    <w:p>
-      <w:pPr>
-        <w:pStyle w:val="ListParagraph"/>
-        <w:numPr>
-          <w:ilvl w:val="0"/>
-          <w:numId w:val="3"/>
-        </w:numPr>
-      </w:pPr>
-      <w:r>
-        <w:t xml:space="preserve">Способы оплаты для ведомости на счета: </w:t>
+        <w:rPr>
+          <w:b/>
+          <w:bCs/>
+        </w:rPr>
+        <w:t xml:space="preserve">Telegram:</w:t>
+      </w:r>
+    </w:p>
+    <w:p>
+      <w:pPr>
+        <w:pStyle w:val="ListParagraph"/>
+        <w:numPr>
+          <w:ilvl w:val="1"/>
+          <w:numId w:val="3"/>
+        </w:numPr>
+      </w:pPr>
+      <w:r>
+        <w:t xml:space="preserve">токен бота (в безопасном хранилище);</w:t>
+      </w:r>
+    </w:p>
+    <w:p>
+      <w:pPr>
+        <w:pStyle w:val="ListParagraph"/>
+        <w:numPr>
+          <w:ilvl w:val="1"/>
+          <w:numId w:val="3"/>
+        </w:numPr>
+      </w:pPr>
+      <w:r>
+        <w:t xml:space="preserve">ID чата (чат https://t.me/+MkKkPuP3QsUyYWZi);</w:t>
+      </w:r>
+    </w:p>
+    <w:p>
+      <w:pPr>
+        <w:pStyle w:val="ListParagraph"/>
+        <w:numPr>
+          <w:ilvl w:val="1"/>
+          <w:numId w:val="3"/>
+        </w:numPr>
+      </w:pPr>
+      <w:r>
+        <w:t xml:space="preserve">маска имени файла (</w:t>
       </w:r>
       <w:r>
         <w:rPr>
           <w:rFonts w:ascii="Consolas" w:cs="Consolas" w:eastAsia="Consolas" w:hAnsi="Consolas"/>
           <w:color w:val="1F4E79"/>
         </w:rPr>
-        <w:t xml:space="preserve">4dev</w:t>
-      </w:r>
-      <w:r>
-        <w:t xml:space="preserve">. Вид выплаты: «Зарплата за месяц». Число месяца для даты выплаты: 15. Комментарий: </w:t>
+        <w:t xml:space="preserve">*Fansy*.xlsx</w:t>
+      </w:r>
+      <w:r>
+        <w:t xml:space="preserve">);</w:t>
+      </w:r>
+    </w:p>
+    <w:p>
+      <w:pPr>
+        <w:pStyle w:val="ListParagraph"/>
+        <w:numPr>
+          <w:ilvl w:val="1"/>
+          <w:numId w:val="3"/>
+        </w:numPr>
+      </w:pPr>
+      <w:r>
+        <w:t xml:space="preserve">расписание регламентного задания (по умолчанию каждые 30 минут);</w:t>
+      </w:r>
+    </w:p>
+    <w:p>
+      <w:pPr>
+        <w:pStyle w:val="ListParagraph"/>
+        <w:numPr>
+          <w:ilvl w:val="1"/>
+          <w:numId w:val="3"/>
+        </w:numPr>
+      </w:pPr>
+      <w:r>
+        <w:t xml:space="preserve">прокси;</w:t>
+      </w:r>
+    </w:p>
+    <w:p>
+      <w:pPr>
+        <w:pStyle w:val="ListParagraph"/>
+        <w:numPr>
+          <w:ilvl w:val="1"/>
+          <w:numId w:val="3"/>
+        </w:numPr>
+      </w:pPr>
+      <w:r>
+        <w:t xml:space="preserve">флажок «Отвечать итогом в чат».</w:t>
+      </w:r>
+    </w:p>
+    <w:p>
+      <w:pPr>
+        <w:pStyle w:val="ListParagraph"/>
+        <w:numPr>
+          <w:ilvl w:val="0"/>
+          <w:numId w:val="3"/>
+        </w:numPr>
+      </w:pPr>
+      <w:r>
+        <w:t xml:space="preserve">Лист (по умолчанию «Данные для расчета»), строка заголовка (5), ячейка периода (B3).</w:t>
+      </w:r>
+    </w:p>
+    <w:p>
+      <w:pPr>
+        <w:pStyle w:val="ListParagraph"/>
+        <w:numPr>
+          <w:ilvl w:val="0"/>
+          <w:numId w:val="3"/>
+        </w:numPr>
+      </w:pPr>
+      <w:r>
+        <w:t xml:space="preserve">Колонки ищутся по </w:t>
+      </w:r>
+      <w:r>
+        <w:rPr>
+          <w:b/>
+          <w:bCs/>
+        </w:rPr>
+        <w:t xml:space="preserve">тексту заголовка</w:t>
+      </w:r>
+      <w:r>
+        <w:t xml:space="preserve">, а не по букве («Сотрудник», «Должность», «Способ оплаты», «Валюта», «Сдельный заработок», «Оклад», «Премия», «Прочие начисления», «Итого», «Комментарии»).</w:t>
+      </w:r>
+    </w:p>
+    <w:p>
+      <w:pPr>
+        <w:pStyle w:val="ListParagraph"/>
+        <w:numPr>
+          <w:ilvl w:val="0"/>
+          <w:numId w:val="3"/>
+        </w:numPr>
+      </w:pPr>
+      <w:r>
+        <w:t xml:space="preserve">Виды начислений: оклад — «Оплата по окладу УУ», премия — уточнить.</w:t>
+      </w:r>
+    </w:p>
+    <w:p>
+      <w:pPr>
+        <w:pStyle w:val="ListParagraph"/>
+        <w:numPr>
+          <w:ilvl w:val="0"/>
+          <w:numId w:val="3"/>
+        </w:numPr>
+      </w:pPr>
+      <w:r>
+        <w:t xml:space="preserve">Таблица соответствия «Должность в Excel → подразделение, должность 1С, график, вид занятости, ставка, плановое начисление». Первая строка — «Скаут» (п. 4.2).</w:t>
+      </w:r>
+    </w:p>
+    <w:p>
+      <w:pPr>
+        <w:pStyle w:val="ListParagraph"/>
+        <w:numPr>
+          <w:ilvl w:val="0"/>
+          <w:numId w:val="3"/>
+        </w:numPr>
+      </w:pPr>
+      <w:r>
+        <w:t xml:space="preserve">Способы оплаты для ведомости на счета: </w:t>
       </w:r>
       <w:r>
         <w:rPr>
           <w:rFonts w:ascii="Consolas" w:cs="Consolas" w:eastAsia="Consolas" w:hAnsi="Consolas"/>
           <w:color w:val="1F4E79"/>
         </w:rPr>
-        <w:t xml:space="preserve">4DEV</w:t>
-      </w:r>
-      <w:r>
-        <w:t xml:space="preserve">.</w:t>
-      </w:r>
-    </w:p>
-    <w:p>
-      <w:pPr>
-        <w:pStyle w:val="ListParagraph"/>
-        <w:numPr>
-          <w:ilvl w:val="0"/>
-          <w:numId w:val="3"/>
-        </w:numPr>
-      </w:pPr>
-      <w:r>
-        <w:t xml:space="preserve">Комментарии документов начислений: </w:t>
+        <w:t xml:space="preserve">4dev</w:t>
+      </w:r>
+      <w:r>
+        <w:t xml:space="preserve">. Вид выплаты: «Зарплата за месяц». Число месяца для даты выплаты: 15. Комментарий: </w:t>
       </w:r>
       <w:r>
         <w:rPr>
           <w:rFonts w:ascii="Consolas" w:cs="Consolas" w:eastAsia="Consolas" w:hAnsi="Consolas"/>
           <w:color w:val="1F4E79"/>
         </w:rPr>
-        <w:t xml:space="preserve">Скауты_оклады</w:t>
-      </w:r>
-      <w:r>
-        <w:t xml:space="preserve">, </w:t>
+        <w:t xml:space="preserve">4DEV</w:t>
+      </w:r>
+      <w:r>
+        <w:t xml:space="preserve">.</w:t>
+      </w:r>
+    </w:p>
+    <w:p>
+      <w:pPr>
+        <w:pStyle w:val="ListParagraph"/>
+        <w:numPr>
+          <w:ilvl w:val="0"/>
+          <w:numId w:val="3"/>
+        </w:numPr>
+      </w:pPr>
+      <w:r>
+        <w:t xml:space="preserve">Комментарии документов начислений: </w:t>
       </w:r>
       <w:r>
         <w:rPr>
           <w:rFonts w:ascii="Consolas" w:cs="Consolas" w:eastAsia="Consolas" w:hAnsi="Consolas"/>
           <w:color w:val="1F4E79"/>
         </w:rPr>
-        <w:t xml:space="preserve">Скауты_премия_руб</w:t>
-      </w:r>
-      <w:r>
-        <w:t xml:space="preserve">.</w:t>
-      </w:r>
-    </w:p>
-    <w:p>
-      <w:pPr>
-        <w:pStyle w:val="ListParagraph"/>
-        <w:numPr>
-          <w:ilvl w:val="0"/>
-          <w:numId w:val="3"/>
-        </w:numPr>
-      </w:pPr>
-      <w:r>
-        <w:t xml:space="preserve">Флажок «Проводить документы начислений автоматически» (по умолчанию выключен).</w:t>
-      </w:r>
-    </w:p>
-    <w:p>
-      <w:pPr>
-        <w:pStyle w:val="Heading2"/>
-      </w:pPr>
-      <w:r>
-        <w:t xml:space="preserve">6.2 Порядок работы</w:t>
-      </w:r>
-    </w:p>
-    <w:p>
-      <w:pPr>
-        <w:pStyle w:val="ListParagraph"/>
-        <w:numPr>
-          <w:ilvl w:val="0"/>
-          <w:numId w:val="4"/>
-        </w:numPr>
-      </w:pPr>
-      <w:r>
-        <w:t xml:space="preserve">Выбор файла .xlsx и листа, месяц подставляется из B3.</w:t>
-      </w:r>
-    </w:p>
-    <w:p>
-      <w:pPr>
-        <w:pStyle w:val="ListParagraph"/>
-        <w:numPr>
-          <w:ilvl w:val="0"/>
-          <w:numId w:val="4"/>
-        </w:numPr>
-      </w:pPr>
-      <w:r>
-        <w:t xml:space="preserve">Кнопка </w:t>
-      </w:r>
-      <w:r>
-        <w:rPr>
-          <w:b/>
-          <w:bCs/>
-        </w:rPr>
-        <w:t xml:space="preserve">«Прочитать файл»</w:t>
-      </w:r>
-      <w:r>
-        <w:t xml:space="preserve"> открывает предпросмотр со столбцами:</w:t>
-      </w:r>
-    </w:p>
-    <w:p>
-      <w:pPr>
-        <w:pStyle w:val="ListParagraph"/>
-        <w:numPr>
-          <w:ilvl w:val="1"/>
-          <w:numId w:val="3"/>
-        </w:numPr>
-      </w:pPr>
-      <w:r>
-        <w:t xml:space="preserve">ФИО, Должность, Способ оплаты, Сотрудник 1С, Оклад (K+J), Премия (L+M), Итого (N), В ведомость (да/нет);</w:t>
-      </w:r>
-    </w:p>
-    <w:p>
-      <w:pPr>
-        <w:pStyle w:val="ListParagraph"/>
-        <w:numPr>
-          <w:ilvl w:val="1"/>
-          <w:numId w:val="3"/>
-        </w:numPr>
-      </w:pPr>
-      <w:r>
-        <w:t xml:space="preserve">Статус: ОК / </w:t>
-      </w:r>
-      <w:r>
-        <w:rPr>
-          <w:b/>
-          <w:bCs/>
-        </w:rPr>
-        <w:t xml:space="preserve">новый — будет заведён</w:t>
-      </w:r>
-      <w:r>
-        <w:t xml:space="preserve"> / нет настройки для должности / несколько совпадений / уволен / USD.</w:t>
-      </w:r>
-    </w:p>
-    <w:p>
-      <w:pPr>
-        <w:pStyle w:val="ListParagraph"/>
-        <w:numPr>
-          <w:ilvl w:val="0"/>
-          <w:numId w:val="4"/>
-        </w:numPr>
-      </w:pPr>
-      <w:r>
-        <w:rPr>
-          <w:b/>
-          <w:bCs/>
-        </w:rPr>
-        <w:t xml:space="preserve">Контроль итогов:</w:t>
-      </w:r>
-    </w:p>
-    <w:p>
-      <w:pPr>
-        <w:pStyle w:val="ListParagraph"/>
-        <w:numPr>
-          <w:ilvl w:val="1"/>
-          <w:numId w:val="3"/>
-        </w:numPr>
-      </w:pPr>
-      <w:r>
-        <w:t xml:space="preserve">оклад, премия и итого сравниваются со строкой «ИТОГО» из файла;</w:t>
-      </w:r>
-    </w:p>
-    <w:p>
-      <w:pPr>
-        <w:pStyle w:val="ListParagraph"/>
-        <w:numPr>
-          <w:ilvl w:val="1"/>
-          <w:numId w:val="3"/>
-        </w:numPr>
-      </w:pPr>
-      <w:r>
-        <w:t xml:space="preserve">отдельно показывается сумма к выплате по </w:t>
+        <w:t xml:space="preserve">Скауты_оклады</w:t>
+      </w:r>
+      <w:r>
+        <w:t xml:space="preserve">, </w:t>
       </w:r>
       <w:r>
         <w:rPr>
           <w:rFonts w:ascii="Consolas" w:cs="Consolas" w:eastAsia="Consolas" w:hAnsi="Consolas"/>
           <w:color w:val="1F4E79"/>
         </w:rPr>
-        <w:t xml:space="preserve">4dev</w:t>
+        <w:t xml:space="preserve">Скауты_премия_руб</w:t>
       </w:r>
       <w:r>
         <w:t xml:space="preserve">.</w:t>
@@ -4420,11 +5071,41 @@
         <w:pStyle w:val="ListParagraph"/>
         <w:numPr>
           <w:ilvl w:val="0"/>
+          <w:numId w:val="3"/>
+        </w:numPr>
+      </w:pPr>
+      <w:r>
+        <w:t xml:space="preserve">Флажок «Проводить документы начислений автоматически» (по умолчанию выключен).</w:t>
+      </w:r>
+    </w:p>
+    <w:p>
+      <w:pPr>
+        <w:pStyle w:val="Heading2"/>
+      </w:pPr>
+      <w:r>
+        <w:t xml:space="preserve">6.2 Порядок работы</w:t>
+      </w:r>
+    </w:p>
+    <w:p>
+      <w:pPr>
+        <w:pStyle w:val="ListParagraph"/>
+        <w:numPr>
+          <w:ilvl w:val="0"/>
           <w:numId w:val="4"/>
         </w:numPr>
       </w:pPr>
       <w:r>
-        <w:t xml:space="preserve">Флажки шагов: «Завести новых сотрудников», «Начисление зарплаты», «Разовое начисление», «Ведомость на счета (4dev)».</w:t>
+        <w:t xml:space="preserve">Кнопка </w:t>
+      </w:r>
+      <w:r>
+        <w:rPr>
+          <w:b/>
+          <w:bCs/>
+        </w:rPr>
+        <w:t xml:space="preserve">«Загрузить из Telegram»</w:t>
+      </w:r>
+      <w:r>
+        <w:t xml:space="preserve">: берётся последний подходящий файл из чата. Можно выбрать файл и с диска. Лист — «Данные для расчета», месяц подставляется из B3. В форме видно, из какого сообщения взят файл: отправитель, дата, имя файла.</w:t>
       </w:r>
     </w:p>
     <w:p>
@@ -4443,54 +5124,84 @@
           <w:b/>
           <w:bCs/>
         </w:rPr>
-        <w:t xml:space="preserve">«Выполнить»</w:t>
-      </w:r>
-      <w:r>
-        <w:t xml:space="preserve">. Шаги идут в порядке: приём → начисление зарплаты → разовое начисление → ведомость.</w:t>
-      </w:r>
-    </w:p>
-    <w:p>
-      <w:pPr>
-        <w:pStyle w:val="Heading1"/>
-      </w:pPr>
-      <w:r>
-        <w:t xml:space="preserve">7. Протокол</w:t>
-      </w:r>
-    </w:p>
-    <w:p>
-      <w:pPr>
-        <w:pStyle w:val="ListParagraph"/>
-        <w:numPr>
-          <w:ilvl w:val="0"/>
-          <w:numId w:val="3"/>
-        </w:numPr>
-      </w:pPr>
-      <w:r>
-        <w:t xml:space="preserve">Ссылки на созданные и изменённые документы, их суммы.</w:t>
-      </w:r>
-    </w:p>
-    <w:p>
-      <w:pPr>
-        <w:pStyle w:val="ListParagraph"/>
-        <w:numPr>
-          <w:ilvl w:val="0"/>
-          <w:numId w:val="3"/>
-        </w:numPr>
-      </w:pPr>
-      <w:r>
-        <w:t xml:space="preserve">Список заведённых сотрудников (ФИО, должность, дата приёма, ссылка на «Приём на работу») с пометкой «дозаполнить кадровые данные».</w:t>
-      </w:r>
-    </w:p>
-    <w:p>
-      <w:pPr>
-        <w:pStyle w:val="ListParagraph"/>
-        <w:numPr>
-          <w:ilvl w:val="0"/>
-          <w:numId w:val="3"/>
-        </w:numPr>
-      </w:pPr>
-      <w:r>
-        <w:t xml:space="preserve">Итоги в сравнении с «ИТОГО» из Excel и сумма ведомости в сравнении с суммой N по </w:t>
+        <w:t xml:space="preserve">«Прочитать файл»</w:t>
+      </w:r>
+      <w:r>
+        <w:t xml:space="preserve"> открывает предпросмотр со столбцами:</w:t>
+      </w:r>
+    </w:p>
+    <w:p>
+      <w:pPr>
+        <w:pStyle w:val="ListParagraph"/>
+        <w:numPr>
+          <w:ilvl w:val="1"/>
+          <w:numId w:val="3"/>
+        </w:numPr>
+      </w:pPr>
+      <w:r>
+        <w:t xml:space="preserve">ФИО, Должность, Способ оплаты, Сотрудник 1С, Оклад (K+J), Премия (L+M), Итого (N), В ведомость (да/нет);</w:t>
+      </w:r>
+    </w:p>
+    <w:p>
+      <w:pPr>
+        <w:pStyle w:val="ListParagraph"/>
+        <w:numPr>
+          <w:ilvl w:val="1"/>
+          <w:numId w:val="3"/>
+        </w:numPr>
+      </w:pPr>
+      <w:r>
+        <w:t xml:space="preserve">Статус: ОК / </w:t>
+      </w:r>
+      <w:r>
+        <w:rPr>
+          <w:b/>
+          <w:bCs/>
+        </w:rPr>
+        <w:t xml:space="preserve">новый — будет заведён</w:t>
+      </w:r>
+      <w:r>
+        <w:t xml:space="preserve"> / нет настройки для должности / несколько совпадений / уволен / USD.</w:t>
+      </w:r>
+    </w:p>
+    <w:p>
+      <w:pPr>
+        <w:pStyle w:val="ListParagraph"/>
+        <w:numPr>
+          <w:ilvl w:val="0"/>
+          <w:numId w:val="4"/>
+        </w:numPr>
+      </w:pPr>
+      <w:r>
+        <w:rPr>
+          <w:b/>
+          <w:bCs/>
+        </w:rPr>
+        <w:t xml:space="preserve">Контроль итогов:</w:t>
+      </w:r>
+    </w:p>
+    <w:p>
+      <w:pPr>
+        <w:pStyle w:val="ListParagraph"/>
+        <w:numPr>
+          <w:ilvl w:val="1"/>
+          <w:numId w:val="3"/>
+        </w:numPr>
+      </w:pPr>
+      <w:r>
+        <w:t xml:space="preserve">оклад, премия и итого сравниваются со строкой «ИТОГО» из файла;</w:t>
+      </w:r>
+    </w:p>
+    <w:p>
+      <w:pPr>
+        <w:pStyle w:val="ListParagraph"/>
+        <w:numPr>
+          <w:ilvl w:val="1"/>
+          <w:numId w:val="3"/>
+        </w:numPr>
+      </w:pPr>
+      <w:r>
+        <w:t xml:space="preserve">отдельно показывается сумма к выплате по </w:t>
       </w:r>
       <w:r>
         <w:rPr>
@@ -4508,11 +5219,33 @@
         <w:pStyle w:val="ListParagraph"/>
         <w:numPr>
           <w:ilvl w:val="0"/>
-          <w:numId w:val="3"/>
-        </w:numPr>
-      </w:pPr>
-      <w:r>
-        <w:t xml:space="preserve">Пропущенные строки с причинами.</w:t>
+          <w:numId w:val="4"/>
+        </w:numPr>
+      </w:pPr>
+      <w:r>
+        <w:t xml:space="preserve">Флажки шагов: «Завести новых сотрудников», «Начисление зарплаты», «Разовое начисление», «Ведомость на счета (4dev)».</w:t>
+      </w:r>
+    </w:p>
+    <w:p>
+      <w:pPr>
+        <w:pStyle w:val="ListParagraph"/>
+        <w:numPr>
+          <w:ilvl w:val="0"/>
+          <w:numId w:val="4"/>
+        </w:numPr>
+      </w:pPr>
+      <w:r>
+        <w:t xml:space="preserve">Кнопка </w:t>
+      </w:r>
+      <w:r>
+        <w:rPr>
+          <w:b/>
+          <w:bCs/>
+        </w:rPr>
+        <w:t xml:space="preserve">«Выполнить»</w:t>
+      </w:r>
+      <w:r>
+        <w:t xml:space="preserve">. Шаги идут в порядке: приём → начисление зарплаты → разовое начисление → ведомость.</w:t>
       </w:r>
     </w:p>
     <w:p>
@@ -4520,138 +5253,43 @@
         <w:pStyle w:val="Heading1"/>
       </w:pPr>
       <w:r>
-        <w:t xml:space="preserve">8. Права</w:t>
-      </w:r>
-    </w:p>
-    <w:p>
-      <w:pPr>
-        <w:pStyle w:val="ListParagraph"/>
-        <w:numPr>
-          <w:ilvl w:val="0"/>
-          <w:numId w:val="3"/>
-        </w:numPr>
-      </w:pPr>
-      <w:r>
-        <w:t xml:space="preserve">Запускать обработку могут роли «Расчётчик» и «Главный расчётчик», а также администратор.</w:t>
-      </w:r>
-    </w:p>
-    <w:p>
-      <w:pPr>
-        <w:pStyle w:val="ListParagraph"/>
-        <w:numPr>
-          <w:ilvl w:val="0"/>
-          <w:numId w:val="3"/>
-        </w:numPr>
-      </w:pPr>
-      <w:r>
-        <w:t xml:space="preserve">Для шага приёма нужны права кадровика, для ведомости — права на выплату. Если прав на шаг нет, шаг пропускается и попадает в протокол.</w:t>
-      </w:r>
-    </w:p>
-    <w:p>
-      <w:pPr>
-        <w:pStyle w:val="ListParagraph"/>
-        <w:numPr>
-          <w:ilvl w:val="0"/>
-          <w:numId w:val="3"/>
-        </w:numPr>
-      </w:pPr>
-      <w:r>
-        <w:t xml:space="preserve">Регистр сопоставления ФИО и таблицу соответствия должностей редактирует только расчётчик и выше.</w:t>
-      </w:r>
-    </w:p>
-    <w:p>
-      <w:pPr>
-        <w:pStyle w:val="Heading1"/>
-      </w:pPr>
-      <w:r>
-        <w:t xml:space="preserve">9. Критерии приёмки (на копии базы, август 2026)</w:t>
-      </w:r>
-    </w:p>
-    <w:p>
-      <w:pPr>
-        <w:pStyle w:val="ListParagraph"/>
-        <w:numPr>
-          <w:ilvl w:val="0"/>
-          <w:numId w:val="5"/>
-        </w:numPr>
-      </w:pPr>
-      <w:r>
-        <w:rPr>
-          <w:b/>
-          <w:bCs/>
-        </w:rPr>
-        <w:t xml:space="preserve">Начисление зарплаты:</w:t>
-      </w:r>
-      <w:r>
-        <w:t xml:space="preserve"> </w:t>
-      </w:r>
-      <w:r>
-        <w:rPr>
-          <w:b/>
-          <w:bCs/>
-        </w:rPr>
-        <w:t xml:space="preserve">701 498,33 ₽</w:t>
-      </w:r>
-      <w:r>
-        <w:t xml:space="preserve">. Одна строка «Оплата по окладу УУ» на человека (K + J). Состав совпадает с ФН00-000023.</w:t>
-      </w:r>
-    </w:p>
-    <w:p>
-      <w:pPr>
-        <w:pStyle w:val="ListParagraph"/>
-        <w:numPr>
-          <w:ilvl w:val="0"/>
-          <w:numId w:val="5"/>
-        </w:numPr>
-      </w:pPr>
-      <w:r>
-        <w:rPr>
-          <w:b/>
-          <w:bCs/>
-        </w:rPr>
-        <w:t xml:space="preserve">Разовое начисление:</w:t>
-      </w:r>
-      <w:r>
-        <w:t xml:space="preserve"> </w:t>
-      </w:r>
-      <w:r>
-        <w:rPr>
-          <w:b/>
-          <w:bCs/>
-        </w:rPr>
-        <w:t xml:space="preserve">785 700,00 ₽</w:t>
-      </w:r>
-      <w:r>
-        <w:t xml:space="preserve">. Состав совпадает с ФН00-000047.</w:t>
-      </w:r>
-    </w:p>
-    <w:p>
-      <w:pPr>
-        <w:pStyle w:val="ListParagraph"/>
-        <w:numPr>
-          <w:ilvl w:val="0"/>
-          <w:numId w:val="5"/>
-        </w:numPr>
-      </w:pPr>
-      <w:r>
-        <w:rPr>
-          <w:b/>
-          <w:bCs/>
-        </w:rPr>
-        <w:t xml:space="preserve">Ведомость на счета:</w:t>
-      </w:r>
-      <w:r>
-        <w:t xml:space="preserve"> </w:t>
-      </w:r>
-      <w:r>
-        <w:rPr>
-          <w:b/>
-          <w:bCs/>
-        </w:rPr>
-        <w:t xml:space="preserve">794 302,50 ₽</w:t>
-      </w:r>
-      <w:r>
-        <w:t xml:space="preserve">, 28 человек (</w:t>
+        <w:t xml:space="preserve">7. Протокол</w:t>
+      </w:r>
+    </w:p>
+    <w:p>
+      <w:pPr>
+        <w:pStyle w:val="ListParagraph"/>
+        <w:numPr>
+          <w:ilvl w:val="0"/>
+          <w:numId w:val="3"/>
+        </w:numPr>
+      </w:pPr>
+      <w:r>
+        <w:t xml:space="preserve">Ссылки на созданные и изменённые документы, их суммы.</w:t>
+      </w:r>
+    </w:p>
+    <w:p>
+      <w:pPr>
+        <w:pStyle w:val="ListParagraph"/>
+        <w:numPr>
+          <w:ilvl w:val="0"/>
+          <w:numId w:val="3"/>
+        </w:numPr>
+      </w:pPr>
+      <w:r>
+        <w:t xml:space="preserve">Список заведённых сотрудников (ФИО, должность, дата приёма, ссылка на «Приём на работу») с пометкой «дозаполнить кадровые данные».</w:t>
+      </w:r>
+    </w:p>
+    <w:p>
+      <w:pPr>
+        <w:pStyle w:val="ListParagraph"/>
+        <w:numPr>
+          <w:ilvl w:val="0"/>
+          <w:numId w:val="3"/>
+        </w:numPr>
+      </w:pPr>
+      <w:r>
+        <w:t xml:space="preserve">Итоги в сравнении с «ИТОГО» из Excel и сумма ведомости в сравнении с суммой N по </w:t>
       </w:r>
       <w:r>
         <w:rPr>
@@ -4661,138 +5299,198 @@
         <w:t xml:space="preserve">4dev</w:t>
       </w:r>
       <w:r>
-        <w:t xml:space="preserve">), вид выплаты «Зарплата за месяц», дата 15.09.2026, комментарий </w:t>
+        <w:t xml:space="preserve">.</w:t>
+      </w:r>
+    </w:p>
+    <w:p>
+      <w:pPr>
+        <w:pStyle w:val="ListParagraph"/>
+        <w:numPr>
+          <w:ilvl w:val="0"/>
+          <w:numId w:val="3"/>
+        </w:numPr>
+      </w:pPr>
+      <w:r>
+        <w:t xml:space="preserve">Пропущенные строки с причинами.</w:t>
+      </w:r>
+    </w:p>
+    <w:p>
+      <w:pPr>
+        <w:pStyle w:val="Heading1"/>
+      </w:pPr>
+      <w:r>
+        <w:t xml:space="preserve">8. Права</w:t>
+      </w:r>
+    </w:p>
+    <w:p>
+      <w:pPr>
+        <w:pStyle w:val="ListParagraph"/>
+        <w:numPr>
+          <w:ilvl w:val="0"/>
+          <w:numId w:val="3"/>
+        </w:numPr>
+      </w:pPr>
+      <w:r>
+        <w:t xml:space="preserve">Запускать обработку могут роли «Расчётчик» и «Главный расчётчик», а также администратор.</w:t>
+      </w:r>
+    </w:p>
+    <w:p>
+      <w:pPr>
+        <w:pStyle w:val="ListParagraph"/>
+        <w:numPr>
+          <w:ilvl w:val="0"/>
+          <w:numId w:val="3"/>
+        </w:numPr>
+      </w:pPr>
+      <w:r>
+        <w:t xml:space="preserve">Для шага приёма нужны права кадровика, для ведомости — права на выплату. Если прав на шаг нет, шаг пропускается и попадает в протокол.</w:t>
+      </w:r>
+    </w:p>
+    <w:p>
+      <w:pPr>
+        <w:pStyle w:val="ListParagraph"/>
+        <w:numPr>
+          <w:ilvl w:val="0"/>
+          <w:numId w:val="3"/>
+        </w:numPr>
+      </w:pPr>
+      <w:r>
+        <w:t xml:space="preserve">Регистр сопоставления ФИО и таблицу соответствия должностей редактирует только расчётчик и выше.</w:t>
+      </w:r>
+    </w:p>
+    <w:p>
+      <w:pPr>
+        <w:pStyle w:val="Heading1"/>
+      </w:pPr>
+      <w:r>
+        <w:t xml:space="preserve">9. Критерии приёмки (на копии базы, август 2026)</w:t>
+      </w:r>
+    </w:p>
+    <w:p>
+      <w:pPr>
+        <w:pStyle w:val="ListParagraph"/>
+        <w:numPr>
+          <w:ilvl w:val="0"/>
+          <w:numId w:val="5"/>
+        </w:numPr>
+      </w:pPr>
+      <w:r>
+        <w:rPr>
+          <w:b/>
+          <w:bCs/>
+        </w:rPr>
+        <w:t xml:space="preserve">Начисление зарплаты:</w:t>
+      </w:r>
+      <w:r>
+        <w:t xml:space="preserve"> </w:t>
+      </w:r>
+      <w:r>
+        <w:rPr>
+          <w:b/>
+          <w:bCs/>
+        </w:rPr>
+        <w:t xml:space="preserve">701 498,33 ₽</w:t>
+      </w:r>
+      <w:r>
+        <w:t xml:space="preserve">. Одна строка «Оплата по окладу УУ» на человека (K + J). Состав совпадает с ФН00-000023.</w:t>
+      </w:r>
+    </w:p>
+    <w:p>
+      <w:pPr>
+        <w:pStyle w:val="ListParagraph"/>
+        <w:numPr>
+          <w:ilvl w:val="0"/>
+          <w:numId w:val="5"/>
+        </w:numPr>
+      </w:pPr>
+      <w:r>
+        <w:rPr>
+          <w:b/>
+          <w:bCs/>
+        </w:rPr>
+        <w:t xml:space="preserve">Разовое начисление:</w:t>
+      </w:r>
+      <w:r>
+        <w:t xml:space="preserve"> </w:t>
+      </w:r>
+      <w:r>
+        <w:rPr>
+          <w:b/>
+          <w:bCs/>
+        </w:rPr>
+        <w:t xml:space="preserve">785 700,00 ₽</w:t>
+      </w:r>
+      <w:r>
+        <w:t xml:space="preserve">. Состав совпадает с ФН00-000047.</w:t>
+      </w:r>
+    </w:p>
+    <w:p>
+      <w:pPr>
+        <w:pStyle w:val="ListParagraph"/>
+        <w:numPr>
+          <w:ilvl w:val="0"/>
+          <w:numId w:val="5"/>
+        </w:numPr>
+      </w:pPr>
+      <w:r>
+        <w:rPr>
+          <w:b/>
+          <w:bCs/>
+        </w:rPr>
+        <w:t xml:space="preserve">Ведомость на счета:</w:t>
+      </w:r>
+      <w:r>
+        <w:t xml:space="preserve"> </w:t>
+      </w:r>
+      <w:r>
+        <w:rPr>
+          <w:b/>
+          <w:bCs/>
+        </w:rPr>
+        <w:t xml:space="preserve">794 302,50 ₽</w:t>
+      </w:r>
+      <w:r>
+        <w:t xml:space="preserve">, 28 человек (</w:t>
       </w:r>
       <w:r>
         <w:rPr>
           <w:rFonts w:ascii="Consolas" w:cs="Consolas" w:eastAsia="Consolas" w:hAnsi="Consolas"/>
           <w:color w:val="1F4E79"/>
         </w:rPr>
-        <w:t xml:space="preserve">4DEV</w:t>
-      </w:r>
-      <w:r>
-        <w:t xml:space="preserve">. Совпадает с ФН00-000057. Люди со способом оплаты </w:t>
+        <w:t xml:space="preserve">4dev</w:t>
+      </w:r>
+      <w:r>
+        <w:t xml:space="preserve">), вид выплаты «Зарплата за месяц», дата 15.09.2026, комментарий </w:t>
       </w:r>
       <w:r>
         <w:rPr>
           <w:rFonts w:ascii="Consolas" w:cs="Consolas" w:eastAsia="Consolas" w:hAnsi="Consolas"/>
           <w:color w:val="1F4E79"/>
         </w:rPr>
-        <w:t xml:space="preserve">СЗ - БВ</w:t>
-      </w:r>
-      <w:r>
-        <w:t xml:space="preserve"> и </w:t>
+        <w:t xml:space="preserve">4DEV</w:t>
+      </w:r>
+      <w:r>
+        <w:t xml:space="preserve">. Совпадает с ФН00-000057. Люди со способом оплаты </w:t>
       </w:r>
       <w:r>
         <w:rPr>
           <w:rFonts w:ascii="Consolas" w:cs="Consolas" w:eastAsia="Consolas" w:hAnsi="Consolas"/>
           <w:color w:val="1F4E79"/>
         </w:rPr>
-        <w:t xml:space="preserve">крипта</w:t>
-      </w:r>
-      <w:r>
-        <w:t xml:space="preserve"> в ведомость не попали.</w:t>
-      </w:r>
-    </w:p>
-    <w:p>
-      <w:pPr>
-        <w:pStyle w:val="ListParagraph"/>
-        <w:numPr>
-          <w:ilvl w:val="0"/>
-          <w:numId w:val="5"/>
-        </w:numPr>
-      </w:pPr>
-      <w:r>
-        <w:rPr>
-          <w:b/>
-          <w:bCs/>
-        </w:rPr>
-        <w:t xml:space="preserve">Приём новых.</w:t>
-      </w:r>
-      <w:r>
-        <w:t xml:space="preserve"> Удаляем из сопоставления «Бабайцева Татьяна Игоревна» и «Григорян Арпине» и загружаем файл. Обработка:</w:t>
-      </w:r>
-    </w:p>
-    <w:p>
-      <w:pPr>
-        <w:pStyle w:val="ListParagraph"/>
-        <w:numPr>
-          <w:ilvl w:val="1"/>
-          <w:numId w:val="3"/>
-        </w:numPr>
-      </w:pPr>
-      <w:r>
-        <w:t xml:space="preserve">заводит их с подразделением «Скаутинг», должностью «Скаут /Fansy_Скауты/», графиком и видом занятости «Внешнее совместительство», ставкой 1;</w:t>
-      </w:r>
-    </w:p>
-    <w:p>
-      <w:pPr>
-        <w:pStyle w:val="ListParagraph"/>
-        <w:numPr>
-          <w:ilvl w:val="1"/>
-          <w:numId w:val="3"/>
-        </w:numPr>
-      </w:pPr>
-      <w:r>
-        <w:t xml:space="preserve">назначает начисление «Оплата по окладу УУ» без суммы, не отмечает «Отразить в трудовой книжке»;</w:t>
-      </w:r>
-    </w:p>
-    <w:p>
-      <w:pPr>
-        <w:pStyle w:val="ListParagraph"/>
-        <w:numPr>
-          <w:ilvl w:val="1"/>
-          <w:numId w:val="3"/>
-        </w:numPr>
-      </w:pPr>
-      <w:r>
-        <w:t xml:space="preserve">ставит дату приёма 01.08.2026;</w:t>
-      </w:r>
-    </w:p>
-    <w:p>
-      <w:pPr>
-        <w:pStyle w:val="ListParagraph"/>
-        <w:numPr>
-          <w:ilvl w:val="1"/>
-          <w:numId w:val="3"/>
-        </w:numPr>
-      </w:pPr>
-      <w:r>
-        <w:t xml:space="preserve">включает их во все документы.</w:t>
-      </w:r>
-    </w:p>
-    <w:p>
-      <w:pPr>
-        <w:pStyle w:val="ListParagraph"/>
-        <w:numPr>
-          <w:ilvl w:val="0"/>
-          <w:numId w:val="5"/>
-        </w:numPr>
-      </w:pPr>
-      <w:r>
-        <w:t xml:space="preserve">Фраза «дата приема: 05.08.25» в комментарии даёт дату приёма из комментария.</w:t>
-      </w:r>
-    </w:p>
-    <w:p>
-      <w:pPr>
-        <w:pStyle w:val="ListParagraph"/>
-        <w:numPr>
-          <w:ilvl w:val="0"/>
-          <w:numId w:val="5"/>
-        </w:numPr>
-      </w:pPr>
-      <w:r>
-        <w:t xml:space="preserve">Строки с </w:t>
+        <w:t xml:space="preserve">СЗ - БВ</w:t>
+      </w:r>
+      <w:r>
+        <w:t xml:space="preserve"> и </w:t>
       </w:r>
       <w:r>
         <w:rPr>
           <w:rFonts w:ascii="Consolas" w:cs="Consolas" w:eastAsia="Consolas" w:hAnsi="Consolas"/>
           <w:color w:val="1F4E79"/>
         </w:rPr>
-        <w:t xml:space="preserve">#N/A</w:t>
-      </w:r>
-      <w:r>
-        <w:t xml:space="preserve">, пустые и «ИТОГО» не загружаются.</w:t>
+        <w:t xml:space="preserve">крипта</w:t>
+      </w:r>
+      <w:r>
+        <w:t xml:space="preserve"> в ведомость не попали.</w:t>
       </w:r>
     </w:p>
     <w:p>
@@ -4804,7 +5502,62 @@
         </w:numPr>
       </w:pPr>
       <w:r>
-        <w:t xml:space="preserve">Повторная загрузка не создаёт дублей ни документов, ни сотрудников.</w:t>
+        <w:rPr>
+          <w:b/>
+          <w:bCs/>
+        </w:rPr>
+        <w:t xml:space="preserve">Приём новых.</w:t>
+      </w:r>
+      <w:r>
+        <w:t xml:space="preserve"> Удаляем из сопоставления «Бабайцева Татьяна Игоревна» и «Григорян Арпине» и загружаем файл. Обработка:</w:t>
+      </w:r>
+    </w:p>
+    <w:p>
+      <w:pPr>
+        <w:pStyle w:val="ListParagraph"/>
+        <w:numPr>
+          <w:ilvl w:val="1"/>
+          <w:numId w:val="3"/>
+        </w:numPr>
+      </w:pPr>
+      <w:r>
+        <w:t xml:space="preserve">заводит их с подразделением «Скаутинг», должностью «Скаут /Fansy_Скауты/», графиком и видом занятости «Внешнее совместительство», ставкой 1;</w:t>
+      </w:r>
+    </w:p>
+    <w:p>
+      <w:pPr>
+        <w:pStyle w:val="ListParagraph"/>
+        <w:numPr>
+          <w:ilvl w:val="1"/>
+          <w:numId w:val="3"/>
+        </w:numPr>
+      </w:pPr>
+      <w:r>
+        <w:t xml:space="preserve">назначает начисление «Оплата по окладу УУ» без суммы, не отмечает «Отразить в трудовой книжке»;</w:t>
+      </w:r>
+    </w:p>
+    <w:p>
+      <w:pPr>
+        <w:pStyle w:val="ListParagraph"/>
+        <w:numPr>
+          <w:ilvl w:val="1"/>
+          <w:numId w:val="3"/>
+        </w:numPr>
+      </w:pPr>
+      <w:r>
+        <w:t xml:space="preserve">ставит дату приёма 01.08.2026;</w:t>
+      </w:r>
+    </w:p>
+    <w:p>
+      <w:pPr>
+        <w:pStyle w:val="ListParagraph"/>
+        <w:numPr>
+          <w:ilvl w:val="1"/>
+          <w:numId w:val="3"/>
+        </w:numPr>
+      </w:pPr>
+      <w:r>
+        <w:t xml:space="preserve">включает их во все документы.</w:t>
       </w:r>
     </w:p>
     <w:p>
@@ -4816,7 +5569,7 @@
         </w:numPr>
       </w:pPr>
       <w:r>
-        <w:t xml:space="preserve">Если колонки сдвинулись, а заголовки те же, загрузка работает.</w:t>
+        <w:t xml:space="preserve">Фраза «дата приема: 05.08.25» в комментарии даёт дату приёма из комментария.</w:t>
       </w:r>
     </w:p>
     <w:p>
@@ -4828,183 +5581,339 @@
         </w:numPr>
       </w:pPr>
       <w:r>
-        <w:t xml:space="preserve">После обновления ЗУП обработка работает (сделана в расширении).</w:t>
-      </w:r>
-    </w:p>
-    <w:p>
-      <w:pPr>
-        <w:pStyle w:val="Heading1"/>
-      </w:pPr>
-      <w:r>
-        <w:t xml:space="preserve">10. Что передать разработчику</w:t>
-      </w:r>
-    </w:p>
-    <w:p>
-      <w:pPr>
-        <w:pStyle w:val="ListParagraph"/>
-        <w:numPr>
-          <w:ilvl w:val="0"/>
-          <w:numId w:val="3"/>
-        </w:numPr>
-      </w:pPr>
-      <w:r>
-        <w:t xml:space="preserve">Excel-файл «Выплаты Fansy 2026».</w:t>
-      </w:r>
-    </w:p>
-    <w:p>
-      <w:pPr>
-        <w:pStyle w:val="ListParagraph"/>
-        <w:numPr>
-          <w:ilvl w:val="0"/>
-          <w:numId w:val="3"/>
-        </w:numPr>
-      </w:pPr>
-      <w:r>
-        <w:t xml:space="preserve">Эталонные документы августа: ФН00-000023, ФН00-000047, ФН00-000057.</w:t>
-      </w:r>
-    </w:p>
-    <w:p>
-      <w:pPr>
-        <w:pStyle w:val="ListParagraph"/>
-        <w:numPr>
-          <w:ilvl w:val="0"/>
-          <w:numId w:val="3"/>
-        </w:numPr>
-      </w:pPr>
-      <w:r>
-        <w:t xml:space="preserve">Название вида начисления для премии.</w:t>
-      </w:r>
-    </w:p>
-    <w:p>
-      <w:pPr>
-        <w:pStyle w:val="ListParagraph"/>
-        <w:numPr>
-          <w:ilvl w:val="0"/>
-          <w:numId w:val="3"/>
-        </w:numPr>
-      </w:pPr>
-      <w:r>
-        <w:t xml:space="preserve">Кадровые данные для должностей, кроме «Скаут» (подразделение, должность 1С, график, вид занятости).</w:t>
-      </w:r>
-    </w:p>
-    <w:p>
-      <w:pPr>
-        <w:pStyle w:val="ListParagraph"/>
-        <w:numPr>
-          <w:ilvl w:val="0"/>
-          <w:numId w:val="3"/>
-        </w:numPr>
-      </w:pPr>
-      <w:r>
-        <w:t xml:space="preserve">Версию конфигурации ЗУП и платформы.</w:t>
-      </w:r>
-    </w:p>
-    <w:p>
-      <w:pPr>
-        <w:pStyle w:val="Heading1"/>
-      </w:pPr>
-      <w:r>
-        <w:t xml:space="preserve">11. Вопросы для уточнения</w:t>
-      </w:r>
-    </w:p>
-    <w:p>
-      <w:pPr>
-        <w:pStyle w:val="ListParagraph"/>
-        <w:numPr>
-          <w:ilvl w:val="0"/>
-          <w:numId w:val="6"/>
-        </w:numPr>
-      </w:pPr>
-      <w:r>
-        <w:t xml:space="preserve">Сумма ведомости ФН00-000057 (794 302,50) равна </w:t>
-      </w:r>
-      <w:r>
-        <w:rPr>
-          <w:b/>
-          <w:bCs/>
-        </w:rPr>
-        <w:t xml:space="preserve">начисленному</w:t>
-      </w:r>
-      <w:r>
-        <w:t xml:space="preserve"> по </w:t>
+        <w:t xml:space="preserve">Строки с </w:t>
       </w:r>
       <w:r>
         <w:rPr>
           <w:rFonts w:ascii="Consolas" w:cs="Consolas" w:eastAsia="Consolas" w:hAnsi="Consolas"/>
           <w:color w:val="1F4E79"/>
         </w:rPr>
-        <w:t xml:space="preserve">4dev</w:t>
-      </w:r>
-      <w:r>
-        <w:t xml:space="preserve">, без вычета НДФЛ. Это так задумано (НДФЛ не удерживается / удерживается за счёт работодателя) или ведомость правилась вручную? От ответа зависит, заполнять ведомость штатно или фиксированными суммами из колонки N.</w:t>
-      </w:r>
-    </w:p>
-    <w:p>
-      <w:pPr>
-        <w:pStyle w:val="ListParagraph"/>
-        <w:numPr>
-          <w:ilvl w:val="0"/>
-          <w:numId w:val="6"/>
-        </w:numPr>
-      </w:pPr>
-      <w:r>
-        <w:t xml:space="preserve">Кадровые данные для приёма людей на остальные должности: аккаунт-менеджер, саппорт, контент-менеджер, руководитель агентства и т. д.</w:t>
-      </w:r>
-    </w:p>
-    <w:p>
-      <w:pPr>
-        <w:pStyle w:val="ListParagraph"/>
-        <w:numPr>
-          <w:ilvl w:val="0"/>
-          <w:numId w:val="6"/>
-        </w:numPr>
-      </w:pPr>
-      <w:r>
-        <w:t xml:space="preserve">Нужна ли загрузка прямо из Google Таблицы по ссылке и по расписанию?</w:t>
-      </w:r>
-    </w:p>
-    <w:p>
-      <w:pPr>
-        <w:pStyle w:val="ListParagraph"/>
-        <w:numPr>
-          <w:ilvl w:val="0"/>
-          <w:numId w:val="6"/>
-        </w:numPr>
-      </w:pPr>
-      <w:r>
-        <w:t xml:space="preserve">Что делать со строками в USD?</w:t>
-      </w:r>
-    </w:p>
-    <w:p>
-      <w:pPr>
-        <w:pStyle w:val="ListParagraph"/>
-        <w:numPr>
-          <w:ilvl w:val="0"/>
-          <w:numId w:val="6"/>
-        </w:numPr>
-      </w:pPr>
-      <w:r>
-        <w:t xml:space="preserve">Нужны ли ведомости для способов оплаты </w:t>
+        <w:t xml:space="preserve">#N/A</w:t>
+      </w:r>
+      <w:r>
+        <w:t xml:space="preserve">, пустые и «ИТОГО» не загружаются.</w:t>
+      </w:r>
+    </w:p>
+    <w:p>
+      <w:pPr>
+        <w:pStyle w:val="ListParagraph"/>
+        <w:numPr>
+          <w:ilvl w:val="0"/>
+          <w:numId w:val="5"/>
+        </w:numPr>
+      </w:pPr>
+      <w:r>
+        <w:t xml:space="preserve">Повторная загрузка не создаёт дублей ни документов, ни сотрудников.</w:t>
+      </w:r>
+    </w:p>
+    <w:p>
+      <w:pPr>
+        <w:pStyle w:val="ListParagraph"/>
+        <w:numPr>
+          <w:ilvl w:val="0"/>
+          <w:numId w:val="5"/>
+        </w:numPr>
+      </w:pPr>
+      <w:r>
+        <w:t xml:space="preserve">Если колонки сдвинулись, а заголовки те же, загрузка работает.</w:t>
+      </w:r>
+    </w:p>
+    <w:p>
+      <w:pPr>
+        <w:pStyle w:val="ListParagraph"/>
+        <w:numPr>
+          <w:ilvl w:val="0"/>
+          <w:numId w:val="5"/>
+        </w:numPr>
+      </w:pPr>
+      <w:r>
+        <w:t xml:space="preserve">После обновления ЗУП обработка работает (сделана в расширении).</w:t>
+      </w:r>
+    </w:p>
+    <w:p>
+      <w:pPr>
+        <w:pStyle w:val="ListParagraph"/>
+        <w:numPr>
+          <w:ilvl w:val="0"/>
+          <w:numId w:val="5"/>
+        </w:numPr>
+      </w:pPr>
+      <w:r>
+        <w:rPr>
+          <w:b/>
+          <w:bCs/>
+        </w:rPr>
+        <w:t xml:space="preserve">Telegram:</w:t>
+      </w:r>
+    </w:p>
+    <w:p>
+      <w:pPr>
+        <w:pStyle w:val="ListParagraph"/>
+        <w:numPr>
+          <w:ilvl w:val="2"/>
+          <w:numId w:val="3"/>
+        </w:numPr>
+      </w:pPr>
+      <w:r>
+        <w:t xml:space="preserve">отправляем августовский файл в чат → регламентное задание в течение 30 минут создаёт документы, как в п. 1–3 приёмки, бот отвечает в чат итогом;</w:t>
+      </w:r>
+    </w:p>
+    <w:p>
+      <w:pPr>
+        <w:pStyle w:val="ListParagraph"/>
+        <w:numPr>
+          <w:ilvl w:val="2"/>
+          <w:numId w:val="3"/>
+        </w:numPr>
+      </w:pPr>
+      <w:r>
+        <w:t xml:space="preserve">повторная отправка того же файла новых документов не создаёт;</w:t>
+      </w:r>
+    </w:p>
+    <w:p>
+      <w:pPr>
+        <w:pStyle w:val="ListParagraph"/>
+        <w:numPr>
+          <w:ilvl w:val="2"/>
+          <w:numId w:val="3"/>
+        </w:numPr>
+      </w:pPr>
+      <w:r>
+        <w:t xml:space="preserve">исправленный файл за тот же месяц перезаполняет непроведённые документы;</w:t>
+      </w:r>
+    </w:p>
+    <w:p>
+      <w:pPr>
+        <w:pStyle w:val="ListParagraph"/>
+        <w:numPr>
+          <w:ilvl w:val="2"/>
+          <w:numId w:val="3"/>
+        </w:numPr>
+      </w:pPr>
+      <w:r>
+        <w:t xml:space="preserve">файл, присланный в другой чат, игнорируется.</w:t>
+      </w:r>
+    </w:p>
+    <w:p>
+      <w:pPr>
+        <w:pStyle w:val="Heading1"/>
+      </w:pPr>
+      <w:r>
+        <w:t xml:space="preserve">10. Что передать разработчику</w:t>
+      </w:r>
+    </w:p>
+    <w:p>
+      <w:pPr>
+        <w:pStyle w:val="ListParagraph"/>
+        <w:numPr>
+          <w:ilvl w:val="0"/>
+          <w:numId w:val="3"/>
+        </w:numPr>
+      </w:pPr>
+      <w:r>
+        <w:t xml:space="preserve">Excel-файл «Выплаты Fansy 2026».</w:t>
+      </w:r>
+    </w:p>
+    <w:p>
+      <w:pPr>
+        <w:pStyle w:val="ListParagraph"/>
+        <w:numPr>
+          <w:ilvl w:val="0"/>
+          <w:numId w:val="3"/>
+        </w:numPr>
+      </w:pPr>
+      <w:r>
+        <w:t xml:space="preserve">Эталонные документы августа: ФН00-000023, ФН00-000047, ФН00-000057.</w:t>
+      </w:r>
+    </w:p>
+    <w:p>
+      <w:pPr>
+        <w:pStyle w:val="ListParagraph"/>
+        <w:numPr>
+          <w:ilvl w:val="0"/>
+          <w:numId w:val="3"/>
+        </w:numPr>
+      </w:pPr>
+      <w:r>
+        <w:t xml:space="preserve">Название вида начисления для премии.</w:t>
+      </w:r>
+    </w:p>
+    <w:p>
+      <w:pPr>
+        <w:pStyle w:val="ListParagraph"/>
+        <w:numPr>
+          <w:ilvl w:val="0"/>
+          <w:numId w:val="3"/>
+        </w:numPr>
+      </w:pPr>
+      <w:r>
+        <w:t xml:space="preserve">Кадровые данные для должностей, кроме «Скаут» (подразделение, должность 1С, график, вид занятости).</w:t>
+      </w:r>
+    </w:p>
+    <w:p>
+      <w:pPr>
+        <w:pStyle w:val="ListParagraph"/>
+        <w:numPr>
+          <w:ilvl w:val="0"/>
+          <w:numId w:val="3"/>
+        </w:numPr>
+      </w:pPr>
+      <w:r>
+        <w:t xml:space="preserve">Версию конфигурации ЗУП и платформы.</w:t>
+      </w:r>
+    </w:p>
+    <w:p>
+      <w:pPr>
+        <w:pStyle w:val="ListParagraph"/>
+        <w:numPr>
+          <w:ilvl w:val="0"/>
+          <w:numId w:val="3"/>
+        </w:numPr>
+      </w:pPr>
+      <w:r>
+        <w:t xml:space="preserve">Доступ к Telegram-чату https://t.me/+MkKkPuP3QsUyYWZi: администратор чата добавляет туда бота.</w:t>
+      </w:r>
+    </w:p>
+    <w:p>
+      <w:pPr>
+        <w:pStyle w:val="ListParagraph"/>
+        <w:numPr>
+          <w:ilvl w:val="0"/>
+          <w:numId w:val="3"/>
+        </w:numPr>
+      </w:pPr>
+      <w:r>
+        <w:t xml:space="preserve">Подтверждение, что сервер 1С имеет выход на </w:t>
       </w:r>
       <w:r>
         <w:rPr>
           <w:rFonts w:ascii="Consolas" w:cs="Consolas" w:eastAsia="Consolas" w:hAnsi="Consolas"/>
           <w:color w:val="1F4E79"/>
         </w:rPr>
-        <w:t xml:space="preserve">СЗ - БВ</w:t>
-      </w:r>
-      <w:r>
-        <w:t xml:space="preserve"> и </w:t>
+        <w:t xml:space="preserve">api.telegram.org</w:t>
+      </w:r>
+      <w:r>
+        <w:t xml:space="preserve"> (или адрес прокси).</w:t>
+      </w:r>
+    </w:p>
+    <w:p>
+      <w:pPr>
+        <w:pStyle w:val="Heading1"/>
+      </w:pPr>
+      <w:r>
+        <w:t xml:space="preserve">11. Вопросы для уточнения</w:t>
+      </w:r>
+    </w:p>
+    <w:p>
+      <w:pPr>
+        <w:pStyle w:val="ListParagraph"/>
+        <w:numPr>
+          <w:ilvl w:val="0"/>
+          <w:numId w:val="6"/>
+        </w:numPr>
+      </w:pPr>
+      <w:r>
+        <w:t xml:space="preserve">Сумма ведомости ФН00-000057 (794 302,50) равна </w:t>
+      </w:r>
+      <w:r>
+        <w:rPr>
+          <w:b/>
+          <w:bCs/>
+        </w:rPr>
+        <w:t xml:space="preserve">начисленному</w:t>
+      </w:r>
+      <w:r>
+        <w:t xml:space="preserve"> по </w:t>
       </w:r>
       <w:r>
         <w:rPr>
           <w:rFonts w:ascii="Consolas" w:cs="Consolas" w:eastAsia="Consolas" w:hAnsi="Consolas"/>
           <w:color w:val="1F4E79"/>
         </w:rPr>
+        <w:t xml:space="preserve">4dev</w:t>
+      </w:r>
+      <w:r>
+        <w:t xml:space="preserve">, без вычета НДФЛ. Это так задумано (НДФЛ не удерживается / удерживается за счёт работодателя) или ведомость правилась вручную? От ответа зависит, заполнять ведомость штатно или фиксированными суммами из колонки N.</w:t>
+      </w:r>
+    </w:p>
+    <w:p>
+      <w:pPr>
+        <w:pStyle w:val="ListParagraph"/>
+        <w:numPr>
+          <w:ilvl w:val="0"/>
+          <w:numId w:val="6"/>
+        </w:numPr>
+      </w:pPr>
+      <w:r>
+        <w:t xml:space="preserve">Кадровые данные для приёма людей на остальные должности: аккаунт-менеджер, саппорт, контент-менеджер, руководитель агентства и т. д.</w:t>
+      </w:r>
+    </w:p>
+    <w:p>
+      <w:pPr>
+        <w:pStyle w:val="ListParagraph"/>
+        <w:numPr>
+          <w:ilvl w:val="0"/>
+          <w:numId w:val="6"/>
+        </w:numPr>
+      </w:pPr>
+      <w:r>
+        <w:t xml:space="preserve">В чат всегда присылают именно файл .xlsx? Или бывает ссылка на Google Таблицу? Если бывает ссылка, нужно дополнительно скачивать таблицу по ссылке (доступ «для всех по ссылке» или сервисный аккаунт Google).</w:t>
+      </w:r>
+    </w:p>
+    <w:p>
+      <w:pPr>
+        <w:pStyle w:val="ListParagraph"/>
+        <w:numPr>
+          <w:ilvl w:val="0"/>
+          <w:numId w:val="6"/>
+        </w:numPr>
+      </w:pPr>
+      <w:r>
+        <w:t xml:space="preserve">Что делать со строками в USD?</w:t>
+      </w:r>
+    </w:p>
+    <w:p>
+      <w:pPr>
+        <w:pStyle w:val="ListParagraph"/>
+        <w:numPr>
+          <w:ilvl w:val="0"/>
+          <w:numId w:val="6"/>
+        </w:numPr>
+      </w:pPr>
+      <w:r>
+        <w:t xml:space="preserve">Нужны ли ведомости для способов оплаты </w:t>
+      </w:r>
+      <w:r>
+        <w:rPr>
+          <w:rFonts w:ascii="Consolas" w:cs="Consolas" w:eastAsia="Consolas" w:hAnsi="Consolas"/>
+          <w:color w:val="1F4E79"/>
+        </w:rPr>
+        <w:t xml:space="preserve">СЗ - БВ</w:t>
+      </w:r>
+      <w:r>
+        <w:t xml:space="preserve"> и </w:t>
+      </w:r>
+      <w:r>
+        <w:rPr>
+          <w:rFonts w:ascii="Consolas" w:cs="Consolas" w:eastAsia="Consolas" w:hAnsi="Consolas"/>
+          <w:color w:val="1F4E79"/>
+        </w:rPr>
         <w:t xml:space="preserve">крипта</w:t>
       </w:r>
       <w:r>
         <w:t xml:space="preserve"> (другим видом документа) или их выплачивают вне 1С?</w:t>
+      </w:r>
+    </w:p>
+    <w:p>
+      <w:pPr>
+        <w:pStyle w:val="ListParagraph"/>
+        <w:numPr>
+          <w:ilvl w:val="0"/>
+          <w:numId w:val="6"/>
+        </w:numPr>
+      </w:pPr>
+      <w:r>
+        <w:t xml:space="preserve">Кто, кроме бухгалтера, присылает в чат файлы? Принимать файлы только от определённых пользователей (список Telegram ID в настройках) или от любого участника чата?</w:t>
       </w:r>
     </w:p>
     <w:sectPr>

--- a/ТЗ_1С_автоначисление_скаутов_Fansy.docx
+++ b/ТЗ_1С_автоначисление_скаутов_Fansy.docx
@@ -921,7 +921,26 @@
         </w:numPr>
       </w:pPr>
       <w:r>
-        <w:t xml:space="preserve">Бота создаёт разработчик или администратор через @BotFather. После этого:</w:t>
+        <w:rPr>
+          <w:b/>
+          <w:bCs/>
+        </w:rPr>
+        <w:t xml:space="preserve">Бот: @Fansy_TFM_bot.</w:t>
+      </w:r>
+      <w:r>
+        <w:t xml:space="preserve"> Он уже добавлен в чат.</w:t>
+      </w:r>
+    </w:p>
+    <w:p>
+      <w:pPr>
+        <w:pStyle w:val="ListParagraph"/>
+        <w:numPr>
+          <w:ilvl w:val="0"/>
+          <w:numId w:val="3"/>
+        </w:numPr>
+      </w:pPr>
+      <w:r>
+        <w:t xml:space="preserve">Что ещё нужно сделать с ботом (владелец бота или администратор чата):</w:t>
       </w:r>
     </w:p>
     <w:p>
@@ -933,29 +952,14 @@
         </w:numPr>
       </w:pPr>
       <w:r>
-        <w:t xml:space="preserve">бота добавляют в чат;</w:t>
-      </w:r>
-    </w:p>
-    <w:p>
-      <w:pPr>
-        <w:pStyle w:val="ListParagraph"/>
-        <w:numPr>
-          <w:ilvl w:val="1"/>
-          <w:numId w:val="3"/>
-        </w:numPr>
-      </w:pPr>
-      <w:r>
-        <w:t xml:space="preserve">у бота </w:t>
-      </w:r>
-      <w:r>
-        <w:rPr>
-          <w:b/>
-          <w:bCs/>
-        </w:rPr>
-        <w:t xml:space="preserve">отключают режим приватности</w:t>
-      </w:r>
-      <w:r>
-        <w:t xml:space="preserve"> (BotFather → </w:t>
+        <w:rPr>
+          <w:b/>
+          <w:bCs/>
+        </w:rPr>
+        <w:t xml:space="preserve">отключить режим приватности</w:t>
+      </w:r>
+      <w:r>
+        <w:t xml:space="preserve"> (@BotFather → </w:t>
       </w:r>
       <w:r>
         <w:rPr>
@@ -965,7 +969,7 @@
         <w:t xml:space="preserve">/setprivacy</w:t>
       </w:r>
       <w:r>
-        <w:t xml:space="preserve"> → Disable) </w:t>
+        <w:t xml:space="preserve"> → @Fansy_TFM_bot → Disable) </w:t>
       </w:r>
       <w:r>
         <w:rPr>
@@ -975,7 +979,90 @@
         <w:t xml:space="preserve">или</w:t>
       </w:r>
       <w:r>
-        <w:t xml:space="preserve"> назначают его администратором чата. Иначе бот не видит файлы, которые присылают в чат.</w:t>
+        <w:t xml:space="preserve"> назначить бота администратором чата. Иначе бот не видит файлы, которые присылают в чат. Если режим приватности отключают после добавления бота, бота нужно удалить из чата и добавить заново, чтобы изменение применилось;</w:t>
+      </w:r>
+    </w:p>
+    <w:p>
+      <w:pPr>
+        <w:pStyle w:val="ListParagraph"/>
+        <w:numPr>
+          <w:ilvl w:val="1"/>
+          <w:numId w:val="3"/>
+        </w:numPr>
+      </w:pPr>
+      <w:r>
+        <w:t xml:space="preserve">передать разработчику </w:t>
+      </w:r>
+      <w:r>
+        <w:rPr>
+          <w:b/>
+          <w:bCs/>
+        </w:rPr>
+        <w:t xml:space="preserve">токен бота</w:t>
+      </w:r>
+      <w:r>
+        <w:t xml:space="preserve"> лично и защищённым способом. Токен не пересылать в чате, не вписывать в ТЗ и не хранить в репозитории.</w:t>
+      </w:r>
+    </w:p>
+    <w:p>
+      <w:pPr>
+        <w:pStyle w:val="ListParagraph"/>
+        <w:numPr>
+          <w:ilvl w:val="0"/>
+          <w:numId w:val="3"/>
+        </w:numPr>
+      </w:pPr>
+      <w:r>
+        <w:rPr>
+          <w:b/>
+          <w:bCs/>
+        </w:rPr>
+        <w:t xml:space="preserve">ID чата</w:t>
+      </w:r>
+      <w:r>
+        <w:t xml:space="preserve"> (chat_id) разработчик определяет сам: после того как в чат придёт любое сообщение, ID будет виден в ответе </w:t>
+      </w:r>
+      <w:r>
+        <w:rPr>
+          <w:rFonts w:ascii="Consolas" w:cs="Consolas" w:eastAsia="Consolas" w:hAnsi="Consolas"/>
+          <w:color w:val="1F4E79"/>
+        </w:rPr>
+        <w:t xml:space="preserve">getUpdates</w:t>
+      </w:r>
+      <w:r>
+        <w:t xml:space="preserve">.</w:t>
+      </w:r>
+    </w:p>
+    <w:p>
+      <w:pPr>
+        <w:pStyle w:val="ListParagraph"/>
+        <w:numPr>
+          <w:ilvl w:val="0"/>
+          <w:numId w:val="3"/>
+        </w:numPr>
+      </w:pPr>
+      <w:r>
+        <w:t xml:space="preserve">Важно: если у бота уже настроен webhook для другой системы, получать сообщения через </w:t>
+      </w:r>
+      <w:r>
+        <w:rPr>
+          <w:rFonts w:ascii="Consolas" w:cs="Consolas" w:eastAsia="Consolas" w:hAnsi="Consolas"/>
+          <w:color w:val="1F4E79"/>
+        </w:rPr>
+        <w:t xml:space="preserve">getUpdates</w:t>
+      </w:r>
+      <w:r>
+        <w:t xml:space="preserve"> не получится. Это нужно проверить (</w:t>
+      </w:r>
+      <w:r>
+        <w:rPr>
+          <w:rFonts w:ascii="Consolas" w:cs="Consolas" w:eastAsia="Consolas" w:hAnsi="Consolas"/>
+          <w:color w:val="1F4E79"/>
+        </w:rPr>
+        <w:t xml:space="preserve">getWebhookInfo</w:t>
+      </w:r>
+      <w:r>
+        <w:t xml:space="preserve">) и согласовать, какая система обрабатывает сообщения бота.</w:t>
       </w:r>
     </w:p>
     <w:p>
@@ -5771,7 +5858,7 @@
         </w:numPr>
       </w:pPr>
       <w:r>
-        <w:t xml:space="preserve">Доступ к Telegram-чату https://t.me/+MkKkPuP3QsUyYWZi: администратор чата добавляет туда бота.</w:t>
+        <w:t xml:space="preserve">Бот @Fansy_TFM_bot уже добавлен в чат https://t.me/+MkKkPuP3QsUyYWZi. Передать разработчику токен бота (лично, защищённым способом) и подтвердить, что режим приватности отключён или бот назначен администратором.</w:t>
       </w:r>
     </w:p>
     <w:p>

--- a/ТЗ_1С_автоначисление_скаутов_Fansy.docx
+++ b/ТЗ_1С_автоначисление_скаутов_Fansy.docx
@@ -928,35 +928,36 @@
         <w:t xml:space="preserve">Бот: @Fansy_TFM_bot.</w:t>
       </w:r>
       <w:r>
-        <w:t xml:space="preserve"> Он уже добавлен в чат.</w:t>
-      </w:r>
-    </w:p>
-    <w:p>
-      <w:pPr>
-        <w:pStyle w:val="ListParagraph"/>
-        <w:numPr>
-          <w:ilvl w:val="0"/>
-          <w:numId w:val="3"/>
-        </w:numPr>
-      </w:pPr>
-      <w:r>
-        <w:t xml:space="preserve">Что ещё нужно сделать с ботом (владелец бота или администратор чата):</w:t>
-      </w:r>
-    </w:p>
-    <w:p>
-      <w:pPr>
-        <w:pStyle w:val="ListParagraph"/>
-        <w:numPr>
-          <w:ilvl w:val="1"/>
-          <w:numId w:val="3"/>
-        </w:numPr>
-      </w:pPr>
-      <w:r>
-        <w:rPr>
-          <w:b/>
-          <w:bCs/>
-        </w:rPr>
-        <w:t xml:space="preserve">отключить режим приватности</w:t>
+        <w:t xml:space="preserve"> ✅ Добавлен в чат и </w:t>
+      </w:r>
+      <w:r>
+        <w:rPr>
+          <w:b/>
+          <w:bCs/>
+        </w:rPr>
+        <w:t xml:space="preserve">назначен администратором</w:t>
+      </w:r>
+      <w:r>
+        <w:t xml:space="preserve">, поэтому видит все сообщения и файлы. Отключать режим приватности не нужно.</w:t>
+      </w:r>
+    </w:p>
+    <w:p>
+      <w:pPr>
+        <w:pStyle w:val="ListParagraph"/>
+        <w:numPr>
+          <w:ilvl w:val="0"/>
+          <w:numId w:val="3"/>
+        </w:numPr>
+      </w:pPr>
+      <w:r>
+        <w:t xml:space="preserve">Осталось: передать разработчику </w:t>
+      </w:r>
+      <w:r>
+        <w:rPr>
+          <w:b/>
+          <w:bCs/>
+        </w:rPr>
+        <w:t xml:space="preserve">токен бота</w:t>
       </w:r>
       <w:r>
         <w:t xml:space="preserve"> (@BotFather → </w:t>
@@ -966,42 +967,10 @@
           <w:rFonts w:ascii="Consolas" w:cs="Consolas" w:eastAsia="Consolas" w:hAnsi="Consolas"/>
           <w:color w:val="1F4E79"/>
         </w:rPr>
-        <w:t xml:space="preserve">/setprivacy</w:t>
-      </w:r>
-      <w:r>
-        <w:t xml:space="preserve"> → @Fansy_TFM_bot → Disable) </w:t>
-      </w:r>
-      <w:r>
-        <w:rPr>
-          <w:b/>
-          <w:bCs/>
-        </w:rPr>
-        <w:t xml:space="preserve">или</w:t>
-      </w:r>
-      <w:r>
-        <w:t xml:space="preserve"> назначить бота администратором чата. Иначе бот не видит файлы, которые присылают в чат. Если режим приватности отключают после добавления бота, бота нужно удалить из чата и добавить заново, чтобы изменение применилось;</w:t>
-      </w:r>
-    </w:p>
-    <w:p>
-      <w:pPr>
-        <w:pStyle w:val="ListParagraph"/>
-        <w:numPr>
-          <w:ilvl w:val="1"/>
-          <w:numId w:val="3"/>
-        </w:numPr>
-      </w:pPr>
-      <w:r>
-        <w:t xml:space="preserve">передать разработчику </w:t>
-      </w:r>
-      <w:r>
-        <w:rPr>
-          <w:b/>
-          <w:bCs/>
-        </w:rPr>
-        <w:t xml:space="preserve">токен бота</w:t>
-      </w:r>
-      <w:r>
-        <w:t xml:space="preserve"> лично и защищённым способом. Токен не пересылать в чате, не вписывать в ТЗ и не хранить в репозитории.</w:t>
+        <w:t xml:space="preserve">/mybots</w:t>
+      </w:r>
+      <w:r>
+        <w:t xml:space="preserve"> → @Fansy_TFM_bot → API Token) лично и защищённым способом. Токен не пересылать в чате, не вписывать в ТЗ и не хранить в репозитории.</w:t>
       </w:r>
     </w:p>
     <w:p>
@@ -5858,7 +5827,7 @@
         </w:numPr>
       </w:pPr>
       <w:r>
-        <w:t xml:space="preserve">Бот @Fansy_TFM_bot уже добавлен в чат https://t.me/+MkKkPuP3QsUyYWZi. Передать разработчику токен бота (лично, защищённым способом) и подтвердить, что режим приватности отключён или бот назначен администратором.</w:t>
+        <w:t xml:space="preserve">Бот @Fansy_TFM_bot уже добавлен в чат https://t.me/+MkKkPuP3QsUyYWZi и назначен администратором. Передать разработчику токен бота (лично, защищённым способом).</w:t>
       </w:r>
     </w:p>
     <w:p>

--- a/ТЗ_1С_автоначисление_скаутов_Fansy.docx
+++ b/ТЗ_1С_автоначисление_скаутов_Fansy.docx
@@ -4419,7 +4419,14 @@
         </w:numPr>
       </w:pPr>
       <w:r>
-        <w:t xml:space="preserve">Выполнить штатный расчёт НДФЛ и взносов.</w:t>
+        <w:rPr>
+          <w:b/>
+          <w:bCs/>
+        </w:rPr>
+        <w:t xml:space="preserve">НДФЛ не рассчитывать и не удерживать:</w:t>
+      </w:r>
+      <w:r>
+        <w:t xml:space="preserve"> вкладка НДФЛ в документе остаётся пустой. Взносы — как в ручных документах (сверить с эталоном ФН00-000023).</w:t>
       </w:r>
     </w:p>
     <w:p>
@@ -4431,288 +4438,943 @@
       </w:r>
     </w:p>
     <w:p>
-      <w:pPr>
-        <w:pStyle w:val="ListParagraph"/>
-        <w:numPr>
-          <w:ilvl w:val="0"/>
-          <w:numId w:val="3"/>
-        </w:numPr>
-      </w:pPr>
-      <w:r>
-        <w:t xml:space="preserve">Вид начисления «премия» (</w:t>
-      </w:r>
-      <w:r>
-        <w:rPr>
-          <w:b/>
-          <w:bCs/>
-        </w:rPr>
-        <w:t xml:space="preserve">уточнить у бухгалтерии</w:t>
-      </w:r>
-      <w:r>
-        <w:t xml:space="preserve"> точное название вида, которым сейчас делается ФН00-000047).</w:t>
-      </w:r>
-    </w:p>
-    <w:p>
-      <w:pPr>
-        <w:pStyle w:val="ListParagraph"/>
-        <w:numPr>
-          <w:ilvl w:val="0"/>
-          <w:numId w:val="3"/>
-        </w:numPr>
-      </w:pPr>
-      <w:r>
-        <w:t xml:space="preserve">Месяц начисления = месяц из B3, дата = последний день месяца, комментарий </w:t>
+      <w:r>
+        <w:t xml:space="preserve">Реквизиты — как в ручных документах (эталон: ФН00-000041 за июль 2026, ФН00-000047 за август 2026):</w:t>
+      </w:r>
+    </w:p>
+    <w:tbl>
+      <w:tblPr>
+        <w:tblW w:type="dxa" w:w="9638"/>
+        <w:tblBorders>
+          <w:top w:val="single" w:color="auto" w:sz="4"/>
+          <w:left w:val="single" w:color="auto" w:sz="4"/>
+          <w:bottom w:val="single" w:color="auto" w:sz="4"/>
+          <w:right w:val="single" w:color="auto" w:sz="4"/>
+          <w:insideH w:val="single" w:color="auto" w:sz="4"/>
+          <w:insideV w:val="single" w:color="auto" w:sz="4"/>
+        </w:tblBorders>
+      </w:tblPr>
+      <w:tblGrid>
+        <w:gridCol w:w="3066"/>
+        <w:gridCol w:w="6572"/>
+      </w:tblGrid>
+      <w:tr>
+        <w:trPr>
+          <w:tblHeader/>
+        </w:trPr>
+        <w:tc>
+          <w:tcPr>
+            <w:tcW w:type="dxa" w:w="3066"/>
+            <w:tcBorders>
+              <w:top w:val="single" w:color="A6A6A6" w:sz="4"/>
+              <w:left w:val="single" w:color="A6A6A6" w:sz="4"/>
+              <w:bottom w:val="single" w:color="A6A6A6" w:sz="4"/>
+              <w:right w:val="single" w:color="A6A6A6" w:sz="4"/>
+            </w:tcBorders>
+            <w:shd w:fill="DCE6F1" w:color="auto" w:val="clear"/>
+            <w:tcMar>
+              <w:top w:type="dxa" w:w="60"/>
+              <w:left w:type="dxa" w:w="100"/>
+              <w:bottom w:type="dxa" w:w="60"/>
+              <w:right w:type="dxa" w:w="100"/>
+            </w:tcMar>
+          </w:tcPr>
+          <w:p>
+            <w:r>
+              <w:rPr>
+                <w:b/>
+                <w:bCs/>
+                <w:sz w:val="18"/>
+                <w:szCs w:val="18"/>
+              </w:rPr>
+              <w:t xml:space="preserve">Реквизит</w:t>
+            </w:r>
+          </w:p>
+        </w:tc>
+        <w:tc>
+          <w:tcPr>
+            <w:tcW w:type="dxa" w:w="6572"/>
+            <w:tcBorders>
+              <w:top w:val="single" w:color="A6A6A6" w:sz="4"/>
+              <w:left w:val="single" w:color="A6A6A6" w:sz="4"/>
+              <w:bottom w:val="single" w:color="A6A6A6" w:sz="4"/>
+              <w:right w:val="single" w:color="A6A6A6" w:sz="4"/>
+            </w:tcBorders>
+            <w:shd w:fill="DCE6F1" w:color="auto" w:val="clear"/>
+            <w:tcMar>
+              <w:top w:type="dxa" w:w="60"/>
+              <w:left w:type="dxa" w:w="100"/>
+              <w:bottom w:type="dxa" w:w="60"/>
+              <w:right w:type="dxa" w:w="100"/>
+            </w:tcMar>
+          </w:tcPr>
+          <w:p>
+            <w:r>
+              <w:rPr>
+                <w:b/>
+                <w:bCs/>
+                <w:sz w:val="18"/>
+                <w:szCs w:val="18"/>
+              </w:rPr>
+              <w:t xml:space="preserve">Значение</w:t>
+            </w:r>
+          </w:p>
+        </w:tc>
+      </w:tr>
+      <w:tr>
+        <w:trPr>
+          <w:tblHeader w:val="off"/>
+        </w:trPr>
+        <w:tc>
+          <w:tcPr>
+            <w:tcW w:type="dxa" w:w="3066"/>
+            <w:tcBorders>
+              <w:top w:val="single" w:color="A6A6A6" w:sz="4"/>
+              <w:left w:val="single" w:color="A6A6A6" w:sz="4"/>
+              <w:bottom w:val="single" w:color="A6A6A6" w:sz="4"/>
+              <w:right w:val="single" w:color="A6A6A6" w:sz="4"/>
+            </w:tcBorders>
+            <w:tcMar>
+              <w:top w:type="dxa" w:w="60"/>
+              <w:left w:type="dxa" w:w="100"/>
+              <w:bottom w:type="dxa" w:w="60"/>
+              <w:right w:type="dxa" w:w="100"/>
+            </w:tcMar>
+          </w:tcPr>
+          <w:p>
+            <w:r>
+              <w:rPr>
+                <w:sz w:val="18"/>
+                <w:szCs w:val="18"/>
+              </w:rPr>
+              <w:t xml:space="preserve">Месяц</w:t>
+            </w:r>
+          </w:p>
+        </w:tc>
+        <w:tc>
+          <w:tcPr>
+            <w:tcW w:type="dxa" w:w="6572"/>
+            <w:tcBorders>
+              <w:top w:val="single" w:color="A6A6A6" w:sz="4"/>
+              <w:left w:val="single" w:color="A6A6A6" w:sz="4"/>
+              <w:bottom w:val="single" w:color="A6A6A6" w:sz="4"/>
+              <w:right w:val="single" w:color="A6A6A6" w:sz="4"/>
+            </w:tcBorders>
+            <w:tcMar>
+              <w:top w:type="dxa" w:w="60"/>
+              <w:left w:type="dxa" w:w="100"/>
+              <w:bottom w:type="dxa" w:w="60"/>
+              <w:right w:type="dxa" w:w="100"/>
+            </w:tcMar>
+          </w:tcPr>
+          <w:p>
+            <w:r>
+              <w:rPr>
+                <w:sz w:val="18"/>
+                <w:szCs w:val="18"/>
+              </w:rPr>
+              <w:t xml:space="preserve">Месяц из B3 (например, «Август 2026»)</w:t>
+            </w:r>
+          </w:p>
+        </w:tc>
+      </w:tr>
+      <w:tr>
+        <w:trPr>
+          <w:tblHeader w:val="off"/>
+        </w:trPr>
+        <w:tc>
+          <w:tcPr>
+            <w:tcW w:type="dxa" w:w="3066"/>
+            <w:tcBorders>
+              <w:top w:val="single" w:color="A6A6A6" w:sz="4"/>
+              <w:left w:val="single" w:color="A6A6A6" w:sz="4"/>
+              <w:bottom w:val="single" w:color="A6A6A6" w:sz="4"/>
+              <w:right w:val="single" w:color="A6A6A6" w:sz="4"/>
+            </w:tcBorders>
+            <w:tcMar>
+              <w:top w:type="dxa" w:w="60"/>
+              <w:left w:type="dxa" w:w="100"/>
+              <w:bottom w:type="dxa" w:w="60"/>
+              <w:right w:type="dxa" w:w="100"/>
+            </w:tcMar>
+          </w:tcPr>
+          <w:p>
+            <w:r>
+              <w:rPr>
+                <w:sz w:val="18"/>
+                <w:szCs w:val="18"/>
+              </w:rPr>
+              <w:t xml:space="preserve">Дата</w:t>
+            </w:r>
+          </w:p>
+        </w:tc>
+        <w:tc>
+          <w:tcPr>
+            <w:tcW w:type="dxa" w:w="6572"/>
+            <w:tcBorders>
+              <w:top w:val="single" w:color="A6A6A6" w:sz="4"/>
+              <w:left w:val="single" w:color="A6A6A6" w:sz="4"/>
+              <w:bottom w:val="single" w:color="A6A6A6" w:sz="4"/>
+              <w:right w:val="single" w:color="A6A6A6" w:sz="4"/>
+            </w:tcBorders>
+            <w:tcMar>
+              <w:top w:type="dxa" w:w="60"/>
+              <w:left w:type="dxa" w:w="100"/>
+              <w:bottom w:type="dxa" w:w="60"/>
+              <w:right w:type="dxa" w:w="100"/>
+            </w:tcMar>
+          </w:tcPr>
+          <w:p>
+            <w:r>
+              <w:rPr>
+                <w:sz w:val="18"/>
+                <w:szCs w:val="18"/>
+              </w:rPr>
+              <w:t xml:space="preserve">Последний день месяца (31.08.2026)</w:t>
+            </w:r>
+          </w:p>
+        </w:tc>
+      </w:tr>
+      <w:tr>
+        <w:trPr>
+          <w:tblHeader w:val="off"/>
+        </w:trPr>
+        <w:tc>
+          <w:tcPr>
+            <w:tcW w:type="dxa" w:w="3066"/>
+            <w:tcBorders>
+              <w:top w:val="single" w:color="A6A6A6" w:sz="4"/>
+              <w:left w:val="single" w:color="A6A6A6" w:sz="4"/>
+              <w:bottom w:val="single" w:color="A6A6A6" w:sz="4"/>
+              <w:right w:val="single" w:color="A6A6A6" w:sz="4"/>
+            </w:tcBorders>
+            <w:tcMar>
+              <w:top w:type="dxa" w:w="60"/>
+              <w:left w:type="dxa" w:w="100"/>
+              <w:bottom w:type="dxa" w:w="60"/>
+              <w:right w:type="dxa" w:w="100"/>
+            </w:tcMar>
+          </w:tcPr>
+          <w:p>
+            <w:r>
+              <w:rPr>
+                <w:sz w:val="18"/>
+                <w:szCs w:val="18"/>
+              </w:rPr>
+              <w:t xml:space="preserve">Организация</w:t>
+            </w:r>
+          </w:p>
+        </w:tc>
+        <w:tc>
+          <w:tcPr>
+            <w:tcW w:type="dxa" w:w="6572"/>
+            <w:tcBorders>
+              <w:top w:val="single" w:color="A6A6A6" w:sz="4"/>
+              <w:left w:val="single" w:color="A6A6A6" w:sz="4"/>
+              <w:bottom w:val="single" w:color="A6A6A6" w:sz="4"/>
+              <w:right w:val="single" w:color="A6A6A6" w:sz="4"/>
+            </w:tcBorders>
+            <w:tcMar>
+              <w:top w:type="dxa" w:w="60"/>
+              <w:left w:type="dxa" w:w="100"/>
+              <w:bottom w:type="dxa" w:w="60"/>
+              <w:right w:type="dxa" w:w="100"/>
+            </w:tcMar>
+          </w:tcPr>
+          <w:p>
+            <w:r>
+              <w:rPr>
+                <w:sz w:val="18"/>
+                <w:szCs w:val="18"/>
+              </w:rPr>
+              <w:t xml:space="preserve">Fansy</w:t>
+            </w:r>
+          </w:p>
+        </w:tc>
+      </w:tr>
+      <w:tr>
+        <w:trPr>
+          <w:tblHeader w:val="off"/>
+        </w:trPr>
+        <w:tc>
+          <w:tcPr>
+            <w:tcW w:type="dxa" w:w="3066"/>
+            <w:tcBorders>
+              <w:top w:val="single" w:color="A6A6A6" w:sz="4"/>
+              <w:left w:val="single" w:color="A6A6A6" w:sz="4"/>
+              <w:bottom w:val="single" w:color="A6A6A6" w:sz="4"/>
+              <w:right w:val="single" w:color="A6A6A6" w:sz="4"/>
+            </w:tcBorders>
+            <w:tcMar>
+              <w:top w:type="dxa" w:w="60"/>
+              <w:left w:type="dxa" w:w="100"/>
+              <w:bottom w:type="dxa" w:w="60"/>
+              <w:right w:type="dxa" w:w="100"/>
+            </w:tcMar>
+          </w:tcPr>
+          <w:p>
+            <w:r>
+              <w:rPr>
+                <w:sz w:val="18"/>
+                <w:szCs w:val="18"/>
+              </w:rPr>
+              <w:t xml:space="preserve">Подразделение</w:t>
+            </w:r>
+          </w:p>
+        </w:tc>
+        <w:tc>
+          <w:tcPr>
+            <w:tcW w:type="dxa" w:w="6572"/>
+            <w:tcBorders>
+              <w:top w:val="single" w:color="A6A6A6" w:sz="4"/>
+              <w:left w:val="single" w:color="A6A6A6" w:sz="4"/>
+              <w:bottom w:val="single" w:color="A6A6A6" w:sz="4"/>
+              <w:right w:val="single" w:color="A6A6A6" w:sz="4"/>
+            </w:tcBorders>
+            <w:tcMar>
+              <w:top w:type="dxa" w:w="60"/>
+              <w:left w:type="dxa" w:w="100"/>
+              <w:bottom w:type="dxa" w:w="60"/>
+              <w:right w:type="dxa" w:w="100"/>
+            </w:tcMar>
+          </w:tcPr>
+          <w:p>
+            <w:r>
+              <w:rPr>
+                <w:sz w:val="18"/>
+                <w:szCs w:val="18"/>
+              </w:rPr>
+              <w:t xml:space="preserve">Не заполнять</w:t>
+            </w:r>
+            <w:r>
+              <w:rPr>
+                <w:sz w:val="18"/>
+                <w:szCs w:val="18"/>
+              </w:rPr>
+              <w:t xml:space="preserve"> (пусто)</w:t>
+            </w:r>
+          </w:p>
+        </w:tc>
+      </w:tr>
+      <w:tr>
+        <w:trPr>
+          <w:tblHeader w:val="off"/>
+        </w:trPr>
+        <w:tc>
+          <w:tcPr>
+            <w:tcW w:type="dxa" w:w="3066"/>
+            <w:tcBorders>
+              <w:top w:val="single" w:color="A6A6A6" w:sz="4"/>
+              <w:left w:val="single" w:color="A6A6A6" w:sz="4"/>
+              <w:bottom w:val="single" w:color="A6A6A6" w:sz="4"/>
+              <w:right w:val="single" w:color="A6A6A6" w:sz="4"/>
+            </w:tcBorders>
+            <w:tcMar>
+              <w:top w:type="dxa" w:w="60"/>
+              <w:left w:type="dxa" w:w="100"/>
+              <w:bottom w:type="dxa" w:w="60"/>
+              <w:right w:type="dxa" w:w="100"/>
+            </w:tcMar>
+          </w:tcPr>
+          <w:p>
+            <w:r>
+              <w:rPr>
+                <w:sz w:val="18"/>
+                <w:szCs w:val="18"/>
+              </w:rPr>
+              <w:t xml:space="preserve">Начисление</w:t>
+            </w:r>
+          </w:p>
+        </w:tc>
+        <w:tc>
+          <w:tcPr>
+            <w:tcW w:type="dxa" w:w="6572"/>
+            <w:tcBorders>
+              <w:top w:val="single" w:color="A6A6A6" w:sz="4"/>
+              <w:left w:val="single" w:color="A6A6A6" w:sz="4"/>
+              <w:bottom w:val="single" w:color="A6A6A6" w:sz="4"/>
+              <w:right w:val="single" w:color="A6A6A6" w:sz="4"/>
+            </w:tcBorders>
+            <w:tcMar>
+              <w:top w:type="dxa" w:w="60"/>
+              <w:left w:type="dxa" w:w="100"/>
+              <w:bottom w:type="dxa" w:w="60"/>
+              <w:right w:type="dxa" w:w="100"/>
+            </w:tcMar>
+          </w:tcPr>
+          <w:p>
+            <w:r>
+              <w:rPr>
+                <w:sz w:val="18"/>
+                <w:szCs w:val="18"/>
+              </w:rPr>
+              <w:t xml:space="preserve">Премия за месяц суммой УУ</w:t>
+            </w:r>
+          </w:p>
+        </w:tc>
+      </w:tr>
+      <w:tr>
+        <w:trPr>
+          <w:tblHeader w:val="off"/>
+        </w:trPr>
+        <w:tc>
+          <w:tcPr>
+            <w:tcW w:type="dxa" w:w="3066"/>
+            <w:tcBorders>
+              <w:top w:val="single" w:color="A6A6A6" w:sz="4"/>
+              <w:left w:val="single" w:color="A6A6A6" w:sz="4"/>
+              <w:bottom w:val="single" w:color="A6A6A6" w:sz="4"/>
+              <w:right w:val="single" w:color="A6A6A6" w:sz="4"/>
+            </w:tcBorders>
+            <w:tcMar>
+              <w:top w:type="dxa" w:w="60"/>
+              <w:left w:type="dxa" w:w="100"/>
+              <w:bottom w:type="dxa" w:w="60"/>
+              <w:right w:type="dxa" w:w="100"/>
+            </w:tcMar>
+          </w:tcPr>
+          <w:p>
+            <w:r>
+              <w:rPr>
+                <w:sz w:val="18"/>
+                <w:szCs w:val="18"/>
+              </w:rPr>
+              <w:t xml:space="preserve">Дата начала / Дата окончания</w:t>
+            </w:r>
+          </w:p>
+        </w:tc>
+        <w:tc>
+          <w:tcPr>
+            <w:tcW w:type="dxa" w:w="6572"/>
+            <w:tcBorders>
+              <w:top w:val="single" w:color="A6A6A6" w:sz="4"/>
+              <w:left w:val="single" w:color="A6A6A6" w:sz="4"/>
+              <w:bottom w:val="single" w:color="A6A6A6" w:sz="4"/>
+              <w:right w:val="single" w:color="A6A6A6" w:sz="4"/>
+            </w:tcBorders>
+            <w:tcMar>
+              <w:top w:type="dxa" w:w="60"/>
+              <w:left w:type="dxa" w:w="100"/>
+              <w:bottom w:type="dxa" w:w="60"/>
+              <w:right w:type="dxa" w:w="100"/>
+            </w:tcMar>
+          </w:tcPr>
+          <w:p>
+            <w:r>
+              <w:rPr>
+                <w:sz w:val="18"/>
+                <w:szCs w:val="18"/>
+              </w:rPr>
+              <w:t xml:space="preserve">Первый / последний день месяца (01.08.2026 – 31.08.2026)</w:t>
+            </w:r>
+          </w:p>
+        </w:tc>
+      </w:tr>
+      <w:tr>
+        <w:trPr>
+          <w:tblHeader w:val="off"/>
+        </w:trPr>
+        <w:tc>
+          <w:tcPr>
+            <w:tcW w:type="dxa" w:w="3066"/>
+            <w:tcBorders>
+              <w:top w:val="single" w:color="A6A6A6" w:sz="4"/>
+              <w:left w:val="single" w:color="A6A6A6" w:sz="4"/>
+              <w:bottom w:val="single" w:color="A6A6A6" w:sz="4"/>
+              <w:right w:val="single" w:color="A6A6A6" w:sz="4"/>
+            </w:tcBorders>
+            <w:tcMar>
+              <w:top w:type="dxa" w:w="60"/>
+              <w:left w:type="dxa" w:w="100"/>
+              <w:bottom w:type="dxa" w:w="60"/>
+              <w:right w:type="dxa" w:w="100"/>
+            </w:tcMar>
+          </w:tcPr>
+          <w:p>
+            <w:r>
+              <w:rPr>
+                <w:sz w:val="18"/>
+                <w:szCs w:val="18"/>
+              </w:rPr>
+              <w:t xml:space="preserve">Способ отражения</w:t>
+            </w:r>
+          </w:p>
+        </w:tc>
+        <w:tc>
+          <w:tcPr>
+            <w:tcW w:type="dxa" w:w="6572"/>
+            <w:tcBorders>
+              <w:top w:val="single" w:color="A6A6A6" w:sz="4"/>
+              <w:left w:val="single" w:color="A6A6A6" w:sz="4"/>
+              <w:bottom w:val="single" w:color="A6A6A6" w:sz="4"/>
+              <w:right w:val="single" w:color="A6A6A6" w:sz="4"/>
+            </w:tcBorders>
+            <w:tcMar>
+              <w:top w:type="dxa" w:w="60"/>
+              <w:left w:type="dxa" w:w="100"/>
+              <w:bottom w:type="dxa" w:w="60"/>
+              <w:right w:type="dxa" w:w="100"/>
+            </w:tcMar>
+          </w:tcPr>
+          <w:p>
+            <w:r>
+              <w:rPr>
+                <w:sz w:val="18"/>
+                <w:szCs w:val="18"/>
+              </w:rPr>
+              <w:t xml:space="preserve">Отражение Премия</w:t>
+            </w:r>
+          </w:p>
+        </w:tc>
+      </w:tr>
+      <w:tr>
+        <w:trPr>
+          <w:tblHeader w:val="off"/>
+        </w:trPr>
+        <w:tc>
+          <w:tcPr>
+            <w:tcW w:type="dxa" w:w="3066"/>
+            <w:tcBorders>
+              <w:top w:val="single" w:color="A6A6A6" w:sz="4"/>
+              <w:left w:val="single" w:color="A6A6A6" w:sz="4"/>
+              <w:bottom w:val="single" w:color="A6A6A6" w:sz="4"/>
+              <w:right w:val="single" w:color="A6A6A6" w:sz="4"/>
+            </w:tcBorders>
+            <w:tcMar>
+              <w:top w:type="dxa" w:w="60"/>
+              <w:left w:type="dxa" w:w="100"/>
+              <w:bottom w:type="dxa" w:w="60"/>
+              <w:right w:type="dxa" w:w="100"/>
+            </w:tcMar>
+          </w:tcPr>
+          <w:p>
+            <w:r>
+              <w:rPr>
+                <w:sz w:val="18"/>
+                <w:szCs w:val="18"/>
+              </w:rPr>
+              <w:t xml:space="preserve">Учитывать как</w:t>
+            </w:r>
+          </w:p>
+        </w:tc>
+        <w:tc>
+          <w:tcPr>
+            <w:tcW w:type="dxa" w:w="6572"/>
+            <w:tcBorders>
+              <w:top w:val="single" w:color="A6A6A6" w:sz="4"/>
+              <w:left w:val="single" w:color="A6A6A6" w:sz="4"/>
+              <w:bottom w:val="single" w:color="A6A6A6" w:sz="4"/>
+              <w:right w:val="single" w:color="A6A6A6" w:sz="4"/>
+            </w:tcBorders>
+            <w:tcMar>
+              <w:top w:type="dxa" w:w="60"/>
+              <w:left w:type="dxa" w:w="100"/>
+              <w:bottom w:type="dxa" w:w="60"/>
+              <w:right w:type="dxa" w:w="100"/>
+            </w:tcMar>
+          </w:tcPr>
+          <w:p>
+            <w:r>
+              <w:rPr>
+                <w:sz w:val="18"/>
+                <w:szCs w:val="18"/>
+              </w:rPr>
+              <w:t xml:space="preserve">Не менять (значение по умолчанию: «Расчеты по оплате труда»)</w:t>
+            </w:r>
+          </w:p>
+        </w:tc>
+      </w:tr>
+      <w:tr>
+        <w:trPr>
+          <w:tblHeader w:val="off"/>
+        </w:trPr>
+        <w:tc>
+          <w:tcPr>
+            <w:tcW w:type="dxa" w:w="3066"/>
+            <w:tcBorders>
+              <w:top w:val="single" w:color="A6A6A6" w:sz="4"/>
+              <w:left w:val="single" w:color="A6A6A6" w:sz="4"/>
+              <w:bottom w:val="single" w:color="A6A6A6" w:sz="4"/>
+              <w:right w:val="single" w:color="A6A6A6" w:sz="4"/>
+            </w:tcBorders>
+            <w:tcMar>
+              <w:top w:type="dxa" w:w="60"/>
+              <w:left w:type="dxa" w:w="100"/>
+              <w:bottom w:type="dxa" w:w="60"/>
+              <w:right w:type="dxa" w:w="100"/>
+            </w:tcMar>
+          </w:tcPr>
+          <w:p>
+            <w:r>
+              <w:rPr>
+                <w:sz w:val="18"/>
+                <w:szCs w:val="18"/>
+              </w:rPr>
+              <w:t xml:space="preserve">Комментарий</w:t>
+            </w:r>
+          </w:p>
+        </w:tc>
+        <w:tc>
+          <w:tcPr>
+            <w:tcW w:type="dxa" w:w="6572"/>
+            <w:tcBorders>
+              <w:top w:val="single" w:color="A6A6A6" w:sz="4"/>
+              <w:left w:val="single" w:color="A6A6A6" w:sz="4"/>
+              <w:bottom w:val="single" w:color="A6A6A6" w:sz="4"/>
+              <w:right w:val="single" w:color="A6A6A6" w:sz="4"/>
+            </w:tcBorders>
+            <w:tcMar>
+              <w:top w:type="dxa" w:w="60"/>
+              <w:left w:type="dxa" w:w="100"/>
+              <w:bottom w:type="dxa" w:w="60"/>
+              <w:right w:type="dxa" w:w="100"/>
+            </w:tcMar>
+          </w:tcPr>
+          <w:p>
+            <w:r>
+              <w:rPr>
+                <w:rFonts w:ascii="Consolas" w:cs="Consolas" w:eastAsia="Consolas" w:hAnsi="Consolas"/>
+                <w:color w:val="1F4E79"/>
+                <w:sz w:val="18"/>
+                <w:szCs w:val="18"/>
+              </w:rPr>
+              <w:t xml:space="preserve">Скауты_премия_руб</w:t>
+            </w:r>
+          </w:p>
+        </w:tc>
+      </w:tr>
+    </w:tbl>
+    <w:p>
+      <w:pPr>
+        <w:spacing w:after="60"/>
+      </w:pPr>
+    </w:p>
+    <w:p>
+      <w:pPr>
+        <w:pStyle w:val="ListParagraph"/>
+        <w:numPr>
+          <w:ilvl w:val="0"/>
+          <w:numId w:val="3"/>
+        </w:numPr>
+      </w:pPr>
+      <w:r>
+        <w:t xml:space="preserve">Сумма = L (+ M) на каждого человека, одна строка на человека.</w:t>
+      </w:r>
+    </w:p>
+    <w:p>
+      <w:pPr>
+        <w:pStyle w:val="ListParagraph"/>
+        <w:numPr>
+          <w:ilvl w:val="0"/>
+          <w:numId w:val="3"/>
+        </w:numPr>
+      </w:pPr>
+      <w:r>
+        <w:rPr>
+          <w:b/>
+          <w:bCs/>
+        </w:rPr>
+        <w:t xml:space="preserve">НДФЛ не рассчитывать и не удерживать.</w:t>
+      </w:r>
+      <w:r>
+        <w:t xml:space="preserve"> Взносы — как в ручных документах (сверить с эталоном ФН00-000047).</w:t>
+      </w:r>
+    </w:p>
+    <w:p>
+      <w:pPr>
+        <w:pStyle w:val="Heading2"/>
+      </w:pPr>
+      <w:r>
+        <w:t xml:space="preserve">5.3 Ведомость на счета (только </w:t>
       </w:r>
       <w:r>
         <w:rPr>
           <w:rFonts w:ascii="Consolas" w:cs="Consolas" w:eastAsia="Consolas" w:hAnsi="Consolas"/>
           <w:color w:val="1F4E79"/>
         </w:rPr>
-        <w:t xml:space="preserve">Скауты_премия_руб</w:t>
-      </w:r>
-      <w:r>
-        <w:t xml:space="preserve">.</w:t>
-      </w:r>
-    </w:p>
-    <w:p>
-      <w:pPr>
-        <w:pStyle w:val="ListParagraph"/>
-        <w:numPr>
-          <w:ilvl w:val="0"/>
-          <w:numId w:val="3"/>
-        </w:numPr>
-      </w:pPr>
-      <w:r>
-        <w:t xml:space="preserve">Сумма = L (+ M) на каждого человека.</w:t>
-      </w:r>
-    </w:p>
-    <w:p>
-      <w:pPr>
-        <w:pStyle w:val="ListParagraph"/>
-        <w:numPr>
-          <w:ilvl w:val="0"/>
-          <w:numId w:val="3"/>
-        </w:numPr>
-      </w:pPr>
-      <w:r>
-        <w:t xml:space="preserve">Выполнить штатный расчёт НДФЛ и взносов.</w:t>
-      </w:r>
-    </w:p>
-    <w:p>
-      <w:pPr>
-        <w:pStyle w:val="Heading2"/>
-      </w:pPr>
-      <w:r>
-        <w:t xml:space="preserve">5.3 Ведомость на счета (только </w:t>
+        <w:t xml:space="preserve">4dev</w:t>
+      </w:r>
+      <w:r>
+        <w:t xml:space="preserve">)</w:t>
+      </w:r>
+    </w:p>
+    <w:p>
+      <w:pPr>
+        <w:pStyle w:val="ListParagraph"/>
+        <w:numPr>
+          <w:ilvl w:val="0"/>
+          <w:numId w:val="3"/>
+        </w:numPr>
+      </w:pPr>
+      <w:r>
+        <w:t xml:space="preserve">Документ </w:t>
+      </w:r>
+      <w:r>
+        <w:rPr>
+          <w:b/>
+          <w:bCs/>
+        </w:rPr>
+        <w:t xml:space="preserve">«Ведомость на счета»</w:t>
+      </w:r>
+      <w:r>
+        <w:t xml:space="preserve">, организация Fansy.</w:t>
+      </w:r>
+    </w:p>
+    <w:p>
+      <w:pPr>
+        <w:pStyle w:val="ListParagraph"/>
+        <w:numPr>
+          <w:ilvl w:val="0"/>
+          <w:numId w:val="3"/>
+        </w:numPr>
+      </w:pPr>
+      <w:r>
+        <w:rPr>
+          <w:b/>
+          <w:bCs/>
+        </w:rPr>
+        <w:t xml:space="preserve">Вид выплаты:</w:t>
+      </w:r>
+      <w:r>
+        <w:t xml:space="preserve"> «Зарплата за месяц».</w:t>
+      </w:r>
+    </w:p>
+    <w:p>
+      <w:pPr>
+        <w:pStyle w:val="ListParagraph"/>
+        <w:numPr>
+          <w:ilvl w:val="0"/>
+          <w:numId w:val="3"/>
+        </w:numPr>
+      </w:pPr>
+      <w:r>
+        <w:rPr>
+          <w:b/>
+          <w:bCs/>
+        </w:rPr>
+        <w:t xml:space="preserve">Месяц:</w:t>
+      </w:r>
+      <w:r>
+        <w:t xml:space="preserve"> месяц из B3.</w:t>
+      </w:r>
+    </w:p>
+    <w:p>
+      <w:pPr>
+        <w:pStyle w:val="ListParagraph"/>
+        <w:numPr>
+          <w:ilvl w:val="0"/>
+          <w:numId w:val="3"/>
+        </w:numPr>
+      </w:pPr>
+      <w:r>
+        <w:rPr>
+          <w:b/>
+          <w:bCs/>
+        </w:rPr>
+        <w:t xml:space="preserve">Дата:</w:t>
+      </w:r>
+      <w:r>
+        <w:t xml:space="preserve"> </w:t>
+      </w:r>
+      <w:r>
+        <w:rPr>
+          <w:b/>
+          <w:bCs/>
+        </w:rPr>
+        <w:t xml:space="preserve">15-е число следующего месяца</w:t>
+      </w:r>
+      <w:r>
+        <w:t xml:space="preserve"> (для августа — 15.09.2026). Число задаётся в настройках.</w:t>
+      </w:r>
+    </w:p>
+    <w:p>
+      <w:pPr>
+        <w:pStyle w:val="ListParagraph"/>
+        <w:numPr>
+          <w:ilvl w:val="0"/>
+          <w:numId w:val="3"/>
+        </w:numPr>
+      </w:pPr>
+      <w:r>
+        <w:rPr>
+          <w:b/>
+          <w:bCs/>
+        </w:rPr>
+        <w:t xml:space="preserve">Комментарий:</w:t>
+      </w:r>
+      <w:r>
+        <w:t xml:space="preserve"> </w:t>
       </w:r>
       <w:r>
         <w:rPr>
           <w:rFonts w:ascii="Consolas" w:cs="Consolas" w:eastAsia="Consolas" w:hAnsi="Consolas"/>
           <w:color w:val="1F4E79"/>
         </w:rPr>
-        <w:t xml:space="preserve">4dev</w:t>
-      </w:r>
-      <w:r>
-        <w:t xml:space="preserve">)</w:t>
-      </w:r>
-    </w:p>
-    <w:p>
-      <w:pPr>
-        <w:pStyle w:val="ListParagraph"/>
-        <w:numPr>
-          <w:ilvl w:val="0"/>
-          <w:numId w:val="3"/>
-        </w:numPr>
-      </w:pPr>
-      <w:r>
-        <w:t xml:space="preserve">Документ </w:t>
-      </w:r>
-      <w:r>
-        <w:rPr>
-          <w:b/>
-          <w:bCs/>
-        </w:rPr>
-        <w:t xml:space="preserve">«Ведомость на счета»</w:t>
-      </w:r>
-      <w:r>
-        <w:t xml:space="preserve">, организация Fansy.</w:t>
-      </w:r>
-    </w:p>
-    <w:p>
-      <w:pPr>
-        <w:pStyle w:val="ListParagraph"/>
-        <w:numPr>
-          <w:ilvl w:val="0"/>
-          <w:numId w:val="3"/>
-        </w:numPr>
-      </w:pPr>
-      <w:r>
-        <w:rPr>
-          <w:b/>
-          <w:bCs/>
-        </w:rPr>
-        <w:t xml:space="preserve">Вид выплаты:</w:t>
-      </w:r>
-      <w:r>
-        <w:t xml:space="preserve"> «Зарплата за месяц».</w:t>
-      </w:r>
-    </w:p>
-    <w:p>
-      <w:pPr>
-        <w:pStyle w:val="ListParagraph"/>
-        <w:numPr>
-          <w:ilvl w:val="0"/>
-          <w:numId w:val="3"/>
-        </w:numPr>
-      </w:pPr>
-      <w:r>
-        <w:rPr>
-          <w:b/>
-          <w:bCs/>
-        </w:rPr>
-        <w:t xml:space="preserve">Месяц:</w:t>
-      </w:r>
-      <w:r>
-        <w:t xml:space="preserve"> месяц из B3.</w:t>
-      </w:r>
-    </w:p>
-    <w:p>
-      <w:pPr>
-        <w:pStyle w:val="ListParagraph"/>
-        <w:numPr>
-          <w:ilvl w:val="0"/>
-          <w:numId w:val="3"/>
-        </w:numPr>
-      </w:pPr>
-      <w:r>
-        <w:rPr>
-          <w:b/>
-          <w:bCs/>
-        </w:rPr>
-        <w:t xml:space="preserve">Дата:</w:t>
-      </w:r>
-      <w:r>
-        <w:t xml:space="preserve"> </w:t>
-      </w:r>
-      <w:r>
-        <w:rPr>
-          <w:b/>
-          <w:bCs/>
-        </w:rPr>
-        <w:t xml:space="preserve">15-е число следующего месяца</w:t>
-      </w:r>
-      <w:r>
-        <w:t xml:space="preserve"> (для августа — 15.09.2026). Число задаётся в настройках.</w:t>
-      </w:r>
-    </w:p>
-    <w:p>
-      <w:pPr>
-        <w:pStyle w:val="ListParagraph"/>
-        <w:numPr>
-          <w:ilvl w:val="0"/>
-          <w:numId w:val="3"/>
-        </w:numPr>
-      </w:pPr>
-      <w:r>
-        <w:rPr>
-          <w:b/>
-          <w:bCs/>
-        </w:rPr>
-        <w:t xml:space="preserve">Комментарий:</w:t>
-      </w:r>
-      <w:r>
-        <w:t xml:space="preserve"> </w:t>
+        <w:t xml:space="preserve">4DEV</w:t>
+      </w:r>
+      <w:r>
+        <w:t xml:space="preserve">. </w:t>
+      </w:r>
+      <w:r>
+        <w:rPr>
+          <w:b/>
+          <w:bCs/>
+        </w:rPr>
+        <w:t xml:space="preserve">Ответственный:</w:t>
+      </w:r>
+      <w:r>
+        <w:t xml:space="preserve"> текущий пользователь.</w:t>
+      </w:r>
+    </w:p>
+    <w:p>
+      <w:pPr>
+        <w:pStyle w:val="ListParagraph"/>
+        <w:numPr>
+          <w:ilvl w:val="0"/>
+          <w:numId w:val="3"/>
+        </w:numPr>
+      </w:pPr>
+      <w:r>
+        <w:rPr>
+          <w:b/>
+          <w:bCs/>
+        </w:rPr>
+        <w:t xml:space="preserve">Состав:</w:t>
+      </w:r>
+      <w:r>
+        <w:t xml:space="preserve"> только люди, у которых в колонке D указано </w:t>
       </w:r>
       <w:r>
         <w:rPr>
           <w:rFonts w:ascii="Consolas" w:cs="Consolas" w:eastAsia="Consolas" w:hAnsi="Consolas"/>
           <w:color w:val="1F4E79"/>
         </w:rPr>
-        <w:t xml:space="preserve">4DEV</w:t>
-      </w:r>
-      <w:r>
-        <w:t xml:space="preserve">. </w:t>
-      </w:r>
-      <w:r>
-        <w:rPr>
-          <w:b/>
-          <w:bCs/>
-        </w:rPr>
-        <w:t xml:space="preserve">Ответственный:</w:t>
-      </w:r>
-      <w:r>
-        <w:t xml:space="preserve"> текущий пользователь.</w:t>
-      </w:r>
-    </w:p>
-    <w:p>
-      <w:pPr>
-        <w:pStyle w:val="ListParagraph"/>
-        <w:numPr>
-          <w:ilvl w:val="0"/>
-          <w:numId w:val="3"/>
-        </w:numPr>
-      </w:pPr>
-      <w:r>
-        <w:rPr>
-          <w:b/>
-          <w:bCs/>
-        </w:rPr>
-        <w:t xml:space="preserve">Состав:</w:t>
-      </w:r>
-      <w:r>
-        <w:t xml:space="preserve"> только люди, у которых в колонке D указано </w:t>
+        <w:t xml:space="preserve">4dev</w:t>
+      </w:r>
+      <w:r>
+        <w:t xml:space="preserve">. Остальные (</w:t>
       </w:r>
       <w:r>
         <w:rPr>
           <w:rFonts w:ascii="Consolas" w:cs="Consolas" w:eastAsia="Consolas" w:hAnsi="Consolas"/>
           <w:color w:val="1F4E79"/>
         </w:rPr>
-        <w:t xml:space="preserve">4dev</w:t>
-      </w:r>
-      <w:r>
-        <w:t xml:space="preserve">. Остальные (</w:t>
+        <w:t xml:space="preserve">СЗ - БВ</w:t>
+      </w:r>
+      <w:r>
+        <w:t xml:space="preserve">, </w:t>
       </w:r>
       <w:r>
         <w:rPr>
           <w:rFonts w:ascii="Consolas" w:cs="Consolas" w:eastAsia="Consolas" w:hAnsi="Consolas"/>
           <w:color w:val="1F4E79"/>
         </w:rPr>
-        <w:t xml:space="preserve">СЗ - БВ</w:t>
-      </w:r>
-      <w:r>
-        <w:t xml:space="preserve">, </w:t>
+        <w:t xml:space="preserve">крипта</w:t>
+      </w:r>
+      <w:r>
+        <w:t xml:space="preserve">) в ведомость не попадают.</w:t>
+      </w:r>
+    </w:p>
+    <w:p>
+      <w:pPr>
+        <w:pStyle w:val="ListParagraph"/>
+        <w:numPr>
+          <w:ilvl w:val="0"/>
+          <w:numId w:val="3"/>
+        </w:numPr>
+      </w:pPr>
+      <w:r>
+        <w:t xml:space="preserve">Ведомость создаётся </w:t>
+      </w:r>
+      <w:r>
+        <w:rPr>
+          <w:b/>
+          <w:bCs/>
+        </w:rPr>
+        <w:t xml:space="preserve">после проведения</w:t>
+      </w:r>
+      <w:r>
+        <w:t xml:space="preserve"> обоих документов начислений.</w:t>
+      </w:r>
+    </w:p>
+    <w:p>
+      <w:pPr>
+        <w:pStyle w:val="ListParagraph"/>
+        <w:numPr>
+          <w:ilvl w:val="0"/>
+          <w:numId w:val="3"/>
+        </w:numPr>
+      </w:pPr>
+      <w:r>
+        <w:rPr>
+          <w:b/>
+          <w:bCs/>
+        </w:rPr>
+        <w:t xml:space="preserve">НДФЛ не учитывается:</w:t>
+      </w:r>
+      <w:r>
+        <w:t xml:space="preserve"> к выплате = </w:t>
+      </w:r>
+      <w:r>
+        <w:rPr>
+          <w:b/>
+          <w:bCs/>
+        </w:rPr>
+        <w:t xml:space="preserve">всё начисленное</w:t>
+      </w:r>
+      <w:r>
+        <w:t xml:space="preserve"> без удержания НДФЛ, то есть сумма колонки N «Итого» по человеку. Колонка «НДФЛ к перечислению» в ведомости — 0.</w:t>
+      </w:r>
+    </w:p>
+    <w:p>
+      <w:pPr>
+        <w:pStyle w:val="ListParagraph"/>
+        <w:numPr>
+          <w:ilvl w:val="0"/>
+          <w:numId w:val="3"/>
+        </w:numPr>
+      </w:pPr>
+      <w:r>
+        <w:t xml:space="preserve">Заполнение: штатная команда «Заполнить» по сотрудникам </w:t>
       </w:r>
       <w:r>
         <w:rPr>
           <w:rFonts w:ascii="Consolas" w:cs="Consolas" w:eastAsia="Consolas" w:hAnsi="Consolas"/>
           <w:color w:val="1F4E79"/>
         </w:rPr>
-        <w:t xml:space="preserve">крипта</w:t>
-      </w:r>
-      <w:r>
-        <w:t xml:space="preserve">) в ведомость не попадают.</w:t>
-      </w:r>
-    </w:p>
-    <w:p>
-      <w:pPr>
-        <w:pStyle w:val="ListParagraph"/>
-        <w:numPr>
-          <w:ilvl w:val="0"/>
-          <w:numId w:val="3"/>
-        </w:numPr>
-      </w:pPr>
-      <w:r>
-        <w:t xml:space="preserve">Ведомость создаётся </w:t>
-      </w:r>
-      <w:r>
-        <w:rPr>
-          <w:b/>
-          <w:bCs/>
-        </w:rPr>
-        <w:t xml:space="preserve">после проведения</w:t>
-      </w:r>
-      <w:r>
-        <w:t xml:space="preserve"> обоих документов начислений и заполняется штатной командой «Заполнить». Строки сотрудников не из </w:t>
+        <w:t xml:space="preserve">4dev</w:t>
+      </w:r>
+      <w:r>
+        <w:t xml:space="preserve">, строки остальных удаляются. Если штатное заполнение даёт сумму, отличную от N (например, из-за остатков прошлых месяцев), сумма к выплате </w:t>
+      </w:r>
+      <w:r>
+        <w:rPr>
+          <w:b/>
+          <w:bCs/>
+        </w:rPr>
+        <w:t xml:space="preserve">фиксируется равной N</w:t>
+      </w:r>
+      <w:r>
+        <w:t xml:space="preserve">, а человек попадает в протокол.</w:t>
+      </w:r>
+    </w:p>
+    <w:p>
+      <w:pPr>
+        <w:pStyle w:val="ListParagraph"/>
+        <w:numPr>
+          <w:ilvl w:val="0"/>
+          <w:numId w:val="3"/>
+        </w:numPr>
+      </w:pPr>
+      <w:r>
+        <w:rPr>
+          <w:b/>
+          <w:bCs/>
+        </w:rPr>
+        <w:t xml:space="preserve">Контроль суммы:</w:t>
+      </w:r>
+      <w:r>
+        <w:t xml:space="preserve"> итог ведомости = сумма колонки N по строкам </w:t>
       </w:r>
       <w:r>
         <w:rPr>
@@ -4722,85 +5384,66 @@
         <w:t xml:space="preserve">4dev</w:t>
       </w:r>
       <w:r>
-        <w:t xml:space="preserve"> удаляются.</w:t>
-      </w:r>
-    </w:p>
-    <w:p>
-      <w:pPr>
-        <w:pStyle w:val="ListParagraph"/>
-        <w:numPr>
-          <w:ilvl w:val="0"/>
-          <w:numId w:val="3"/>
-        </w:numPr>
-      </w:pPr>
-      <w:r>
-        <w:rPr>
-          <w:b/>
-          <w:bCs/>
-        </w:rPr>
-        <w:t xml:space="preserve">Контроль суммы:</w:t>
-      </w:r>
-      <w:r>
-        <w:t xml:space="preserve"> итог ведомости = сумма колонки N по строкам </w:t>
+        <w:t xml:space="preserve"> (август: </w:t>
+      </w:r>
+      <w:r>
+        <w:rPr>
+          <w:b/>
+          <w:bCs/>
+        </w:rPr>
+        <w:t xml:space="preserve">794 302,50 ₽</w:t>
+      </w:r>
+      <w:r>
+        <w:t xml:space="preserve">, совпадает с ФН00-000057).</w:t>
+      </w:r>
+    </w:p>
+    <w:p>
+      <w:pPr>
+        <w:pStyle w:val="ListParagraph"/>
+        <w:numPr>
+          <w:ilvl w:val="0"/>
+          <w:numId w:val="3"/>
+        </w:numPr>
+      </w:pPr>
+      <w:r>
+        <w:t xml:space="preserve">Если начисления не проведены (флажок проведения выключен), ведомость не создаётся. В протоколе пишется, что сначала нужно провести начисления и запустить шаг «Ведомость» повторно.</w:t>
+      </w:r>
+    </w:p>
+    <w:p>
+      <w:pPr>
+        <w:pStyle w:val="Heading2"/>
+      </w:pPr>
+      <w:r>
+        <w:t xml:space="preserve">5.4 Защита от дублей</w:t>
+      </w:r>
+    </w:p>
+    <w:p>
+      <w:pPr>
+        <w:pStyle w:val="ListParagraph"/>
+        <w:numPr>
+          <w:ilvl w:val="0"/>
+          <w:numId w:val="3"/>
+        </w:numPr>
+      </w:pPr>
+      <w:r>
+        <w:t xml:space="preserve">Документ за месяц ищется по организации, месяцу и комментарию (</w:t>
       </w:r>
       <w:r>
         <w:rPr>
           <w:rFonts w:ascii="Consolas" w:cs="Consolas" w:eastAsia="Consolas" w:hAnsi="Consolas"/>
           <w:color w:val="1F4E79"/>
         </w:rPr>
-        <w:t xml:space="preserve">4dev</w:t>
-      </w:r>
-      <w:r>
-        <w:t xml:space="preserve"> (август: </w:t>
-      </w:r>
-      <w:r>
-        <w:rPr>
-          <w:b/>
-          <w:bCs/>
-        </w:rPr>
-        <w:t xml:space="preserve">794 302,50 ₽</w:t>
-      </w:r>
-      <w:r>
-        <w:t xml:space="preserve">). Если есть расхождение, выводится предупреждение со списком людей, у которых сумма не совпала.</w:t>
-      </w:r>
-    </w:p>
-    <w:p>
-      <w:pPr>
-        <w:pStyle w:val="ListParagraph"/>
-        <w:numPr>
-          <w:ilvl w:val="0"/>
-          <w:numId w:val="3"/>
-        </w:numPr>
-      </w:pPr>
-      <w:r>
-        <w:t xml:space="preserve">Если начисления не проведены (флажок проведения выключен), ведомость не создаётся. В протоколе пишется, что сначала нужно провести начисления и запустить шаг «Ведомость» повторно.</w:t>
-      </w:r>
-    </w:p>
-    <w:p>
-      <w:pPr>
-        <w:pStyle w:val="Heading2"/>
-      </w:pPr>
-      <w:r>
-        <w:t xml:space="preserve">5.4 Защита от дублей</w:t>
-      </w:r>
-    </w:p>
-    <w:p>
-      <w:pPr>
-        <w:pStyle w:val="ListParagraph"/>
-        <w:numPr>
-          <w:ilvl w:val="0"/>
-          <w:numId w:val="3"/>
-        </w:numPr>
-      </w:pPr>
-      <w:r>
-        <w:t xml:space="preserve">Документ за месяц ищется по организации, месяцу и комментарию (</w:t>
+        <w:t xml:space="preserve">Скауты_оклады</w:t>
+      </w:r>
+      <w:r>
+        <w:t xml:space="preserve"> / </w:t>
       </w:r>
       <w:r>
         <w:rPr>
           <w:rFonts w:ascii="Consolas" w:cs="Consolas" w:eastAsia="Consolas" w:hAnsi="Consolas"/>
           <w:color w:val="1F4E79"/>
         </w:rPr>
-        <w:t xml:space="preserve">Скауты_оклады</w:t>
+        <w:t xml:space="preserve">Скауты_премия_руб</w:t>
       </w:r>
       <w:r>
         <w:t xml:space="preserve"> / </w:t>
@@ -4810,20 +5453,148 @@
           <w:rFonts w:ascii="Consolas" w:cs="Consolas" w:eastAsia="Consolas" w:hAnsi="Consolas"/>
           <w:color w:val="1F4E79"/>
         </w:rPr>
-        <w:t xml:space="preserve">Скауты_премия_руб</w:t>
-      </w:r>
-      <w:r>
-        <w:t xml:space="preserve"> / </w:t>
+        <w:t xml:space="preserve">4DEV</w:t>
+      </w:r>
+      <w:r>
+        <w:t xml:space="preserve">):</w:t>
+      </w:r>
+    </w:p>
+    <w:p>
+      <w:pPr>
+        <w:pStyle w:val="ListParagraph"/>
+        <w:numPr>
+          <w:ilvl w:val="1"/>
+          <w:numId w:val="3"/>
+        </w:numPr>
+      </w:pPr>
+      <w:r>
+        <w:t xml:space="preserve">если найден непроведённый — предложить перезаполнить его;</w:t>
+      </w:r>
+    </w:p>
+    <w:p>
+      <w:pPr>
+        <w:pStyle w:val="ListParagraph"/>
+        <w:numPr>
+          <w:ilvl w:val="1"/>
+          <w:numId w:val="3"/>
+        </w:numPr>
+      </w:pPr>
+      <w:r>
+        <w:t xml:space="preserve">если найден проведённый — предупредить. Перезаполнить только после подтверждения пользователя и отмены проведения;</w:t>
+      </w:r>
+    </w:p>
+    <w:p>
+      <w:pPr>
+        <w:pStyle w:val="ListParagraph"/>
+        <w:numPr>
+          <w:ilvl w:val="1"/>
+          <w:numId w:val="3"/>
+        </w:numPr>
+      </w:pPr>
+      <w:r>
+        <w:t xml:space="preserve">второй такой же документ молча не создавать.</w:t>
+      </w:r>
+    </w:p>
+    <w:p>
+      <w:pPr>
+        <w:pStyle w:val="ListParagraph"/>
+        <w:numPr>
+          <w:ilvl w:val="0"/>
+          <w:numId w:val="3"/>
+        </w:numPr>
+      </w:pPr>
+      <w:r>
+        <w:t xml:space="preserve">При повторной загрузке новые сотрудники повторно не заводятся (их находит регистр сопоставления).</w:t>
+      </w:r>
+    </w:p>
+    <w:p>
+      <w:pPr>
+        <w:pStyle w:val="Heading1"/>
+      </w:pPr>
+      <w:r>
+        <w:t xml:space="preserve">6. Форма обработки</w:t>
+      </w:r>
+    </w:p>
+    <w:p>
+      <w:pPr>
+        <w:pStyle w:val="Heading2"/>
+      </w:pPr>
+      <w:r>
+        <w:t xml:space="preserve">6.1 Настройки (сохраняются)</w:t>
+      </w:r>
+    </w:p>
+    <w:p>
+      <w:pPr>
+        <w:pStyle w:val="ListParagraph"/>
+        <w:numPr>
+          <w:ilvl w:val="0"/>
+          <w:numId w:val="3"/>
+        </w:numPr>
+      </w:pPr>
+      <w:r>
+        <w:t xml:space="preserve">Организация (по умолчанию Fansy).</w:t>
+      </w:r>
+    </w:p>
+    <w:p>
+      <w:pPr>
+        <w:pStyle w:val="ListParagraph"/>
+        <w:numPr>
+          <w:ilvl w:val="0"/>
+          <w:numId w:val="3"/>
+        </w:numPr>
+      </w:pPr>
+      <w:r>
+        <w:rPr>
+          <w:b/>
+          <w:bCs/>
+        </w:rPr>
+        <w:t xml:space="preserve">Telegram:</w:t>
+      </w:r>
+    </w:p>
+    <w:p>
+      <w:pPr>
+        <w:pStyle w:val="ListParagraph"/>
+        <w:numPr>
+          <w:ilvl w:val="1"/>
+          <w:numId w:val="3"/>
+        </w:numPr>
+      </w:pPr>
+      <w:r>
+        <w:t xml:space="preserve">токен бота (в безопасном хранилище);</w:t>
+      </w:r>
+    </w:p>
+    <w:p>
+      <w:pPr>
+        <w:pStyle w:val="ListParagraph"/>
+        <w:numPr>
+          <w:ilvl w:val="1"/>
+          <w:numId w:val="3"/>
+        </w:numPr>
+      </w:pPr>
+      <w:r>
+        <w:t xml:space="preserve">ID чата (чат https://t.me/+MkKkPuP3QsUyYWZi);</w:t>
+      </w:r>
+    </w:p>
+    <w:p>
+      <w:pPr>
+        <w:pStyle w:val="ListParagraph"/>
+        <w:numPr>
+          <w:ilvl w:val="1"/>
+          <w:numId w:val="3"/>
+        </w:numPr>
+      </w:pPr>
+      <w:r>
+        <w:t xml:space="preserve">маска имени файла (</w:t>
       </w:r>
       <w:r>
         <w:rPr>
           <w:rFonts w:ascii="Consolas" w:cs="Consolas" w:eastAsia="Consolas" w:hAnsi="Consolas"/>
           <w:color w:val="1F4E79"/>
         </w:rPr>
-        <w:t xml:space="preserve">4DEV</w:t>
-      </w:r>
-      <w:r>
-        <w:t xml:space="preserve">):</w:t>
+        <w:t xml:space="preserve">*Fansy*.xlsx</w:t>
+      </w:r>
+      <w:r>
+        <w:t xml:space="preserve">);</w:t>
       </w:r>
     </w:p>
     <w:p>
@@ -4835,7 +5606,7 @@
         </w:numPr>
       </w:pPr>
       <w:r>
-        <w:t xml:space="preserve">если найден непроведённый — предложить перезаполнить его;</w:t>
+        <w:t xml:space="preserve">расписание регламентного задания (по умолчанию каждые 30 минут);</w:t>
       </w:r>
     </w:p>
     <w:p>
@@ -4847,7 +5618,7 @@
         </w:numPr>
       </w:pPr>
       <w:r>
-        <w:t xml:space="preserve">если найден проведённый — предупредить. Перезаполнить только после подтверждения пользователя и отмены проведения;</w:t>
+        <w:t xml:space="preserve">прокси;</w:t>
       </w:r>
     </w:p>
     <w:p>
@@ -4859,264 +5630,296 @@
         </w:numPr>
       </w:pPr>
       <w:r>
-        <w:t xml:space="preserve">второй такой же документ молча не создавать.</w:t>
-      </w:r>
-    </w:p>
-    <w:p>
-      <w:pPr>
-        <w:pStyle w:val="ListParagraph"/>
-        <w:numPr>
-          <w:ilvl w:val="0"/>
-          <w:numId w:val="3"/>
-        </w:numPr>
-      </w:pPr>
-      <w:r>
-        <w:t xml:space="preserve">При повторной загрузке новые сотрудники повторно не заводятся (их находит регистр сопоставления).</w:t>
-      </w:r>
-    </w:p>
-    <w:p>
-      <w:pPr>
-        <w:pStyle w:val="Heading1"/>
-      </w:pPr>
-      <w:r>
-        <w:t xml:space="preserve">6. Форма обработки</w:t>
-      </w:r>
-    </w:p>
-    <w:p>
-      <w:pPr>
-        <w:pStyle w:val="Heading2"/>
-      </w:pPr>
-      <w:r>
-        <w:t xml:space="preserve">6.1 Настройки (сохраняются)</w:t>
-      </w:r>
-    </w:p>
-    <w:p>
-      <w:pPr>
-        <w:pStyle w:val="ListParagraph"/>
-        <w:numPr>
-          <w:ilvl w:val="0"/>
-          <w:numId w:val="3"/>
-        </w:numPr>
-      </w:pPr>
-      <w:r>
-        <w:t xml:space="preserve">Организация (по умолчанию Fansy).</w:t>
-      </w:r>
-    </w:p>
-    <w:p>
-      <w:pPr>
-        <w:pStyle w:val="ListParagraph"/>
-        <w:numPr>
-          <w:ilvl w:val="0"/>
-          <w:numId w:val="3"/>
-        </w:numPr>
-      </w:pPr>
-      <w:r>
-        <w:rPr>
-          <w:b/>
-          <w:bCs/>
-        </w:rPr>
-        <w:t xml:space="preserve">Telegram:</w:t>
-      </w:r>
-    </w:p>
-    <w:p>
-      <w:pPr>
-        <w:pStyle w:val="ListParagraph"/>
-        <w:numPr>
-          <w:ilvl w:val="1"/>
-          <w:numId w:val="3"/>
-        </w:numPr>
-      </w:pPr>
-      <w:r>
-        <w:t xml:space="preserve">токен бота (в безопасном хранилище);</w:t>
-      </w:r>
-    </w:p>
-    <w:p>
-      <w:pPr>
-        <w:pStyle w:val="ListParagraph"/>
-        <w:numPr>
-          <w:ilvl w:val="1"/>
-          <w:numId w:val="3"/>
-        </w:numPr>
-      </w:pPr>
-      <w:r>
-        <w:t xml:space="preserve">ID чата (чат https://t.me/+MkKkPuP3QsUyYWZi);</w:t>
-      </w:r>
-    </w:p>
-    <w:p>
-      <w:pPr>
-        <w:pStyle w:val="ListParagraph"/>
-        <w:numPr>
-          <w:ilvl w:val="1"/>
-          <w:numId w:val="3"/>
-        </w:numPr>
-      </w:pPr>
-      <w:r>
-        <w:t xml:space="preserve">маска имени файла (</w:t>
+        <w:t xml:space="preserve">флажок «Отвечать итогом в чат».</w:t>
+      </w:r>
+    </w:p>
+    <w:p>
+      <w:pPr>
+        <w:pStyle w:val="ListParagraph"/>
+        <w:numPr>
+          <w:ilvl w:val="0"/>
+          <w:numId w:val="3"/>
+        </w:numPr>
+      </w:pPr>
+      <w:r>
+        <w:t xml:space="preserve">Лист (по умолчанию «Данные для расчета»), строка заголовка (5), ячейка периода (B3).</w:t>
+      </w:r>
+    </w:p>
+    <w:p>
+      <w:pPr>
+        <w:pStyle w:val="ListParagraph"/>
+        <w:numPr>
+          <w:ilvl w:val="0"/>
+          <w:numId w:val="3"/>
+        </w:numPr>
+      </w:pPr>
+      <w:r>
+        <w:t xml:space="preserve">Колонки ищутся по </w:t>
+      </w:r>
+      <w:r>
+        <w:rPr>
+          <w:b/>
+          <w:bCs/>
+        </w:rPr>
+        <w:t xml:space="preserve">тексту заголовка</w:t>
+      </w:r>
+      <w:r>
+        <w:t xml:space="preserve">, а не по букве («Сотрудник», «Должность», «Способ оплаты», «Валюта», «Сдельный заработок», «Оклад», «Премия», «Прочие начисления», «Итого», «Комментарии»).</w:t>
+      </w:r>
+    </w:p>
+    <w:p>
+      <w:pPr>
+        <w:pStyle w:val="ListParagraph"/>
+        <w:numPr>
+          <w:ilvl w:val="0"/>
+          <w:numId w:val="3"/>
+        </w:numPr>
+      </w:pPr>
+      <w:r>
+        <w:t xml:space="preserve">Виды начислений: оклад — «Оплата по окладу УУ», премия — «Премия за месяц суммой УУ». Способ отражения премии — «Отражение Премия».</w:t>
+      </w:r>
+    </w:p>
+    <w:p>
+      <w:pPr>
+        <w:pStyle w:val="ListParagraph"/>
+        <w:numPr>
+          <w:ilvl w:val="0"/>
+          <w:numId w:val="3"/>
+        </w:numPr>
+      </w:pPr>
+      <w:r>
+        <w:t xml:space="preserve">Флажок «Рассчитывать НДФЛ» — по умолчанию </w:t>
+      </w:r>
+      <w:r>
+        <w:rPr>
+          <w:b/>
+          <w:bCs/>
+        </w:rPr>
+        <w:t xml:space="preserve">выключен</w:t>
+      </w:r>
+      <w:r>
+        <w:t xml:space="preserve"> (НДФЛ не учитывается).</w:t>
+      </w:r>
+    </w:p>
+    <w:p>
+      <w:pPr>
+        <w:pStyle w:val="ListParagraph"/>
+        <w:numPr>
+          <w:ilvl w:val="0"/>
+          <w:numId w:val="3"/>
+        </w:numPr>
+      </w:pPr>
+      <w:r>
+        <w:t xml:space="preserve">Таблица соответствия «Должность в Excel → подразделение, должность 1С, график, вид занятости, ставка, плановое начисление». Первая строка — «Скаут» (п. 4.2).</w:t>
+      </w:r>
+    </w:p>
+    <w:p>
+      <w:pPr>
+        <w:pStyle w:val="ListParagraph"/>
+        <w:numPr>
+          <w:ilvl w:val="0"/>
+          <w:numId w:val="3"/>
+        </w:numPr>
+      </w:pPr>
+      <w:r>
+        <w:t xml:space="preserve">Способы оплаты для ведомости на счета: </w:t>
       </w:r>
       <w:r>
         <w:rPr>
           <w:rFonts w:ascii="Consolas" w:cs="Consolas" w:eastAsia="Consolas" w:hAnsi="Consolas"/>
           <w:color w:val="1F4E79"/>
         </w:rPr>
-        <w:t xml:space="preserve">*Fansy*.xlsx</w:t>
-      </w:r>
-      <w:r>
-        <w:t xml:space="preserve">);</w:t>
-      </w:r>
-    </w:p>
-    <w:p>
-      <w:pPr>
-        <w:pStyle w:val="ListParagraph"/>
-        <w:numPr>
-          <w:ilvl w:val="1"/>
-          <w:numId w:val="3"/>
-        </w:numPr>
-      </w:pPr>
-      <w:r>
-        <w:t xml:space="preserve">расписание регламентного задания (по умолчанию каждые 30 минут);</w:t>
-      </w:r>
-    </w:p>
-    <w:p>
-      <w:pPr>
-        <w:pStyle w:val="ListParagraph"/>
-        <w:numPr>
-          <w:ilvl w:val="1"/>
-          <w:numId w:val="3"/>
-        </w:numPr>
-      </w:pPr>
-      <w:r>
-        <w:t xml:space="preserve">прокси;</w:t>
-      </w:r>
-    </w:p>
-    <w:p>
-      <w:pPr>
-        <w:pStyle w:val="ListParagraph"/>
-        <w:numPr>
-          <w:ilvl w:val="1"/>
-          <w:numId w:val="3"/>
-        </w:numPr>
-      </w:pPr>
-      <w:r>
-        <w:t xml:space="preserve">флажок «Отвечать итогом в чат».</w:t>
-      </w:r>
-    </w:p>
-    <w:p>
-      <w:pPr>
-        <w:pStyle w:val="ListParagraph"/>
-        <w:numPr>
-          <w:ilvl w:val="0"/>
-          <w:numId w:val="3"/>
-        </w:numPr>
-      </w:pPr>
-      <w:r>
-        <w:t xml:space="preserve">Лист (по умолчанию «Данные для расчета»), строка заголовка (5), ячейка периода (B3).</w:t>
-      </w:r>
-    </w:p>
-    <w:p>
-      <w:pPr>
-        <w:pStyle w:val="ListParagraph"/>
-        <w:numPr>
-          <w:ilvl w:val="0"/>
-          <w:numId w:val="3"/>
-        </w:numPr>
-      </w:pPr>
-      <w:r>
-        <w:t xml:space="preserve">Колонки ищутся по </w:t>
-      </w:r>
-      <w:r>
-        <w:rPr>
-          <w:b/>
-          <w:bCs/>
-        </w:rPr>
-        <w:t xml:space="preserve">тексту заголовка</w:t>
-      </w:r>
-      <w:r>
-        <w:t xml:space="preserve">, а не по букве («Сотрудник», «Должность», «Способ оплаты», «Валюта», «Сдельный заработок», «Оклад», «Премия», «Прочие начисления», «Итого», «Комментарии»).</w:t>
-      </w:r>
-    </w:p>
-    <w:p>
-      <w:pPr>
-        <w:pStyle w:val="ListParagraph"/>
-        <w:numPr>
-          <w:ilvl w:val="0"/>
-          <w:numId w:val="3"/>
-        </w:numPr>
-      </w:pPr>
-      <w:r>
-        <w:t xml:space="preserve">Виды начислений: оклад — «Оплата по окладу УУ», премия — уточнить.</w:t>
-      </w:r>
-    </w:p>
-    <w:p>
-      <w:pPr>
-        <w:pStyle w:val="ListParagraph"/>
-        <w:numPr>
-          <w:ilvl w:val="0"/>
-          <w:numId w:val="3"/>
-        </w:numPr>
-      </w:pPr>
-      <w:r>
-        <w:t xml:space="preserve">Таблица соответствия «Должность в Excel → подразделение, должность 1С, график, вид занятости, ставка, плановое начисление». Первая строка — «Скаут» (п. 4.2).</w:t>
-      </w:r>
-    </w:p>
-    <w:p>
-      <w:pPr>
-        <w:pStyle w:val="ListParagraph"/>
-        <w:numPr>
-          <w:ilvl w:val="0"/>
-          <w:numId w:val="3"/>
-        </w:numPr>
-      </w:pPr>
-      <w:r>
-        <w:t xml:space="preserve">Способы оплаты для ведомости на счета: </w:t>
+        <w:t xml:space="preserve">4dev</w:t>
+      </w:r>
+      <w:r>
+        <w:t xml:space="preserve">. Вид выплаты: «Зарплата за месяц». Число месяца для даты выплаты: 15. Комментарий: </w:t>
       </w:r>
       <w:r>
         <w:rPr>
           <w:rFonts w:ascii="Consolas" w:cs="Consolas" w:eastAsia="Consolas" w:hAnsi="Consolas"/>
           <w:color w:val="1F4E79"/>
         </w:rPr>
-        <w:t xml:space="preserve">4dev</w:t>
-      </w:r>
-      <w:r>
-        <w:t xml:space="preserve">. Вид выплаты: «Зарплата за месяц». Число месяца для даты выплаты: 15. Комментарий: </w:t>
+        <w:t xml:space="preserve">4DEV</w:t>
+      </w:r>
+      <w:r>
+        <w:t xml:space="preserve">.</w:t>
+      </w:r>
+    </w:p>
+    <w:p>
+      <w:pPr>
+        <w:pStyle w:val="ListParagraph"/>
+        <w:numPr>
+          <w:ilvl w:val="0"/>
+          <w:numId w:val="3"/>
+        </w:numPr>
+      </w:pPr>
+      <w:r>
+        <w:t xml:space="preserve">Комментарии документов начислений: </w:t>
       </w:r>
       <w:r>
         <w:rPr>
           <w:rFonts w:ascii="Consolas" w:cs="Consolas" w:eastAsia="Consolas" w:hAnsi="Consolas"/>
           <w:color w:val="1F4E79"/>
         </w:rPr>
-        <w:t xml:space="preserve">4DEV</w:t>
-      </w:r>
-      <w:r>
-        <w:t xml:space="preserve">.</w:t>
-      </w:r>
-    </w:p>
-    <w:p>
-      <w:pPr>
-        <w:pStyle w:val="ListParagraph"/>
-        <w:numPr>
-          <w:ilvl w:val="0"/>
-          <w:numId w:val="3"/>
-        </w:numPr>
-      </w:pPr>
-      <w:r>
-        <w:t xml:space="preserve">Комментарии документов начислений: </w:t>
+        <w:t xml:space="preserve">Скауты_оклады</w:t>
+      </w:r>
+      <w:r>
+        <w:t xml:space="preserve">, </w:t>
       </w:r>
       <w:r>
         <w:rPr>
           <w:rFonts w:ascii="Consolas" w:cs="Consolas" w:eastAsia="Consolas" w:hAnsi="Consolas"/>
           <w:color w:val="1F4E79"/>
         </w:rPr>
-        <w:t xml:space="preserve">Скауты_оклады</w:t>
-      </w:r>
-      <w:r>
-        <w:t xml:space="preserve">, </w:t>
+        <w:t xml:space="preserve">Скауты_премия_руб</w:t>
+      </w:r>
+      <w:r>
+        <w:t xml:space="preserve">.</w:t>
+      </w:r>
+    </w:p>
+    <w:p>
+      <w:pPr>
+        <w:pStyle w:val="ListParagraph"/>
+        <w:numPr>
+          <w:ilvl w:val="0"/>
+          <w:numId w:val="3"/>
+        </w:numPr>
+      </w:pPr>
+      <w:r>
+        <w:t xml:space="preserve">Флажок «Проводить документы начислений автоматически» (по умолчанию выключен).</w:t>
+      </w:r>
+    </w:p>
+    <w:p>
+      <w:pPr>
+        <w:pStyle w:val="Heading2"/>
+      </w:pPr>
+      <w:r>
+        <w:t xml:space="preserve">6.2 Порядок работы</w:t>
+      </w:r>
+    </w:p>
+    <w:p>
+      <w:pPr>
+        <w:pStyle w:val="ListParagraph"/>
+        <w:numPr>
+          <w:ilvl w:val="0"/>
+          <w:numId w:val="4"/>
+        </w:numPr>
+      </w:pPr>
+      <w:r>
+        <w:t xml:space="preserve">Кнопка </w:t>
+      </w:r>
+      <w:r>
+        <w:rPr>
+          <w:b/>
+          <w:bCs/>
+        </w:rPr>
+        <w:t xml:space="preserve">«Загрузить из Telegram»</w:t>
+      </w:r>
+      <w:r>
+        <w:t xml:space="preserve">: берётся последний подходящий файл из чата. Можно выбрать файл и с диска. Лист — «Данные для расчета», месяц подставляется из B3. В форме видно, из какого сообщения взят файл: отправитель, дата, имя файла.</w:t>
+      </w:r>
+    </w:p>
+    <w:p>
+      <w:pPr>
+        <w:pStyle w:val="ListParagraph"/>
+        <w:numPr>
+          <w:ilvl w:val="0"/>
+          <w:numId w:val="4"/>
+        </w:numPr>
+      </w:pPr>
+      <w:r>
+        <w:t xml:space="preserve">Кнопка </w:t>
+      </w:r>
+      <w:r>
+        <w:rPr>
+          <w:b/>
+          <w:bCs/>
+        </w:rPr>
+        <w:t xml:space="preserve">«Прочитать файл»</w:t>
+      </w:r>
+      <w:r>
+        <w:t xml:space="preserve"> открывает предпросмотр со столбцами:</w:t>
+      </w:r>
+    </w:p>
+    <w:p>
+      <w:pPr>
+        <w:pStyle w:val="ListParagraph"/>
+        <w:numPr>
+          <w:ilvl w:val="1"/>
+          <w:numId w:val="3"/>
+        </w:numPr>
+      </w:pPr>
+      <w:r>
+        <w:t xml:space="preserve">ФИО, Должность, Способ оплаты, Сотрудник 1С, Оклад (K+J), Премия (L+M), Итого (N), В ведомость (да/нет);</w:t>
+      </w:r>
+    </w:p>
+    <w:p>
+      <w:pPr>
+        <w:pStyle w:val="ListParagraph"/>
+        <w:numPr>
+          <w:ilvl w:val="1"/>
+          <w:numId w:val="3"/>
+        </w:numPr>
+      </w:pPr>
+      <w:r>
+        <w:t xml:space="preserve">Статус: ОК / </w:t>
+      </w:r>
+      <w:r>
+        <w:rPr>
+          <w:b/>
+          <w:bCs/>
+        </w:rPr>
+        <w:t xml:space="preserve">новый — будет заведён</w:t>
+      </w:r>
+      <w:r>
+        <w:t xml:space="preserve"> / нет настройки для должности / несколько совпадений / уволен / USD.</w:t>
+      </w:r>
+    </w:p>
+    <w:p>
+      <w:pPr>
+        <w:pStyle w:val="ListParagraph"/>
+        <w:numPr>
+          <w:ilvl w:val="0"/>
+          <w:numId w:val="4"/>
+        </w:numPr>
+      </w:pPr>
+      <w:r>
+        <w:rPr>
+          <w:b/>
+          <w:bCs/>
+        </w:rPr>
+        <w:t xml:space="preserve">Контроль итогов:</w:t>
+      </w:r>
+    </w:p>
+    <w:p>
+      <w:pPr>
+        <w:pStyle w:val="ListParagraph"/>
+        <w:numPr>
+          <w:ilvl w:val="1"/>
+          <w:numId w:val="3"/>
+        </w:numPr>
+      </w:pPr>
+      <w:r>
+        <w:t xml:space="preserve">оклад, премия и итого сравниваются со строкой «ИТОГО» из файла;</w:t>
+      </w:r>
+    </w:p>
+    <w:p>
+      <w:pPr>
+        <w:pStyle w:val="ListParagraph"/>
+        <w:numPr>
+          <w:ilvl w:val="1"/>
+          <w:numId w:val="3"/>
+        </w:numPr>
+      </w:pPr>
+      <w:r>
+        <w:t xml:space="preserve">отдельно показывается сумма к выплате по </w:t>
       </w:r>
       <w:r>
         <w:rPr>
           <w:rFonts w:ascii="Consolas" w:cs="Consolas" w:eastAsia="Consolas" w:hAnsi="Consolas"/>
           <w:color w:val="1F4E79"/>
         </w:rPr>
-        <w:t xml:space="preserve">Скауты_премия_руб</w:t>
+        <w:t xml:space="preserve">4dev</w:t>
       </w:r>
       <w:r>
         <w:t xml:space="preserve">.</w:t>
@@ -5127,30 +5930,22 @@
         <w:pStyle w:val="ListParagraph"/>
         <w:numPr>
           <w:ilvl w:val="0"/>
-          <w:numId w:val="3"/>
-        </w:numPr>
-      </w:pPr>
-      <w:r>
-        <w:t xml:space="preserve">Флажок «Проводить документы начислений автоматически» (по умолчанию выключен).</w:t>
-      </w:r>
-    </w:p>
-    <w:p>
-      <w:pPr>
-        <w:pStyle w:val="Heading2"/>
-      </w:pPr>
-      <w:r>
-        <w:t xml:space="preserve">6.2 Порядок работы</w:t>
-      </w:r>
-    </w:p>
-    <w:p>
-      <w:pPr>
-        <w:pStyle w:val="ListParagraph"/>
-        <w:numPr>
-          <w:ilvl w:val="0"/>
           <w:numId w:val="4"/>
         </w:numPr>
       </w:pPr>
       <w:r>
+        <w:t xml:space="preserve">Флажки шагов: «Завести новых сотрудников», «Начисление зарплаты», «Разовое начисление», «Ведомость на счета (4dev)».</w:t>
+      </w:r>
+    </w:p>
+    <w:p>
+      <w:pPr>
+        <w:pStyle w:val="ListParagraph"/>
+        <w:numPr>
+          <w:ilvl w:val="0"/>
+          <w:numId w:val="4"/>
+        </w:numPr>
+      </w:pPr>
+      <w:r>
         <w:t xml:space="preserve">Кнопка </w:t>
       </w:r>
       <w:r>
@@ -5158,106 +5953,54 @@
           <w:b/>
           <w:bCs/>
         </w:rPr>
-        <w:t xml:space="preserve">«Загрузить из Telegram»</w:t>
-      </w:r>
-      <w:r>
-        <w:t xml:space="preserve">: берётся последний подходящий файл из чата. Можно выбрать файл и с диска. Лист — «Данные для расчета», месяц подставляется из B3. В форме видно, из какого сообщения взят файл: отправитель, дата, имя файла.</w:t>
-      </w:r>
-    </w:p>
-    <w:p>
-      <w:pPr>
-        <w:pStyle w:val="ListParagraph"/>
-        <w:numPr>
-          <w:ilvl w:val="0"/>
-          <w:numId w:val="4"/>
-        </w:numPr>
-      </w:pPr>
-      <w:r>
-        <w:t xml:space="preserve">Кнопка </w:t>
-      </w:r>
-      <w:r>
-        <w:rPr>
-          <w:b/>
-          <w:bCs/>
-        </w:rPr>
-        <w:t xml:space="preserve">«Прочитать файл»</w:t>
-      </w:r>
-      <w:r>
-        <w:t xml:space="preserve"> открывает предпросмотр со столбцами:</w:t>
-      </w:r>
-    </w:p>
-    <w:p>
-      <w:pPr>
-        <w:pStyle w:val="ListParagraph"/>
-        <w:numPr>
-          <w:ilvl w:val="1"/>
-          <w:numId w:val="3"/>
-        </w:numPr>
-      </w:pPr>
-      <w:r>
-        <w:t xml:space="preserve">ФИО, Должность, Способ оплаты, Сотрудник 1С, Оклад (K+J), Премия (L+M), Итого (N), В ведомость (да/нет);</w:t>
-      </w:r>
-    </w:p>
-    <w:p>
-      <w:pPr>
-        <w:pStyle w:val="ListParagraph"/>
-        <w:numPr>
-          <w:ilvl w:val="1"/>
-          <w:numId w:val="3"/>
-        </w:numPr>
-      </w:pPr>
-      <w:r>
-        <w:t xml:space="preserve">Статус: ОК / </w:t>
-      </w:r>
-      <w:r>
-        <w:rPr>
-          <w:b/>
-          <w:bCs/>
-        </w:rPr>
-        <w:t xml:space="preserve">новый — будет заведён</w:t>
-      </w:r>
-      <w:r>
-        <w:t xml:space="preserve"> / нет настройки для должности / несколько совпадений / уволен / USD.</w:t>
-      </w:r>
-    </w:p>
-    <w:p>
-      <w:pPr>
-        <w:pStyle w:val="ListParagraph"/>
-        <w:numPr>
-          <w:ilvl w:val="0"/>
-          <w:numId w:val="4"/>
-        </w:numPr>
-      </w:pPr>
-      <w:r>
-        <w:rPr>
-          <w:b/>
-          <w:bCs/>
-        </w:rPr>
-        <w:t xml:space="preserve">Контроль итогов:</w:t>
-      </w:r>
-    </w:p>
-    <w:p>
-      <w:pPr>
-        <w:pStyle w:val="ListParagraph"/>
-        <w:numPr>
-          <w:ilvl w:val="1"/>
-          <w:numId w:val="3"/>
-        </w:numPr>
-      </w:pPr>
-      <w:r>
-        <w:t xml:space="preserve">оклад, премия и итого сравниваются со строкой «ИТОГО» из файла;</w:t>
-      </w:r>
-    </w:p>
-    <w:p>
-      <w:pPr>
-        <w:pStyle w:val="ListParagraph"/>
-        <w:numPr>
-          <w:ilvl w:val="1"/>
-          <w:numId w:val="3"/>
-        </w:numPr>
-      </w:pPr>
-      <w:r>
-        <w:t xml:space="preserve">отдельно показывается сумма к выплате по </w:t>
+        <w:t xml:space="preserve">«Выполнить»</w:t>
+      </w:r>
+      <w:r>
+        <w:t xml:space="preserve">. Шаги идут в порядке: приём → начисление зарплаты → разовое начисление → ведомость.</w:t>
+      </w:r>
+    </w:p>
+    <w:p>
+      <w:pPr>
+        <w:pStyle w:val="Heading1"/>
+      </w:pPr>
+      <w:r>
+        <w:t xml:space="preserve">7. Протокол</w:t>
+      </w:r>
+    </w:p>
+    <w:p>
+      <w:pPr>
+        <w:pStyle w:val="ListParagraph"/>
+        <w:numPr>
+          <w:ilvl w:val="0"/>
+          <w:numId w:val="3"/>
+        </w:numPr>
+      </w:pPr>
+      <w:r>
+        <w:t xml:space="preserve">Ссылки на созданные и изменённые документы, их суммы.</w:t>
+      </w:r>
+    </w:p>
+    <w:p>
+      <w:pPr>
+        <w:pStyle w:val="ListParagraph"/>
+        <w:numPr>
+          <w:ilvl w:val="0"/>
+          <w:numId w:val="3"/>
+        </w:numPr>
+      </w:pPr>
+      <w:r>
+        <w:t xml:space="preserve">Список заведённых сотрудников (ФИО, должность, дата приёма, ссылка на «Приём на работу») с пометкой «дозаполнить кадровые данные».</w:t>
+      </w:r>
+    </w:p>
+    <w:p>
+      <w:pPr>
+        <w:pStyle w:val="ListParagraph"/>
+        <w:numPr>
+          <w:ilvl w:val="0"/>
+          <w:numId w:val="3"/>
+        </w:numPr>
+      </w:pPr>
+      <w:r>
+        <w:t xml:space="preserve">Итоги в сравнении с «ИТОГО» из Excel и сумма ведомости в сравнении с суммой N по </w:t>
       </w:r>
       <w:r>
         <w:rPr>
@@ -5275,33 +6018,11 @@
         <w:pStyle w:val="ListParagraph"/>
         <w:numPr>
           <w:ilvl w:val="0"/>
-          <w:numId w:val="4"/>
-        </w:numPr>
-      </w:pPr>
-      <w:r>
-        <w:t xml:space="preserve">Флажки шагов: «Завести новых сотрудников», «Начисление зарплаты», «Разовое начисление», «Ведомость на счета (4dev)».</w:t>
-      </w:r>
-    </w:p>
-    <w:p>
-      <w:pPr>
-        <w:pStyle w:val="ListParagraph"/>
-        <w:numPr>
-          <w:ilvl w:val="0"/>
-          <w:numId w:val="4"/>
-        </w:numPr>
-      </w:pPr>
-      <w:r>
-        <w:t xml:space="preserve">Кнопка </w:t>
-      </w:r>
-      <w:r>
-        <w:rPr>
-          <w:b/>
-          <w:bCs/>
-        </w:rPr>
-        <w:t xml:space="preserve">«Выполнить»</w:t>
-      </w:r>
-      <w:r>
-        <w:t xml:space="preserve">. Шаги идут в порядке: приём → начисление зарплаты → разовое начисление → ведомость.</w:t>
+          <w:numId w:val="3"/>
+        </w:numPr>
+      </w:pPr>
+      <w:r>
+        <w:t xml:space="preserve">Пропущенные строки с причинами.</w:t>
       </w:r>
     </w:p>
     <w:p>
@@ -5309,43 +6030,138 @@
         <w:pStyle w:val="Heading1"/>
       </w:pPr>
       <w:r>
-        <w:t xml:space="preserve">7. Протокол</w:t>
-      </w:r>
-    </w:p>
-    <w:p>
-      <w:pPr>
-        <w:pStyle w:val="ListParagraph"/>
-        <w:numPr>
-          <w:ilvl w:val="0"/>
-          <w:numId w:val="3"/>
-        </w:numPr>
-      </w:pPr>
-      <w:r>
-        <w:t xml:space="preserve">Ссылки на созданные и изменённые документы, их суммы.</w:t>
-      </w:r>
-    </w:p>
-    <w:p>
-      <w:pPr>
-        <w:pStyle w:val="ListParagraph"/>
-        <w:numPr>
-          <w:ilvl w:val="0"/>
-          <w:numId w:val="3"/>
-        </w:numPr>
-      </w:pPr>
-      <w:r>
-        <w:t xml:space="preserve">Список заведённых сотрудников (ФИО, должность, дата приёма, ссылка на «Приём на работу») с пометкой «дозаполнить кадровые данные».</w:t>
-      </w:r>
-    </w:p>
-    <w:p>
-      <w:pPr>
-        <w:pStyle w:val="ListParagraph"/>
-        <w:numPr>
-          <w:ilvl w:val="0"/>
-          <w:numId w:val="3"/>
-        </w:numPr>
-      </w:pPr>
-      <w:r>
-        <w:t xml:space="preserve">Итоги в сравнении с «ИТОГО» из Excel и сумма ведомости в сравнении с суммой N по </w:t>
+        <w:t xml:space="preserve">8. Права</w:t>
+      </w:r>
+    </w:p>
+    <w:p>
+      <w:pPr>
+        <w:pStyle w:val="ListParagraph"/>
+        <w:numPr>
+          <w:ilvl w:val="0"/>
+          <w:numId w:val="3"/>
+        </w:numPr>
+      </w:pPr>
+      <w:r>
+        <w:t xml:space="preserve">Запускать обработку могут роли «Расчётчик» и «Главный расчётчик», а также администратор.</w:t>
+      </w:r>
+    </w:p>
+    <w:p>
+      <w:pPr>
+        <w:pStyle w:val="ListParagraph"/>
+        <w:numPr>
+          <w:ilvl w:val="0"/>
+          <w:numId w:val="3"/>
+        </w:numPr>
+      </w:pPr>
+      <w:r>
+        <w:t xml:space="preserve">Для шага приёма нужны права кадровика, для ведомости — права на выплату. Если прав на шаг нет, шаг пропускается и попадает в протокол.</w:t>
+      </w:r>
+    </w:p>
+    <w:p>
+      <w:pPr>
+        <w:pStyle w:val="ListParagraph"/>
+        <w:numPr>
+          <w:ilvl w:val="0"/>
+          <w:numId w:val="3"/>
+        </w:numPr>
+      </w:pPr>
+      <w:r>
+        <w:t xml:space="preserve">Регистр сопоставления ФИО и таблицу соответствия должностей редактирует только расчётчик и выше.</w:t>
+      </w:r>
+    </w:p>
+    <w:p>
+      <w:pPr>
+        <w:pStyle w:val="Heading1"/>
+      </w:pPr>
+      <w:r>
+        <w:t xml:space="preserve">9. Критерии приёмки (на копии базы, август 2026)</w:t>
+      </w:r>
+    </w:p>
+    <w:p>
+      <w:pPr>
+        <w:pStyle w:val="ListParagraph"/>
+        <w:numPr>
+          <w:ilvl w:val="0"/>
+          <w:numId w:val="5"/>
+        </w:numPr>
+      </w:pPr>
+      <w:r>
+        <w:rPr>
+          <w:b/>
+          <w:bCs/>
+        </w:rPr>
+        <w:t xml:space="preserve">Начисление зарплаты:</w:t>
+      </w:r>
+      <w:r>
+        <w:t xml:space="preserve"> </w:t>
+      </w:r>
+      <w:r>
+        <w:rPr>
+          <w:b/>
+          <w:bCs/>
+        </w:rPr>
+        <w:t xml:space="preserve">701 498,33 ₽</w:t>
+      </w:r>
+      <w:r>
+        <w:t xml:space="preserve">. Одна строка «Оплата по окладу УУ» на человека (K + J). Состав совпадает с ФН00-000023.</w:t>
+      </w:r>
+    </w:p>
+    <w:p>
+      <w:pPr>
+        <w:pStyle w:val="ListParagraph"/>
+        <w:numPr>
+          <w:ilvl w:val="0"/>
+          <w:numId w:val="5"/>
+        </w:numPr>
+      </w:pPr>
+      <w:r>
+        <w:rPr>
+          <w:b/>
+          <w:bCs/>
+        </w:rPr>
+        <w:t xml:space="preserve">Разовое начисление:</w:t>
+      </w:r>
+      <w:r>
+        <w:t xml:space="preserve"> </w:t>
+      </w:r>
+      <w:r>
+        <w:rPr>
+          <w:b/>
+          <w:bCs/>
+        </w:rPr>
+        <w:t xml:space="preserve">785 700,00 ₽</w:t>
+      </w:r>
+      <w:r>
+        <w:t xml:space="preserve">. Состав совпадает с ФН00-000047.</w:t>
+      </w:r>
+    </w:p>
+    <w:p>
+      <w:pPr>
+        <w:pStyle w:val="ListParagraph"/>
+        <w:numPr>
+          <w:ilvl w:val="0"/>
+          <w:numId w:val="5"/>
+        </w:numPr>
+      </w:pPr>
+      <w:r>
+        <w:rPr>
+          <w:b/>
+          <w:bCs/>
+        </w:rPr>
+        <w:t xml:space="preserve">Ведомость на счета:</w:t>
+      </w:r>
+      <w:r>
+        <w:t xml:space="preserve"> </w:t>
+      </w:r>
+      <w:r>
+        <w:rPr>
+          <w:b/>
+          <w:bCs/>
+        </w:rPr>
+        <w:t xml:space="preserve">794 302,50 ₽</w:t>
+      </w:r>
+      <w:r>
+        <w:t xml:space="preserve">, 28 человек (</w:t>
       </w:r>
       <w:r>
         <w:rPr>
@@ -5355,198 +6171,138 @@
         <w:t xml:space="preserve">4dev</w:t>
       </w:r>
       <w:r>
-        <w:t xml:space="preserve">.</w:t>
-      </w:r>
-    </w:p>
-    <w:p>
-      <w:pPr>
-        <w:pStyle w:val="ListParagraph"/>
-        <w:numPr>
-          <w:ilvl w:val="0"/>
-          <w:numId w:val="3"/>
-        </w:numPr>
-      </w:pPr>
-      <w:r>
-        <w:t xml:space="preserve">Пропущенные строки с причинами.</w:t>
-      </w:r>
-    </w:p>
-    <w:p>
-      <w:pPr>
-        <w:pStyle w:val="Heading1"/>
-      </w:pPr>
-      <w:r>
-        <w:t xml:space="preserve">8. Права</w:t>
-      </w:r>
-    </w:p>
-    <w:p>
-      <w:pPr>
-        <w:pStyle w:val="ListParagraph"/>
-        <w:numPr>
-          <w:ilvl w:val="0"/>
-          <w:numId w:val="3"/>
-        </w:numPr>
-      </w:pPr>
-      <w:r>
-        <w:t xml:space="preserve">Запускать обработку могут роли «Расчётчик» и «Главный расчётчик», а также администратор.</w:t>
-      </w:r>
-    </w:p>
-    <w:p>
-      <w:pPr>
-        <w:pStyle w:val="ListParagraph"/>
-        <w:numPr>
-          <w:ilvl w:val="0"/>
-          <w:numId w:val="3"/>
-        </w:numPr>
-      </w:pPr>
-      <w:r>
-        <w:t xml:space="preserve">Для шага приёма нужны права кадровика, для ведомости — права на выплату. Если прав на шаг нет, шаг пропускается и попадает в протокол.</w:t>
-      </w:r>
-    </w:p>
-    <w:p>
-      <w:pPr>
-        <w:pStyle w:val="ListParagraph"/>
-        <w:numPr>
-          <w:ilvl w:val="0"/>
-          <w:numId w:val="3"/>
-        </w:numPr>
-      </w:pPr>
-      <w:r>
-        <w:t xml:space="preserve">Регистр сопоставления ФИО и таблицу соответствия должностей редактирует только расчётчик и выше.</w:t>
-      </w:r>
-    </w:p>
-    <w:p>
-      <w:pPr>
-        <w:pStyle w:val="Heading1"/>
-      </w:pPr>
-      <w:r>
-        <w:t xml:space="preserve">9. Критерии приёмки (на копии базы, август 2026)</w:t>
-      </w:r>
-    </w:p>
-    <w:p>
-      <w:pPr>
-        <w:pStyle w:val="ListParagraph"/>
-        <w:numPr>
-          <w:ilvl w:val="0"/>
-          <w:numId w:val="5"/>
-        </w:numPr>
-      </w:pPr>
-      <w:r>
-        <w:rPr>
-          <w:b/>
-          <w:bCs/>
-        </w:rPr>
-        <w:t xml:space="preserve">Начисление зарплаты:</w:t>
-      </w:r>
-      <w:r>
-        <w:t xml:space="preserve"> </w:t>
-      </w:r>
-      <w:r>
-        <w:rPr>
-          <w:b/>
-          <w:bCs/>
-        </w:rPr>
-        <w:t xml:space="preserve">701 498,33 ₽</w:t>
-      </w:r>
-      <w:r>
-        <w:t xml:space="preserve">. Одна строка «Оплата по окладу УУ» на человека (K + J). Состав совпадает с ФН00-000023.</w:t>
-      </w:r>
-    </w:p>
-    <w:p>
-      <w:pPr>
-        <w:pStyle w:val="ListParagraph"/>
-        <w:numPr>
-          <w:ilvl w:val="0"/>
-          <w:numId w:val="5"/>
-        </w:numPr>
-      </w:pPr>
-      <w:r>
-        <w:rPr>
-          <w:b/>
-          <w:bCs/>
-        </w:rPr>
-        <w:t xml:space="preserve">Разовое начисление:</w:t>
-      </w:r>
-      <w:r>
-        <w:t xml:space="preserve"> </w:t>
-      </w:r>
-      <w:r>
-        <w:rPr>
-          <w:b/>
-          <w:bCs/>
-        </w:rPr>
-        <w:t xml:space="preserve">785 700,00 ₽</w:t>
-      </w:r>
-      <w:r>
-        <w:t xml:space="preserve">. Состав совпадает с ФН00-000047.</w:t>
-      </w:r>
-    </w:p>
-    <w:p>
-      <w:pPr>
-        <w:pStyle w:val="ListParagraph"/>
-        <w:numPr>
-          <w:ilvl w:val="0"/>
-          <w:numId w:val="5"/>
-        </w:numPr>
-      </w:pPr>
-      <w:r>
-        <w:rPr>
-          <w:b/>
-          <w:bCs/>
-        </w:rPr>
-        <w:t xml:space="preserve">Ведомость на счета:</w:t>
-      </w:r>
-      <w:r>
-        <w:t xml:space="preserve"> </w:t>
-      </w:r>
-      <w:r>
-        <w:rPr>
-          <w:b/>
-          <w:bCs/>
-        </w:rPr>
-        <w:t xml:space="preserve">794 302,50 ₽</w:t>
-      </w:r>
-      <w:r>
-        <w:t xml:space="preserve">, 28 человек (</w:t>
+        <w:t xml:space="preserve">), вид выплаты «Зарплата за месяц», дата 15.09.2026, комментарий </w:t>
       </w:r>
       <w:r>
         <w:rPr>
           <w:rFonts w:ascii="Consolas" w:cs="Consolas" w:eastAsia="Consolas" w:hAnsi="Consolas"/>
           <w:color w:val="1F4E79"/>
         </w:rPr>
-        <w:t xml:space="preserve">4dev</w:t>
-      </w:r>
-      <w:r>
-        <w:t xml:space="preserve">), вид выплаты «Зарплата за месяц», дата 15.09.2026, комментарий </w:t>
+        <w:t xml:space="preserve">4DEV</w:t>
+      </w:r>
+      <w:r>
+        <w:t xml:space="preserve">. Совпадает с ФН00-000057. Люди со способом оплаты </w:t>
       </w:r>
       <w:r>
         <w:rPr>
           <w:rFonts w:ascii="Consolas" w:cs="Consolas" w:eastAsia="Consolas" w:hAnsi="Consolas"/>
           <w:color w:val="1F4E79"/>
         </w:rPr>
-        <w:t xml:space="preserve">4DEV</w:t>
-      </w:r>
-      <w:r>
-        <w:t xml:space="preserve">. Совпадает с ФН00-000057. Люди со способом оплаты </w:t>
+        <w:t xml:space="preserve">СЗ - БВ</w:t>
+      </w:r>
+      <w:r>
+        <w:t xml:space="preserve"> и </w:t>
       </w:r>
       <w:r>
         <w:rPr>
           <w:rFonts w:ascii="Consolas" w:cs="Consolas" w:eastAsia="Consolas" w:hAnsi="Consolas"/>
           <w:color w:val="1F4E79"/>
         </w:rPr>
-        <w:t xml:space="preserve">СЗ - БВ</w:t>
-      </w:r>
-      <w:r>
-        <w:t xml:space="preserve"> и </w:t>
+        <w:t xml:space="preserve">крипта</w:t>
+      </w:r>
+      <w:r>
+        <w:t xml:space="preserve"> в ведомость не попали.</w:t>
+      </w:r>
+    </w:p>
+    <w:p>
+      <w:pPr>
+        <w:pStyle w:val="ListParagraph"/>
+        <w:numPr>
+          <w:ilvl w:val="0"/>
+          <w:numId w:val="5"/>
+        </w:numPr>
+      </w:pPr>
+      <w:r>
+        <w:rPr>
+          <w:b/>
+          <w:bCs/>
+        </w:rPr>
+        <w:t xml:space="preserve">Приём новых.</w:t>
+      </w:r>
+      <w:r>
+        <w:t xml:space="preserve"> Удаляем из сопоставления «Бабайцева Татьяна Игоревна» и «Григорян Арпине» и загружаем файл. Обработка:</w:t>
+      </w:r>
+    </w:p>
+    <w:p>
+      <w:pPr>
+        <w:pStyle w:val="ListParagraph"/>
+        <w:numPr>
+          <w:ilvl w:val="1"/>
+          <w:numId w:val="3"/>
+        </w:numPr>
+      </w:pPr>
+      <w:r>
+        <w:t xml:space="preserve">заводит их с подразделением «Скаутинг», должностью «Скаут /Fansy_Скауты/», графиком и видом занятости «Внешнее совместительство», ставкой 1;</w:t>
+      </w:r>
+    </w:p>
+    <w:p>
+      <w:pPr>
+        <w:pStyle w:val="ListParagraph"/>
+        <w:numPr>
+          <w:ilvl w:val="1"/>
+          <w:numId w:val="3"/>
+        </w:numPr>
+      </w:pPr>
+      <w:r>
+        <w:t xml:space="preserve">назначает начисление «Оплата по окладу УУ» без суммы, не отмечает «Отразить в трудовой книжке»;</w:t>
+      </w:r>
+    </w:p>
+    <w:p>
+      <w:pPr>
+        <w:pStyle w:val="ListParagraph"/>
+        <w:numPr>
+          <w:ilvl w:val="1"/>
+          <w:numId w:val="3"/>
+        </w:numPr>
+      </w:pPr>
+      <w:r>
+        <w:t xml:space="preserve">ставит дату приёма 01.08.2026;</w:t>
+      </w:r>
+    </w:p>
+    <w:p>
+      <w:pPr>
+        <w:pStyle w:val="ListParagraph"/>
+        <w:numPr>
+          <w:ilvl w:val="1"/>
+          <w:numId w:val="3"/>
+        </w:numPr>
+      </w:pPr>
+      <w:r>
+        <w:t xml:space="preserve">включает их во все документы.</w:t>
+      </w:r>
+    </w:p>
+    <w:p>
+      <w:pPr>
+        <w:pStyle w:val="ListParagraph"/>
+        <w:numPr>
+          <w:ilvl w:val="0"/>
+          <w:numId w:val="5"/>
+        </w:numPr>
+      </w:pPr>
+      <w:r>
+        <w:t xml:space="preserve">Фраза «дата приема: 05.08.25» в комментарии даёт дату приёма из комментария.</w:t>
+      </w:r>
+    </w:p>
+    <w:p>
+      <w:pPr>
+        <w:pStyle w:val="ListParagraph"/>
+        <w:numPr>
+          <w:ilvl w:val="0"/>
+          <w:numId w:val="5"/>
+        </w:numPr>
+      </w:pPr>
+      <w:r>
+        <w:t xml:space="preserve">Строки с </w:t>
       </w:r>
       <w:r>
         <w:rPr>
           <w:rFonts w:ascii="Consolas" w:cs="Consolas" w:eastAsia="Consolas" w:hAnsi="Consolas"/>
           <w:color w:val="1F4E79"/>
         </w:rPr>
-        <w:t xml:space="preserve">крипта</w:t>
-      </w:r>
-      <w:r>
-        <w:t xml:space="preserve"> в ведомость не попали.</w:t>
+        <w:t xml:space="preserve">#N/A</w:t>
+      </w:r>
+      <w:r>
+        <w:t xml:space="preserve">, пустые и «ИТОГО» не загружаются.</w:t>
       </w:r>
     </w:p>
     <w:p>
@@ -5558,62 +6314,7 @@
         </w:numPr>
       </w:pPr>
       <w:r>
-        <w:rPr>
-          <w:b/>
-          <w:bCs/>
-        </w:rPr>
-        <w:t xml:space="preserve">Приём новых.</w:t>
-      </w:r>
-      <w:r>
-        <w:t xml:space="preserve"> Удаляем из сопоставления «Бабайцева Татьяна Игоревна» и «Григорян Арпине» и загружаем файл. Обработка:</w:t>
-      </w:r>
-    </w:p>
-    <w:p>
-      <w:pPr>
-        <w:pStyle w:val="ListParagraph"/>
-        <w:numPr>
-          <w:ilvl w:val="1"/>
-          <w:numId w:val="3"/>
-        </w:numPr>
-      </w:pPr>
-      <w:r>
-        <w:t xml:space="preserve">заводит их с подразделением «Скаутинг», должностью «Скаут /Fansy_Скауты/», графиком и видом занятости «Внешнее совместительство», ставкой 1;</w:t>
-      </w:r>
-    </w:p>
-    <w:p>
-      <w:pPr>
-        <w:pStyle w:val="ListParagraph"/>
-        <w:numPr>
-          <w:ilvl w:val="1"/>
-          <w:numId w:val="3"/>
-        </w:numPr>
-      </w:pPr>
-      <w:r>
-        <w:t xml:space="preserve">назначает начисление «Оплата по окладу УУ» без суммы, не отмечает «Отразить в трудовой книжке»;</w:t>
-      </w:r>
-    </w:p>
-    <w:p>
-      <w:pPr>
-        <w:pStyle w:val="ListParagraph"/>
-        <w:numPr>
-          <w:ilvl w:val="1"/>
-          <w:numId w:val="3"/>
-        </w:numPr>
-      </w:pPr>
-      <w:r>
-        <w:t xml:space="preserve">ставит дату приёма 01.08.2026;</w:t>
-      </w:r>
-    </w:p>
-    <w:p>
-      <w:pPr>
-        <w:pStyle w:val="ListParagraph"/>
-        <w:numPr>
-          <w:ilvl w:val="1"/>
-          <w:numId w:val="3"/>
-        </w:numPr>
-      </w:pPr>
-      <w:r>
-        <w:t xml:space="preserve">включает их во все документы.</w:t>
+        <w:t xml:space="preserve">Повторная загрузка не создаёт дублей ни документов, ни сотрудников.</w:t>
       </w:r>
     </w:p>
     <w:p>
@@ -5625,7 +6326,7 @@
         </w:numPr>
       </w:pPr>
       <w:r>
-        <w:t xml:space="preserve">Фраза «дата приема: 05.08.25» в комментарии даёт дату приёма из комментария.</w:t>
+        <w:t xml:space="preserve">Если колонки сдвинулись, а заголовки те же, загрузка работает.</w:t>
       </w:r>
     </w:p>
     <w:p>
@@ -5637,117 +6338,161 @@
         </w:numPr>
       </w:pPr>
       <w:r>
-        <w:t xml:space="preserve">Строки с </w:t>
+        <w:t xml:space="preserve">После обновления ЗУП обработка работает (сделана в расширении).</w:t>
+      </w:r>
+    </w:p>
+    <w:p>
+      <w:pPr>
+        <w:pStyle w:val="ListParagraph"/>
+        <w:numPr>
+          <w:ilvl w:val="0"/>
+          <w:numId w:val="5"/>
+        </w:numPr>
+      </w:pPr>
+      <w:r>
+        <w:rPr>
+          <w:b/>
+          <w:bCs/>
+        </w:rPr>
+        <w:t xml:space="preserve">Telegram:</w:t>
+      </w:r>
+    </w:p>
+    <w:p>
+      <w:pPr>
+        <w:pStyle w:val="ListParagraph"/>
+        <w:numPr>
+          <w:ilvl w:val="2"/>
+          <w:numId w:val="3"/>
+        </w:numPr>
+      </w:pPr>
+      <w:r>
+        <w:t xml:space="preserve">отправляем августовский файл в чат → регламентное задание в течение 30 минут создаёт документы, как в п. 1–3 приёмки, бот отвечает в чат итогом;</w:t>
+      </w:r>
+    </w:p>
+    <w:p>
+      <w:pPr>
+        <w:pStyle w:val="ListParagraph"/>
+        <w:numPr>
+          <w:ilvl w:val="2"/>
+          <w:numId w:val="3"/>
+        </w:numPr>
+      </w:pPr>
+      <w:r>
+        <w:t xml:space="preserve">повторная отправка того же файла новых документов не создаёт;</w:t>
+      </w:r>
+    </w:p>
+    <w:p>
+      <w:pPr>
+        <w:pStyle w:val="ListParagraph"/>
+        <w:numPr>
+          <w:ilvl w:val="2"/>
+          <w:numId w:val="3"/>
+        </w:numPr>
+      </w:pPr>
+      <w:r>
+        <w:t xml:space="preserve">исправленный файл за тот же месяц перезаполняет непроведённые документы;</w:t>
+      </w:r>
+    </w:p>
+    <w:p>
+      <w:pPr>
+        <w:pStyle w:val="ListParagraph"/>
+        <w:numPr>
+          <w:ilvl w:val="2"/>
+          <w:numId w:val="3"/>
+        </w:numPr>
+      </w:pPr>
+      <w:r>
+        <w:t xml:space="preserve">файл, присланный в другой чат, игнорируется.</w:t>
+      </w:r>
+    </w:p>
+    <w:p>
+      <w:pPr>
+        <w:pStyle w:val="Heading1"/>
+      </w:pPr>
+      <w:r>
+        <w:t xml:space="preserve">10. Что передать разработчику</w:t>
+      </w:r>
+    </w:p>
+    <w:p>
+      <w:pPr>
+        <w:pStyle w:val="ListParagraph"/>
+        <w:numPr>
+          <w:ilvl w:val="0"/>
+          <w:numId w:val="3"/>
+        </w:numPr>
+      </w:pPr>
+      <w:r>
+        <w:t xml:space="preserve">Excel-файл «Выплаты Fansy 2026».</w:t>
+      </w:r>
+    </w:p>
+    <w:p>
+      <w:pPr>
+        <w:pStyle w:val="ListParagraph"/>
+        <w:numPr>
+          <w:ilvl w:val="0"/>
+          <w:numId w:val="3"/>
+        </w:numPr>
+      </w:pPr>
+      <w:r>
+        <w:t xml:space="preserve">Эталонные документы: ФН00-000023, ФН00-000047, ФН00-000057 (август 2026), ФН00-000041 (премия за июль 2026).</w:t>
+      </w:r>
+    </w:p>
+    <w:p>
+      <w:pPr>
+        <w:pStyle w:val="ListParagraph"/>
+        <w:numPr>
+          <w:ilvl w:val="0"/>
+          <w:numId w:val="3"/>
+        </w:numPr>
+      </w:pPr>
+      <w:r>
+        <w:t xml:space="preserve">Кадровые данные для должностей, кроме «Скаут» (подразделение, должность 1С, график, вид занятости).</w:t>
+      </w:r>
+    </w:p>
+    <w:p>
+      <w:pPr>
+        <w:pStyle w:val="ListParagraph"/>
+        <w:numPr>
+          <w:ilvl w:val="0"/>
+          <w:numId w:val="3"/>
+        </w:numPr>
+      </w:pPr>
+      <w:r>
+        <w:t xml:space="preserve">Версию конфигурации ЗУП и платформы.</w:t>
+      </w:r>
+    </w:p>
+    <w:p>
+      <w:pPr>
+        <w:pStyle w:val="ListParagraph"/>
+        <w:numPr>
+          <w:ilvl w:val="0"/>
+          <w:numId w:val="3"/>
+        </w:numPr>
+      </w:pPr>
+      <w:r>
+        <w:t xml:space="preserve">Бот @Fansy_TFM_bot уже добавлен в чат https://t.me/+MkKkPuP3QsUyYWZi и назначен администратором. Передать разработчику токен бота (лично, защищённым способом).</w:t>
+      </w:r>
+    </w:p>
+    <w:p>
+      <w:pPr>
+        <w:pStyle w:val="ListParagraph"/>
+        <w:numPr>
+          <w:ilvl w:val="0"/>
+          <w:numId w:val="3"/>
+        </w:numPr>
+      </w:pPr>
+      <w:r>
+        <w:t xml:space="preserve">Подтверждение, что сервер 1С имеет выход на </w:t>
       </w:r>
       <w:r>
         <w:rPr>
           <w:rFonts w:ascii="Consolas" w:cs="Consolas" w:eastAsia="Consolas" w:hAnsi="Consolas"/>
           <w:color w:val="1F4E79"/>
         </w:rPr>
-        <w:t xml:space="preserve">#N/A</w:t>
-      </w:r>
-      <w:r>
-        <w:t xml:space="preserve">, пустые и «ИТОГО» не загружаются.</w:t>
-      </w:r>
-    </w:p>
-    <w:p>
-      <w:pPr>
-        <w:pStyle w:val="ListParagraph"/>
-        <w:numPr>
-          <w:ilvl w:val="0"/>
-          <w:numId w:val="5"/>
-        </w:numPr>
-      </w:pPr>
-      <w:r>
-        <w:t xml:space="preserve">Повторная загрузка не создаёт дублей ни документов, ни сотрудников.</w:t>
-      </w:r>
-    </w:p>
-    <w:p>
-      <w:pPr>
-        <w:pStyle w:val="ListParagraph"/>
-        <w:numPr>
-          <w:ilvl w:val="0"/>
-          <w:numId w:val="5"/>
-        </w:numPr>
-      </w:pPr>
-      <w:r>
-        <w:t xml:space="preserve">Если колонки сдвинулись, а заголовки те же, загрузка работает.</w:t>
-      </w:r>
-    </w:p>
-    <w:p>
-      <w:pPr>
-        <w:pStyle w:val="ListParagraph"/>
-        <w:numPr>
-          <w:ilvl w:val="0"/>
-          <w:numId w:val="5"/>
-        </w:numPr>
-      </w:pPr>
-      <w:r>
-        <w:t xml:space="preserve">После обновления ЗУП обработка работает (сделана в расширении).</w:t>
-      </w:r>
-    </w:p>
-    <w:p>
-      <w:pPr>
-        <w:pStyle w:val="ListParagraph"/>
-        <w:numPr>
-          <w:ilvl w:val="0"/>
-          <w:numId w:val="5"/>
-        </w:numPr>
-      </w:pPr>
-      <w:r>
-        <w:rPr>
-          <w:b/>
-          <w:bCs/>
-        </w:rPr>
-        <w:t xml:space="preserve">Telegram:</w:t>
-      </w:r>
-    </w:p>
-    <w:p>
-      <w:pPr>
-        <w:pStyle w:val="ListParagraph"/>
-        <w:numPr>
-          <w:ilvl w:val="2"/>
-          <w:numId w:val="3"/>
-        </w:numPr>
-      </w:pPr>
-      <w:r>
-        <w:t xml:space="preserve">отправляем августовский файл в чат → регламентное задание в течение 30 минут создаёт документы, как в п. 1–3 приёмки, бот отвечает в чат итогом;</w:t>
-      </w:r>
-    </w:p>
-    <w:p>
-      <w:pPr>
-        <w:pStyle w:val="ListParagraph"/>
-        <w:numPr>
-          <w:ilvl w:val="2"/>
-          <w:numId w:val="3"/>
-        </w:numPr>
-      </w:pPr>
-      <w:r>
-        <w:t xml:space="preserve">повторная отправка того же файла новых документов не создаёт;</w:t>
-      </w:r>
-    </w:p>
-    <w:p>
-      <w:pPr>
-        <w:pStyle w:val="ListParagraph"/>
-        <w:numPr>
-          <w:ilvl w:val="2"/>
-          <w:numId w:val="3"/>
-        </w:numPr>
-      </w:pPr>
-      <w:r>
-        <w:t xml:space="preserve">исправленный файл за тот же месяц перезаполняет непроведённые документы;</w:t>
-      </w:r>
-    </w:p>
-    <w:p>
-      <w:pPr>
-        <w:pStyle w:val="ListParagraph"/>
-        <w:numPr>
-          <w:ilvl w:val="2"/>
-          <w:numId w:val="3"/>
-        </w:numPr>
-      </w:pPr>
-      <w:r>
-        <w:t xml:space="preserve">файл, присланный в другой чат, игнорируется.</w:t>
+        <w:t xml:space="preserve">api.telegram.org</w:t>
+      </w:r>
+      <w:r>
+        <w:t xml:space="preserve"> (или адрес прокси).</w:t>
       </w:r>
     </w:p>
     <w:p>
@@ -5755,141 +6500,7 @@
         <w:pStyle w:val="Heading1"/>
       </w:pPr>
       <w:r>
-        <w:t xml:space="preserve">10. Что передать разработчику</w:t>
-      </w:r>
-    </w:p>
-    <w:p>
-      <w:pPr>
-        <w:pStyle w:val="ListParagraph"/>
-        <w:numPr>
-          <w:ilvl w:val="0"/>
-          <w:numId w:val="3"/>
-        </w:numPr>
-      </w:pPr>
-      <w:r>
-        <w:t xml:space="preserve">Excel-файл «Выплаты Fansy 2026».</w:t>
-      </w:r>
-    </w:p>
-    <w:p>
-      <w:pPr>
-        <w:pStyle w:val="ListParagraph"/>
-        <w:numPr>
-          <w:ilvl w:val="0"/>
-          <w:numId w:val="3"/>
-        </w:numPr>
-      </w:pPr>
-      <w:r>
-        <w:t xml:space="preserve">Эталонные документы августа: ФН00-000023, ФН00-000047, ФН00-000057.</w:t>
-      </w:r>
-    </w:p>
-    <w:p>
-      <w:pPr>
-        <w:pStyle w:val="ListParagraph"/>
-        <w:numPr>
-          <w:ilvl w:val="0"/>
-          <w:numId w:val="3"/>
-        </w:numPr>
-      </w:pPr>
-      <w:r>
-        <w:t xml:space="preserve">Название вида начисления для премии.</w:t>
-      </w:r>
-    </w:p>
-    <w:p>
-      <w:pPr>
-        <w:pStyle w:val="ListParagraph"/>
-        <w:numPr>
-          <w:ilvl w:val="0"/>
-          <w:numId w:val="3"/>
-        </w:numPr>
-      </w:pPr>
-      <w:r>
-        <w:t xml:space="preserve">Кадровые данные для должностей, кроме «Скаут» (подразделение, должность 1С, график, вид занятости).</w:t>
-      </w:r>
-    </w:p>
-    <w:p>
-      <w:pPr>
-        <w:pStyle w:val="ListParagraph"/>
-        <w:numPr>
-          <w:ilvl w:val="0"/>
-          <w:numId w:val="3"/>
-        </w:numPr>
-      </w:pPr>
-      <w:r>
-        <w:t xml:space="preserve">Версию конфигурации ЗУП и платформы.</w:t>
-      </w:r>
-    </w:p>
-    <w:p>
-      <w:pPr>
-        <w:pStyle w:val="ListParagraph"/>
-        <w:numPr>
-          <w:ilvl w:val="0"/>
-          <w:numId w:val="3"/>
-        </w:numPr>
-      </w:pPr>
-      <w:r>
-        <w:t xml:space="preserve">Бот @Fansy_TFM_bot уже добавлен в чат https://t.me/+MkKkPuP3QsUyYWZi и назначен администратором. Передать разработчику токен бота (лично, защищённым способом).</w:t>
-      </w:r>
-    </w:p>
-    <w:p>
-      <w:pPr>
-        <w:pStyle w:val="ListParagraph"/>
-        <w:numPr>
-          <w:ilvl w:val="0"/>
-          <w:numId w:val="3"/>
-        </w:numPr>
-      </w:pPr>
-      <w:r>
-        <w:t xml:space="preserve">Подтверждение, что сервер 1С имеет выход на </w:t>
-      </w:r>
-      <w:r>
-        <w:rPr>
-          <w:rFonts w:ascii="Consolas" w:cs="Consolas" w:eastAsia="Consolas" w:hAnsi="Consolas"/>
-          <w:color w:val="1F4E79"/>
-        </w:rPr>
-        <w:t xml:space="preserve">api.telegram.org</w:t>
-      </w:r>
-      <w:r>
-        <w:t xml:space="preserve"> (или адрес прокси).</w:t>
-      </w:r>
-    </w:p>
-    <w:p>
-      <w:pPr>
-        <w:pStyle w:val="Heading1"/>
-      </w:pPr>
-      <w:r>
         <w:t xml:space="preserve">11. Вопросы для уточнения</w:t>
-      </w:r>
-    </w:p>
-    <w:p>
-      <w:pPr>
-        <w:pStyle w:val="ListParagraph"/>
-        <w:numPr>
-          <w:ilvl w:val="0"/>
-          <w:numId w:val="6"/>
-        </w:numPr>
-      </w:pPr>
-      <w:r>
-        <w:t xml:space="preserve">Сумма ведомости ФН00-000057 (794 302,50) равна </w:t>
-      </w:r>
-      <w:r>
-        <w:rPr>
-          <w:b/>
-          <w:bCs/>
-        </w:rPr>
-        <w:t xml:space="preserve">начисленному</w:t>
-      </w:r>
-      <w:r>
-        <w:t xml:space="preserve"> по </w:t>
-      </w:r>
-      <w:r>
-        <w:rPr>
-          <w:rFonts w:ascii="Consolas" w:cs="Consolas" w:eastAsia="Consolas" w:hAnsi="Consolas"/>
-          <w:color w:val="1F4E79"/>
-        </w:rPr>
-        <w:t xml:space="preserve">4dev</w:t>
-      </w:r>
-      <w:r>
-        <w:t xml:space="preserve">, без вычета НДФЛ. Это так задумано (НДФЛ не удерживается / удерживается за счёт работодателя) или ведомость правилась вручную? От ответа зависит, заполнять ведомость штатно или фиксированными суммами из колонки N.</w:t>
       </w:r>
     </w:p>
     <w:p>

--- a/ТЗ_1С_автоначисление_скаутов_Fansy.docx
+++ b/ТЗ_1С_автоначисление_скаутов_Fansy.docx
@@ -6500,7 +6500,7 @@
         <w:pStyle w:val="Heading1"/>
       </w:pPr>
       <w:r>
-        <w:t xml:space="preserve">11. Вопросы для уточнения</w:t>
+        <w:t xml:space="preserve">11. Принятые решения</w:t>
       </w:r>
     </w:p>
     <w:p>
@@ -6512,7 +6512,7 @@
         </w:numPr>
       </w:pPr>
       <w:r>
-        <w:t xml:space="preserve">Кадровые данные для приёма людей на остальные должности: аккаунт-менеджер, саппорт, контент-менеджер, руководитель агентства и т. д.</w:t>
+        <w:t xml:space="preserve">Новые сотрудники заводятся автоматически только на должность «Скаут». Люди с другими должностями, которых нет в 1С, не заводятся: они попадают в протокол со статусом «нет настройки для должности», их принимают вручную.</w:t>
       </w:r>
     </w:p>
     <w:p>
@@ -6524,7 +6524,7 @@
         </w:numPr>
       </w:pPr>
       <w:r>
-        <w:t xml:space="preserve">В чат всегда присылают именно файл .xlsx? Или бывает ссылка на Google Таблицу? Если бывает ссылка, нужно дополнительно скачивать таблицу по ссылке (доступ «для всех по ссылке» или сервисный аккаунт Google).</w:t>
+        <w:t xml:space="preserve">Из Telegram-чата берутся только файлы .xlsx. Ссылки на Google Таблицы не обрабатываются.</w:t>
       </w:r>
     </w:p>
     <w:p>
@@ -6536,7 +6536,7 @@
         </w:numPr>
       </w:pPr>
       <w:r>
-        <w:t xml:space="preserve">Что делать со строками в USD?</w:t>
+        <w:t xml:space="preserve">Строки в USD не загружаются, только выводятся в протокол.</w:t>
       </w:r>
     </w:p>
     <w:p>
@@ -6548,27 +6548,37 @@
         </w:numPr>
       </w:pPr>
       <w:r>
-        <w:t xml:space="preserve">Нужны ли ведомости для способов оплаты </w:t>
+        <w:t xml:space="preserve">Ведомости создаются только для </w:t>
       </w:r>
       <w:r>
         <w:rPr>
           <w:rFonts w:ascii="Consolas" w:cs="Consolas" w:eastAsia="Consolas" w:hAnsi="Consolas"/>
           <w:color w:val="1F4E79"/>
         </w:rPr>
-        <w:t xml:space="preserve">СЗ - БВ</w:t>
-      </w:r>
-      <w:r>
-        <w:t xml:space="preserve"> и </w:t>
+        <w:t xml:space="preserve">4dev</w:t>
+      </w:r>
+      <w:r>
+        <w:t xml:space="preserve">. Для </w:t>
       </w:r>
       <w:r>
         <w:rPr>
           <w:rFonts w:ascii="Consolas" w:cs="Consolas" w:eastAsia="Consolas" w:hAnsi="Consolas"/>
           <w:color w:val="1F4E79"/>
         </w:rPr>
+        <w:t xml:space="preserve">СЗ - БВ</w:t>
+      </w:r>
+      <w:r>
+        <w:t xml:space="preserve"> и </w:t>
+      </w:r>
+      <w:r>
+        <w:rPr>
+          <w:rFonts w:ascii="Consolas" w:cs="Consolas" w:eastAsia="Consolas" w:hAnsi="Consolas"/>
+          <w:color w:val="1F4E79"/>
+        </w:rPr>
         <w:t xml:space="preserve">крипта</w:t>
       </w:r>
       <w:r>
-        <w:t xml:space="preserve"> (другим видом документа) или их выплачивают вне 1С?</w:t>
+        <w:t xml:space="preserve"> ведомости не создаются.</w:t>
       </w:r>
     </w:p>
     <w:p>
@@ -6580,7 +6590,7 @@
         </w:numPr>
       </w:pPr>
       <w:r>
-        <w:t xml:space="preserve">Кто, кроме бухгалтера, присылает в чат файлы? Принимать файлы только от определённых пользователей (список Telegram ID в настройках) или от любого участника чата?</w:t>
+        <w:t xml:space="preserve">Файлы принимаются от любого участника чата. Ограничения по отправителям нет.</w:t>
       </w:r>
     </w:p>
     <w:sectPr>

--- a/ТЗ_1С_автоначисление_скаутов_Fansy.docx
+++ b/ТЗ_1С_автоначисление_скаутов_Fansy.docx
@@ -7,7 +7,7 @@
         <w:pStyle w:val="Title"/>
       </w:pPr>
       <w:r>
-        <w:t xml:space="preserve">ТЗ: автоматическая загрузка начислений из Excel в 1С:ЗУП, приём новых сотрудников и ведомости 4dev</w:t>
+        <w:t xml:space="preserve">ТЗ: автоматическая загрузка начислений из Excel в 1С:Комплексная автоматизация, приём новых сотрудников и ведомости 4dev</w:t>
       </w:r>
     </w:p>
     <w:p>
@@ -31,7 +31,7 @@
         <w:t xml:space="preserve">Конфигурация:</w:t>
       </w:r>
       <w:r>
-        <w:t xml:space="preserve"> 1С:Зарплата и управление персоналом 3.1</w:t>
+        <w:t xml:space="preserve"> 1С:Комплексная автоматизация 2 (КА). Все начисления, кадровые документы и ведомости ведутся в КА, в разделе «Зарплата и кадры». Отдельной базы ЗУП нет</w:t>
       </w:r>
     </w:p>
     <w:p>
@@ -6338,7 +6338,7 @@
         </w:numPr>
       </w:pPr>
       <w:r>
-        <w:t xml:space="preserve">После обновления ЗУП обработка работает (сделана в расширении).</w:t>
+        <w:t xml:space="preserve">После обновления типовой конфигурации КА обработка работает (сделана в расширении).</w:t>
       </w:r>
     </w:p>
     <w:p>
@@ -6458,7 +6458,7 @@
         </w:numPr>
       </w:pPr>
       <w:r>
-        <w:t xml:space="preserve">Версию конфигурации ЗУП и платформы.</w:t>
+        <w:t xml:space="preserve">Версию конфигурации 1С:Комплексная автоматизация (например, 2.5.x) и версию платформы.</w:t>
       </w:r>
     </w:p>
     <w:p>

--- a/ТЗ_1С_автоначисление_скаутов_Fansy.docx
+++ b/ТЗ_1С_автоначисление_скаутов_Fansy.docx
@@ -31,7 +31,7 @@
         <w:t xml:space="preserve">Конфигурация:</w:t>
       </w:r>
       <w:r>
-        <w:t xml:space="preserve"> 1С:Комплексная автоматизация 2 (КА). Все начисления, кадровые документы и ведомости ведутся в КА, в разделе «Зарплата и кадры». Отдельной базы ЗУП нет</w:t>
+        <w:t xml:space="preserve"> 1С:Комплексная автоматизация 2 (КА). Все начисления, кадровые документы и ведомости ведутся в КА, в разделе «Зарплата и кадры».</w:t>
       </w:r>
     </w:p>
     <w:p>
